--- a/Arquitectura de Sistemas Computacionales/Kit docente/Clase 6/Guion Docente Clase 6 - Seguridad en la nube.docx
+++ b/Arquitectura de Sistemas Computacionales/Kit docente/Clase 6/Guion Docente Clase 6 - Seguridad en la nube.docx
@@ -248,7 +248,7 @@
           <w:color w:val="1A1C1D"/>
           <w:sz w:val="32"/>
         </w:rPr>
-        <w:t>Seguridad como propiedad del diseno: la triada CIA - diapositiva 12</w:t>
+        <w:t>Apoyo por diapositiva</w:t>
       </w:r>
     </w:p>
     <w:p>
@@ -258,260 +258,368 @@
           <w:color w:val="4A4A49"/>
           <w:sz w:val="22"/>
         </w:rPr>
-        <w:t>Seguridad no es un componente que se agrega al final ni una casilla que se marca poniendo un firewall: es una propiedad del diseno que se gana o se pierde en cada decision arquitectonica. Asegurar un sistema es preservar tres propiedades, la triada CIA: confidencialidad (solo quien debe ver un dato lo ve), integridad (nadie lo modifica sin autorizacion) y disponibilidad (el sistema responde cuando se lo necesita). La justificacion es economica: un control disenado antes de escribir codigo cuesta una reunion; agregado despues de una fuga cuesta reescritura, notificacion a los usuarios y perdida de confianza. La primera pregunta del estudiante sera «no es el proveedor de nube el que ya se encarga de la seguridad?», y la respuesta sale del modelo de responsabilidad compartida de la Clase 2: el proveedor asegura la nube (hardware, hipervisor, red fisica) y quien construye CloudLite asegura lo que pone DENTRO de ella (identidades, permisos, configuracion, codigo y datos). Casi todos los incidentes reales ocurren del lado del cliente.</w:t>
+        <w:t xml:space="preserve">Todo lo que hay que decir </w:t>
       </w:r>
-    </w:p>
-    <w:p>
-      <w:pPr>
-        <w:spacing w:before="200" w:after="60"/>
-      </w:pPr>
       <w:r>
         <w:rPr>
           <w:b/>
-          <w:color w:val="1A1C1D"/>
-          <w:sz w:val="32"/>
+          <w:color w:val="4A4A49"/>
+          <w:sz w:val="22"/>
         </w:rPr>
-        <w:t>Modelar amenazas: las cuatro preguntas y el vocabulario - diapositiva 4</w:t>
+        <w:t>esta proyectado</w:t>
       </w:r>
-    </w:p>
-    <w:p>
       <w:r>
         <w:rPr>
           <w:b w:val="0"/>
           <w:color w:val="4A4A49"/>
           <w:sz w:val="22"/>
         </w:rPr>
-        <w:t>Modelar amenazas es responder en orden cuatro preguntas: que estamos construyendo, que puede salir mal, que hacemos al respecto y si lo hicimos bien. Hace falta vocabulario preciso, porque el estudiante usa estas palabras como sinonimos. Un activo es algo que vale la pena proteger: los datos personales de los usuarios de CloudLite, el token de administrador, la disponibilidad de la API. Una amenaza es el evento indeseado: que un tercero lea la tabla de usuarios. Una vulnerabilidad es la debilidad que lo hace posible: la base de datos acepta conexiones desde internet. Un control reduce probabilidad o impacto: mover esa base a una zona privada. Y la superficie de ataque son los puntos por donde alguien externo puede interactuar con el sistema: cada endpoint publico, cada puerto publicado del contenedor, cada formulario, cada dependencia de terceros. Reducir superficie es el control mas barato que existe: lo que no esta expuesto no se puede atacar.</w:t>
+        <w:t>. Esta seccion dice que subrayar en cada lamina, no repite su contenido.</w:t>
       </w:r>
     </w:p>
     <w:p>
-      <w:pPr>
-        <w:spacing w:before="200" w:after="60"/>
-      </w:pPr>
       <w:r>
         <w:rPr>
           <w:b/>
-          <w:color w:val="1A1C1D"/>
-          <w:sz w:val="32"/>
+          <w:color w:val="4A4A49"/>
+          <w:sz w:val="22"/>
         </w:rPr>
-        <w:t>STRIDE: seis categorias, cada una niega una propiedad - diapositiva 4</w:t>
+        <w:t>[Slide 10] Seguridad como propiedad del diseno: la triada CIA</w:t>
       </w:r>
-    </w:p>
-    <w:p>
       <w:r>
         <w:rPr>
           <w:b w:val="0"/>
           <w:color w:val="4A4A49"/>
           <w:sz w:val="22"/>
         </w:rPr>
-        <w:t>STRIDE es una lista de verificacion de seis categorias, y deja de ser memoria pura cuando se ve que cada una niega una propiedad deseable. Spoofing es hacerse pasar por otro y niega la autenticacion. Tampering modifica datos sin autorizacion y niega la integridad. Repudiation es negar una accion cuando no hay evidencia que lo contradiga, y niega el no repudio, que se consigue con registros de auditoria. Information disclosure expone datos a quien no debe verlos y niega la confidencialidad. Denial of service agota un recurso hasta que el sistema deja de responder y niega la disponibilidad. Elevation of privilege obtiene mas permisos de los asignados y niega la autorizacion. De ahi sale la distincion que mas se confunde: autenticacion es demostrar quien eres, autorizacion es determinar que puedes hacer una vez identificado. Un sistema puede autenticar impecablemente y seguir siendo inseguro si despues no verifica permisos.</w:t>
+        <w:t xml:space="preserve"> — 6 vinetas.</w:t>
       </w:r>
     </w:p>
     <w:p>
-      <w:pPr>
-        <w:spacing w:before="200" w:after="60"/>
-      </w:pPr>
       <w:r>
         <w:rPr>
           <w:b/>
-          <w:color w:val="1A1C1D"/>
-          <w:sz w:val="32"/>
+          <w:color w:val="4A4A49"/>
+          <w:sz w:val="22"/>
         </w:rPr>
-        <w:t>Los controles gratuitos, en tres familias - diapositiva 5</w:t>
+        <w:t>[Slide 11] Modelar amenazas: las cuatro preguntas y el vocabulario</w:t>
       </w:r>
-    </w:p>
-    <w:p>
       <w:r>
         <w:rPr>
           <w:b w:val="0"/>
           <w:color w:val="4A4A49"/>
           <w:sz w:val="22"/>
         </w:rPr>
-        <w:t>Los controles que el estudiante puede citar sin pagar nada se ordenan en tres familias. Identidad: autenticacion con token y autorizacion por rol con minimo privilegio, que se abre aparte en la diapositiva 6 porque la rubrica lo califica por separado. Red: publicar solo el punto de entrada y dejar la base de datos sin acceso desde internet, que es el diagrama de la Clase 7. Aplicacion: validar toda entrada en el servidor y limitar la tasa de peticiones. Aparece la segunda pregunta previsible: «si ya valido en el formulario, para que validar otra vez en la API?». El cliente esta bajo control del atacante: cualquiera llama la API con curl y se salta el formulario, asi que la validacion del navegador es experiencia de usuario y la del servidor es seguridad. El limite de tasa, del orden de decenas o cientos de peticiones por minuto por identidad o por IP, mitiga la denegacion de servicio y los intentos de adivinar contrasenas; el numero exacto es decision de diseno, no estandar.</w:t>
+        <w:t xml:space="preserve"> — 8 vinetas.</w:t>
       </w:r>
     </w:p>
     <w:p>
-      <w:pPr>
-        <w:spacing w:before="200" w:after="60"/>
-      </w:pPr>
       <w:r>
         <w:rPr>
           <w:b/>
-          <w:color w:val="1A1C1D"/>
-          <w:sz w:val="32"/>
+          <w:color w:val="4A4A49"/>
+          <w:sz w:val="22"/>
         </w:rPr>
-        <w:t>Menor privilegio: la resta que hay que poder nombrar - diapositiva 6</w:t>
+        <w:t>[Slide 12] STRIDE: seis categorias, cada una niega una propiedad (1/2)</w:t>
       </w:r>
-    </w:p>
-    <w:p>
       <w:r>
         <w:rPr>
           <w:b w:val="0"/>
           <w:color w:val="4A4A49"/>
           <w:sz w:val="22"/>
         </w:rPr>
-        <w:t>El menor privilegio vale 1.25 puntos de la pregunta 2 y se pierde casi siempre por la misma razon: el estudiante lo define bien y no lo aplica. La rubrica pide las dos mitades y las pesa igual, asi que hay que instalar la idea de que menor privilegio no es una definicion sino una RESTA: se nombra un componente concreto y se dice que deja de poder hacer al aplicarlo. Si la respuesta no tiene un verbo en negativo, no esta aplicado. El ejemplo que conviene proyectar es el de la diapositiva 6, resuelto sobre el diagrama de turnos que ya se uso en la Clase 4: la API de turnos no se conecta a la base como duena de la base, sino con un rol propio al que se le conceden exactamente las operaciones de lectura, insercion y actualizacion sobre sus tablas. Ese rol no puede borrar filas, no puede alterar la estructura y no puede leer ningun otro esquema de la misma instancia. La razon por la que esto importa, y es la frase que hay que decir en voz alta, es que el privilegio se hereda: si manana aparece una inyeccion de SQL en la API, el atacante trabaja con los permisos de ese rol y no con los del duenio de la base, de modo que puede hacer dano pero no puede borrar el rastro de haberlo hecho ni tumbar el esquema completo. Menor privilegio no evita el ataque, acota el dano; decirlo asi evita la objecion de «entonces igual me atacan». Conviene ademas dar la version de la que casi nadie se acuerda: el principio aplica a personas igual que a servicios, y en un proyecto de un semestre el caso mas cercano es que no todo integrante del equipo necesita permiso de administracion en el repositorio.</w:t>
+        <w:t xml:space="preserve"> — 5 vinetas.</w:t>
       </w:r>
     </w:p>
     <w:p>
-      <w:pPr>
-        <w:spacing w:before="200" w:after="60"/>
-      </w:pPr>
       <w:r>
         <w:rPr>
           <w:b/>
-          <w:color w:val="1A1C1D"/>
-          <w:sz w:val="32"/>
+          <w:color w:val="4A4A49"/>
+          <w:sz w:val="22"/>
         </w:rPr>
-        <w:t>Gestion de secretos: el error mas repetido y el mas facil de verificar - diapositiva 7</w:t>
+        <w:t>[Slide 13] STRIDE: seis categorias, cada una niega una propiedad (2/2)</w:t>
       </w:r>
-    </w:p>
-    <w:p>
       <w:r>
         <w:rPr>
           <w:b w:val="0"/>
           <w:color w:val="4A4A49"/>
           <w:sz w:val="22"/>
         </w:rPr>
-        <w:t>La gestion de secretos es el error que mas se repite y el mas facil de verificar. Un secreto es cualquier valor que otorga acceso: contrasena de base de datos, llave de API, token de despliegue. Regla sin excepciones: no va en el codigo, ni en el Dockerfile, ni en el repositorio. Dos razones tecnicas hay que saber explicar. Una imagen de contenedor esta hecha de capas y cualquiera que la tenga puede extraer los archivos de cada capa: borrar el archivo en un paso posterior no lo elimina, solo lo oculta. Es exactamente lo que se proyecta en la diapositiva 10: el historial de la imagen lista la capa que fijo la llave, y el borrado posterior aparece como UNA CAPA MAS, no como una eliminacion. Y Git guarda historia: si la llave se subio en un commit y se borro en el siguiente, sigue en el repositorio y en cada clon, y un buscador automatizado la encuentra en minutos. Un secreto filtrado no se arregla borrandolo: se rota, es decir se genera uno nuevo y se invalida el anterior. Con herramientas gratis, el valor real vive en los secretos del repositorio y se inyecta como variable de entorno en ejecucion, versionando solo un archivo de ejemplo con los nombres de las variables. Esto se materializa en la Clase 8.</w:t>
+        <w:t xml:space="preserve"> — 4 vinetas.</w:t>
       </w:r>
     </w:p>
     <w:p>
-      <w:pPr>
-        <w:spacing w:before="200" w:after="60"/>
-      </w:pPr>
       <w:r>
         <w:rPr>
           <w:b/>
-          <w:color w:val="1A1C1D"/>
-          <w:sz w:val="32"/>
+          <w:color w:val="4A4A49"/>
+          <w:sz w:val="22"/>
         </w:rPr>
-        <w:t>La politica en cuatro respuestas: quien rota, cada cuanto y que se hace ante una filtracion - diapositiva 7</w:t>
+        <w:t>[Slide 14] Los controles gratuitos, en tres familias</w:t>
       </w:r>
-    </w:p>
-    <w:p>
       <w:r>
         <w:rPr>
           <w:b w:val="0"/>
           <w:color w:val="4A4A49"/>
           <w:sz w:val="22"/>
         </w:rPr>
-        <w:t>La politica de secretos vale 7.5 puntos repartidos en cuatro respuestas de 1.5 mas el procedimiento ante filtracion, tambien de 1.5. Conviene recorrer la diapositiva 7 renglon por renglon, porque el estudiante que solo escucho «no los pongas en el Dockerfile» responde una de las cinco y pierde las otras cuatro. Donde viven: en los secretos del repositorio y en las variables de entorno del servicio en ejecucion; en local, en un archivo de entorno que esta en el .gitignore Y en el .dockerignore, del que se versiona solo una copia de ejemplo con los NOMBRES de las variables y ningun valor. Esa distincion entre el nombre de un secreto, que es publico, y su valor, que no lo es, es la senal de que el estudiante entendio el tema. Quien los rota: un responsable con rol, escrito en el README. «Se rotan automaticamente» no responde la pregunta, porque alguien tiene que responder por que la rotacion ocurra aunque la ejecucion sea automatica; si el proyecto es individual el responsable es el mismo estudiante como duenio del repositorio, y eso es una respuesta correcta. Con que frecuencia: un numero o un evento del calendario. En un proyecto de un semestre lo defendible es rotar al cierre de cada corte y en la entrega final, mas una rotacion inmediata si el secreto aparece donde no debia. «Periodicamente» no es una frecuencia. Que esta prohibido: el Dockerfile, el README, el YAML en claro, y tambien imprimir el secreto en el registro del pipeline «para verificar que llego», que es la forma mas comun de filtrar una clave y se hace con buena intencion; la alternativa es verificar la longitud del valor, no el valor. Y el cierre, que es el criterio que mas se falla: ante una filtracion el primer paso es ROTAR la credencial, no borrar el commit. El orden hay que justificarlo y no solo enunciarlo: el historial ya salio del equipo y esta en cada clon, asi que limpiar el repositorio no invalida la llave; lo unico que la invalida es generar una nueva. Limpiar el historial es el segundo paso, y sirve para que la llave vieja no quede a la vista, no para desactivarla.</w:t>
+        <w:t xml:space="preserve"> — 7 vinetas.</w:t>
       </w:r>
     </w:p>
     <w:p>
-      <w:pPr>
-        <w:spacing w:before="200" w:after="60"/>
-      </w:pPr>
       <w:r>
         <w:rPr>
           <w:b/>
-          <w:color w:val="1A1C1D"/>
-          <w:sz w:val="32"/>
+          <w:color w:val="4A4A49"/>
+          <w:sz w:val="22"/>
         </w:rPr>
-        <w:t>Primer ejemplo: autenticacion con token en CloudLite - diapositiva 8</w:t>
+        <w:t>[Slide 15] Menor privilegio: la resta que hay que poder nombrar (1/2)</w:t>
       </w:r>
-    </w:p>
-    <w:p>
       <w:r>
         <w:rPr>
           <w:b w:val="0"/>
           <w:color w:val="4A4A49"/>
           <w:sz w:val="22"/>
         </w:rPr>
-        <w:t>Primer ejemplo concreto. En CloudLite el usuario final se autentica contra la API y recibe un token, una cadena firmada que acompana cada peticion posterior para no volver a pedir la contrasena. Amenaza de spoofing: alguien copia ese token de un archivo de registro y actua como ese usuario. Controles: HTTPS en todo el trayecto, el token en el encabezado de autorizacion y nunca en la URL, y vida corta. La convencion de industria es un token de acceso de 15 a 60 minutos con un refresco de dias; no es regla dura, es un balance entre comodidad y ventana de dano. Evidencia: la caja Auth del C4 Containers de la Clase 4 y la flecha etiquetada HTTPS. Segunda fila, tampering: un usuario ya autenticado invoca el endpoint que cambia el estado de un registro que no le pertenece. El control no es autenticacion, que ya paso, sino autorizacion a nivel de objeto: antes de escribir, el servidor verifica que el registro pertenezca a quien lo pide.</w:t>
+        <w:t xml:space="preserve"> — 5 vinetas.</w:t>
       </w:r>
     </w:p>
     <w:p>
       <w:pPr>
-        <w:spacing w:before="200" w:after="60"/>
+        <w:pStyle w:val="ListBullet2"/>
       </w:pPr>
-      <w:r>
-        <w:rPr>
-          <w:b/>
-          <w:color w:val="1A1C1D"/>
-          <w:sz w:val="32"/>
-        </w:rPr>
-        <w:t>Segundo ejemplo: PII y las tres amenazas de identidad - diapositiva 9</w:t>
-      </w:r>
-    </w:p>
-    <w:p>
       <w:r>
         <w:rPr>
           <w:b w:val="0"/>
           <w:color w:val="4A4A49"/>
           <w:sz w:val="22"/>
         </w:rPr>
-        <w:t>Segundo ejemplo concreto. CloudLite guarda datos personales, lo que se llama PII: informacion que identifica a una persona (nombre, correo, telefono, documento). Tres amenazas de information disclosure aparecen casi siempre. La respuesta que devuelve mas de lo necesario: el endpoint de perfil serializa la fila completa e incluye el hash de la contrasena o el correo de otros usuarios; el control es declarar que campos salen. El mensaje de error que revela informacion: «ese correo no existe» permite enumerar cuentas validas, mientras «credenciales invalidas» no dice nada. Y el dato en reposo sin proteger: las contrasenas no se guardan, se guarda su hash con una funcion lenta a proposito, como bcrypt o Argon2, para que probar millones de combinaciones sea costoso. Hay que separar cifrado en transito (TLS, protege el dato mientras viaja) de cifrado en reposo (protege el archivo si alguien obtiene una copia): el informe debe decir cual aplica donde.</w:t>
+        <w:t>Conviene ademas dar la version de la que casi nadie se acuerda: el principio aplica a personas igual que a servicios, y en un proyecto de un semestre el caso mas cercano es que no todo integrante del equipo necesita permiso de administracion en el repositorio.</w:t>
       </w:r>
     </w:p>
     <w:p>
-      <w:pPr>
-        <w:spacing w:before="200" w:after="60"/>
-      </w:pPr>
       <w:r>
         <w:rPr>
           <w:b/>
-          <w:color w:val="1A1C1D"/>
-          <w:sz w:val="32"/>
+          <w:color w:val="4A4A49"/>
+          <w:sz w:val="22"/>
         </w:rPr>
-        <w:t>El entregable: tres columnas, y la tercera es una caja o una flecha - diapositiva 9</w:t>
+        <w:t>[Slide 16] Menor privilegio: la resta que hay que poder nombrar (2/2)</w:t>
       </w:r>
-    </w:p>
-    <w:p>
       <w:r>
         <w:rPr>
           <w:b w:val="0"/>
           <w:color w:val="4A4A49"/>
           <w:sz w:val="22"/>
         </w:rPr>
-        <w:t>El entregable de la pregunta 2 exige TRES columnas por fila, y los nombres son los de la diapositiva 9: amenaza, control y «donde se ve (caja o flecha)». Conviene decirlo con esos nombres porque la tercera reparte 2.5 de los 8.75 puntos y es la que se responde mal: solo admite el nombre de una CAJA o de una FLECHA del C4 Containers o del Despliegue, escrito igual que en el diagrama. Un nombre de archivo no cuenta, aunque el archivo exista y aunque sea el archivo correcto: «.dockerignore» o «el contrato del endpoint» no son piezas del diagrama, y por eso no cierran la fila. La idea de fondo es que un control es verificable cuando otra persona puede senalar la pieza y decir si el control esta o no esta, sin discutir: «usamos buenas practicas» no se puede senalar; «la flecha App web -&gt; API de turnos lleva HTTPS y el identificador se toma del token» si. Tercera pregunta previsible: «cuantas amenazas hay que poner?». Cinco bien desarrolladas valen mas que veinte genericas copiadas de internet: se califica especificidad, no cantidad. La Clase 5 cerro con el Parcial 1 el bloque de arquitectura y esta clase abre el de operacion. Las fronteras de confianza que hoy se nombran en texto se dibujan como zonas publica, privada y de datos en la Clase 7; la politica de secretos se ejecuta en el pipeline de la Clase 8, donde la denegacion de servicio se vuelve una senal medible; y todo el bloque se evalua en el Parcial 2 de la Clase 9.</w:t>
+        <w:t xml:space="preserve"> — 4 vinetas.</w:t>
       </w:r>
     </w:p>
     <w:p>
-      <w:pPr>
-        <w:spacing w:before="200" w:after="60"/>
-      </w:pPr>
       <w:r>
         <w:rPr>
           <w:b/>
-          <w:color w:val="1A1C1D"/>
-          <w:sz w:val="32"/>
+          <w:color w:val="4A4A49"/>
+          <w:sz w:val="22"/>
         </w:rPr>
-        <w:t>Preguntas frecuentes del grupo - diapositiva 4</w:t>
+        <w:t>[Slide 17] Gestion de secretos: el error mas repetido y el mas facil de verificar (1/2)</w:t>
       </w:r>
-    </w:p>
-    <w:p>
       <w:r>
         <w:rPr>
           <w:b w:val="0"/>
           <w:color w:val="4A4A49"/>
           <w:sz w:val="22"/>
         </w:rPr>
-        <w:t>Estas aparecen todos los semestres, y las cuatro se responden con material que ya esta proyectado. «Si trabajo solo, quien rota los secretos?» El mismo estudiante, y es una respuesta valida: lo que se califica es que exista un responsable escrito, no que sea otra persona. La forma correcta es nombrar el rol, el duenio del repositorio, y dejarlo en el README para que la politica siga en pie cuando el proyecto pase a dos manos. «Cada cuanto es cada cuanto?» Hace falta un numero o un evento del calendario; en un semestre lo realista es atarlo al cierre de cada corte, mas una rotacion inmediata si el secreto aparece en un registro, en una captura de pantalla o en el chat del grupo. «Y si mi sistema no tiene base de datos propia, sobre que aplico menor privilegio?» Sobre cualquier componente que reciba permisos: la llave del servicio de correo que solo puede enviar y no leer la bandeja, el token de despliegue que alcanza un solo repositorio, o el permiso de administracion del repositorio que no necesita todo el equipo. «Puedo repetir una letra de STRIDE?» Si, y suele pasar con la fuga de informacion: dos amenazas de la misma letra son dos amenazas distintas si el camino y el control son distintos. Lo que se descuenta es la misma amenaza escrita dos veces con otras palabras.</w:t>
+        <w:t xml:space="preserve"> — 6 vinetas.</w:t>
       </w:r>
     </w:p>
     <w:p>
-      <w:pPr>
-        <w:spacing w:before="200" w:after="60"/>
-      </w:pPr>
       <w:r>
         <w:rPr>
           <w:b/>
-          <w:color w:val="1A1C1D"/>
-          <w:sz w:val="32"/>
+          <w:color w:val="4A4A49"/>
+          <w:sz w:val="22"/>
         </w:rPr>
-        <w:t>Errores tipicos del docente que no domina el tema</w:t>
+        <w:t>[Slide 18] Gestion de secretos: el error mas repetido y el mas facil de verificar (2/2)</w:t>
       </w:r>
-    </w:p>
-    <w:p>
       <w:r>
         <w:rPr>
           <w:b w:val="0"/>
           <w:color w:val="4A4A49"/>
           <w:sz w:val="22"/>
         </w:rPr>
-        <w:t>Error tipico del docente que no domina el tema: convertir la clase en una diapositiva generica de buenas practicas («usen contrasenas fuertes, actualicen sus sistemas») en lugar de recorrer amenaza, control y donde se ve sobre el dominio real de cada estudiante. La consecuencia aguas abajo es inmediata: la seccion de seguridad queda como relleno intercambiable entre proyectos y, en la sustentacion de la Clase 15, el estudiante no puede senalar en su propio diagrama donde vive un solo control porque nunca los ubico. El segundo tropiezo es aceptar controles no verificables, del tipo «ciframos todo» o «tenemos un firewall», sin preguntar que dato, en que momento y donde se ve. Si eso pasa hoy, el diagrama de la Clase 7 nace sin distinguir zona publica de privada, el pipeline de la Clase 8 termina con la contrasena de la base de datos escrita en el YAML, y el estudiante llega al Parcial 2 repitiendo definiciones de memoria sin poder aplicarlas a un caso. El tercero es mas silencioso y cuesta 4.5 puntos: dar la politica de secretos por explicada cuando solo se dijo donde viven. La pregunta 3 califica cuatro respuestas y un procedimiento, asi que hay que proyectar la diapositiva 7 completa y decir en voz alta quien rota, cada cuanto, que esta prohibido y cual es el primer paso ante una filtracion. Si el docente no dice «primero se rota, despues se limpia», la mitad del grupo entrega «borro el commit» y pierde ese punto y medio.</w:t>
+        <w:t xml:space="preserve"> — 4 vinetas.</w:t>
+      </w:r>
+    </w:p>
+    <w:p>
+      <w:r>
+        <w:rPr>
+          <w:b/>
+          <w:color w:val="4A4A49"/>
+          <w:sz w:val="22"/>
+        </w:rPr>
+        <w:t>[Slide 19] La politica en cuatro respuestas: quien rota, cada cuanto y que se hace ante una filtracion (1/2)</w:t>
+      </w:r>
+      <w:r>
+        <w:rPr>
+          <w:b w:val="0"/>
+          <w:color w:val="4A4A49"/>
+          <w:sz w:val="22"/>
+        </w:rPr>
+        <w:t xml:space="preserve"> — 8 vinetas.</w:t>
+      </w:r>
+    </w:p>
+    <w:p>
+      <w:pPr>
+        <w:pStyle w:val="ListBullet2"/>
+      </w:pPr>
+      <w:r>
+        <w:rPr>
+          <w:b w:val="0"/>
+          <w:color w:val="4A4A49"/>
+          <w:sz w:val="22"/>
+        </w:rPr>
+        <w:t>Conviene recorrer renglon por renglon, porque el estudiante que solo escucho «no los pongas en el Dockerfile» responde una de las cinco y pierde las otras cuatro.</w:t>
+      </w:r>
+    </w:p>
+    <w:p>
+      <w:r>
+        <w:rPr>
+          <w:b/>
+          <w:color w:val="4A4A49"/>
+          <w:sz w:val="22"/>
+        </w:rPr>
+        <w:t>[Slide 20] La politica en cuatro respuestas: quien rota, cada cuanto y que se hace ante una filtracion (2/2)</w:t>
+      </w:r>
+      <w:r>
+        <w:rPr>
+          <w:b w:val="0"/>
+          <w:color w:val="4A4A49"/>
+          <w:sz w:val="22"/>
+        </w:rPr>
+        <w:t xml:space="preserve"> — 7 vinetas.</w:t>
+      </w:r>
+    </w:p>
+    <w:p>
+      <w:r>
+        <w:rPr>
+          <w:b/>
+          <w:color w:val="4A4A49"/>
+          <w:sz w:val="22"/>
+        </w:rPr>
+        <w:t>[Slide 21] Primer ejemplo: autenticacion con token en CloudLite</w:t>
+      </w:r>
+      <w:r>
+        <w:rPr>
+          <w:b w:val="0"/>
+          <w:color w:val="4A4A49"/>
+          <w:sz w:val="22"/>
+        </w:rPr>
+        <w:t xml:space="preserve"> — 8 vinetas.</w:t>
+      </w:r>
+    </w:p>
+    <w:p>
+      <w:r>
+        <w:rPr>
+          <w:b/>
+          <w:color w:val="4A4A49"/>
+          <w:sz w:val="22"/>
+        </w:rPr>
+        <w:t>[Slide 22] Segundo ejemplo: PII y las tres amenazas de identidad</w:t>
+      </w:r>
+      <w:r>
+        <w:rPr>
+          <w:b w:val="0"/>
+          <w:color w:val="4A4A49"/>
+          <w:sz w:val="22"/>
+        </w:rPr>
+        <w:t xml:space="preserve"> — 7 vinetas.</w:t>
+      </w:r>
+    </w:p>
+    <w:p>
+      <w:r>
+        <w:rPr>
+          <w:b/>
+          <w:color w:val="4A4A49"/>
+          <w:sz w:val="22"/>
+        </w:rPr>
+        <w:t>[Slide 23] El entregable: tres columnas, y la tercera es una caja o una flecha (1/2)</w:t>
+      </w:r>
+      <w:r>
+        <w:rPr>
+          <w:b w:val="0"/>
+          <w:color w:val="4A4A49"/>
+          <w:sz w:val="22"/>
+        </w:rPr>
+        <w:t xml:space="preserve"> — 4 vinetas.</w:t>
+      </w:r>
+    </w:p>
+    <w:p>
+      <w:pPr>
+        <w:pStyle w:val="ListBullet2"/>
+      </w:pPr>
+      <w:r>
+        <w:rPr>
+          <w:b w:val="0"/>
+          <w:color w:val="4A4A49"/>
+          <w:sz w:val="22"/>
+        </w:rPr>
+        <w:t>Conviene decirlo con esos nombres porque la tercera reparte 2.5 de los 8.75 puntos y es la que se responde mal: solo admite el nombre de una CAJA o de una FLECHA del C4 Containers o del Despliegue, escrito igual que en el diagrama.</w:t>
+      </w:r>
+    </w:p>
+    <w:p>
+      <w:r>
+        <w:rPr>
+          <w:b/>
+          <w:color w:val="4A4A49"/>
+          <w:sz w:val="22"/>
+        </w:rPr>
+        <w:t>[Slide 24] El entregable: tres columnas, y la tercera es una caja o una flecha (2/2)</w:t>
+      </w:r>
+      <w:r>
+        <w:rPr>
+          <w:b w:val="0"/>
+          <w:color w:val="4A4A49"/>
+          <w:sz w:val="22"/>
+        </w:rPr>
+        <w:t xml:space="preserve"> — 5 vinetas.</w:t>
+      </w:r>
+    </w:p>
+    <w:p>
+      <w:r>
+        <w:rPr>
+          <w:b/>
+          <w:color w:val="4A4A49"/>
+          <w:sz w:val="22"/>
+        </w:rPr>
+        <w:t>[Slide 25] Preguntas frecuentes del grupo (1/2)</w:t>
+      </w:r>
+      <w:r>
+        <w:rPr>
+          <w:b w:val="0"/>
+          <w:color w:val="4A4A49"/>
+          <w:sz w:val="22"/>
+        </w:rPr>
+        <w:t xml:space="preserve"> — 4 vinetas.</w:t>
+      </w:r>
+    </w:p>
+    <w:p>
+      <w:r>
+        <w:rPr>
+          <w:b/>
+          <w:color w:val="4A4A49"/>
+          <w:sz w:val="22"/>
+        </w:rPr>
+        <w:t>[Slide 26] Preguntas frecuentes del grupo (2/2)</w:t>
+      </w:r>
+      <w:r>
+        <w:rPr>
+          <w:b w:val="0"/>
+          <w:color w:val="4A4A49"/>
+          <w:sz w:val="22"/>
+        </w:rPr>
+        <w:t xml:space="preserve"> — 4 vinetas.</w:t>
       </w:r>
     </w:p>
     <w:p>
@@ -691,6 +799,227 @@
           <w:color w:val="4A4A49"/>
           <w:sz w:val="22"/>
         </w:rPr>
+        <w:t>Seguridad como propiedad del diseno: la triada CIA</w:t>
+      </w:r>
+    </w:p>
+    <w:p>
+      <w:pPr>
+        <w:pStyle w:val="ListNumber"/>
+      </w:pPr>
+      <w:r>
+        <w:rPr>
+          <w:b w:val="0"/>
+          <w:color w:val="4A4A49"/>
+          <w:sz w:val="22"/>
+        </w:rPr>
+        <w:t>Modelar amenazas: las cuatro preguntas y el vocabulario</w:t>
+      </w:r>
+    </w:p>
+    <w:p>
+      <w:pPr>
+        <w:pStyle w:val="ListNumber"/>
+      </w:pPr>
+      <w:r>
+        <w:rPr>
+          <w:b w:val="0"/>
+          <w:color w:val="4A4A49"/>
+          <w:sz w:val="22"/>
+        </w:rPr>
+        <w:t>STRIDE: seis categorias, cada una niega una propiedad (1/2)</w:t>
+      </w:r>
+    </w:p>
+    <w:p>
+      <w:pPr>
+        <w:pStyle w:val="ListNumber"/>
+      </w:pPr>
+      <w:r>
+        <w:rPr>
+          <w:b w:val="0"/>
+          <w:color w:val="4A4A49"/>
+          <w:sz w:val="22"/>
+        </w:rPr>
+        <w:t>STRIDE: seis categorias, cada una niega una propiedad (2/2)</w:t>
+      </w:r>
+    </w:p>
+    <w:p>
+      <w:pPr>
+        <w:pStyle w:val="ListNumber"/>
+      </w:pPr>
+      <w:r>
+        <w:rPr>
+          <w:b w:val="0"/>
+          <w:color w:val="4A4A49"/>
+          <w:sz w:val="22"/>
+        </w:rPr>
+        <w:t>Los controles gratuitos, en tres familias</w:t>
+      </w:r>
+    </w:p>
+    <w:p>
+      <w:pPr>
+        <w:pStyle w:val="ListNumber"/>
+      </w:pPr>
+      <w:r>
+        <w:rPr>
+          <w:b w:val="0"/>
+          <w:color w:val="4A4A49"/>
+          <w:sz w:val="22"/>
+        </w:rPr>
+        <w:t>Menor privilegio: la resta que hay que poder nombrar (1/2)</w:t>
+      </w:r>
+    </w:p>
+    <w:p>
+      <w:pPr>
+        <w:pStyle w:val="ListNumber"/>
+      </w:pPr>
+      <w:r>
+        <w:rPr>
+          <w:b w:val="0"/>
+          <w:color w:val="4A4A49"/>
+          <w:sz w:val="22"/>
+        </w:rPr>
+        <w:t>Menor privilegio: la resta que hay que poder nombrar (2/2)</w:t>
+      </w:r>
+    </w:p>
+    <w:p>
+      <w:pPr>
+        <w:pStyle w:val="ListNumber"/>
+      </w:pPr>
+      <w:r>
+        <w:rPr>
+          <w:b w:val="0"/>
+          <w:color w:val="4A4A49"/>
+          <w:sz w:val="22"/>
+        </w:rPr>
+        <w:t>Gestion de secretos: el error mas repetido y el mas facil de verificar (1/2)</w:t>
+      </w:r>
+    </w:p>
+    <w:p>
+      <w:pPr>
+        <w:pStyle w:val="ListNumber"/>
+      </w:pPr>
+      <w:r>
+        <w:rPr>
+          <w:b w:val="0"/>
+          <w:color w:val="4A4A49"/>
+          <w:sz w:val="22"/>
+        </w:rPr>
+        <w:t>Gestion de secretos: el error mas repetido y el mas facil de verificar (2/2)</w:t>
+      </w:r>
+    </w:p>
+    <w:p>
+      <w:pPr>
+        <w:pStyle w:val="ListNumber"/>
+      </w:pPr>
+      <w:r>
+        <w:rPr>
+          <w:b w:val="0"/>
+          <w:color w:val="4A4A49"/>
+          <w:sz w:val="22"/>
+        </w:rPr>
+        <w:t>La politica en cuatro respuestas: quien rota, cada cuanto y que se hace ante una filtracion (1/2)</w:t>
+      </w:r>
+    </w:p>
+    <w:p>
+      <w:pPr>
+        <w:pStyle w:val="ListNumber"/>
+      </w:pPr>
+      <w:r>
+        <w:rPr>
+          <w:b w:val="0"/>
+          <w:color w:val="4A4A49"/>
+          <w:sz w:val="22"/>
+        </w:rPr>
+        <w:t>La politica en cuatro respuestas: quien rota, cada cuanto y que se hace ante una filtracion (2/2)</w:t>
+      </w:r>
+    </w:p>
+    <w:p>
+      <w:pPr>
+        <w:pStyle w:val="ListNumber"/>
+      </w:pPr>
+      <w:r>
+        <w:rPr>
+          <w:b w:val="0"/>
+          <w:color w:val="4A4A49"/>
+          <w:sz w:val="22"/>
+        </w:rPr>
+        <w:t>Primer ejemplo: autenticacion con token en CloudLite</w:t>
+      </w:r>
+    </w:p>
+    <w:p>
+      <w:pPr>
+        <w:pStyle w:val="ListNumber"/>
+      </w:pPr>
+      <w:r>
+        <w:rPr>
+          <w:b w:val="0"/>
+          <w:color w:val="4A4A49"/>
+          <w:sz w:val="22"/>
+        </w:rPr>
+        <w:t>Segundo ejemplo: PII y las tres amenazas de identidad</w:t>
+      </w:r>
+    </w:p>
+    <w:p>
+      <w:pPr>
+        <w:pStyle w:val="ListNumber"/>
+      </w:pPr>
+      <w:r>
+        <w:rPr>
+          <w:b w:val="0"/>
+          <w:color w:val="4A4A49"/>
+          <w:sz w:val="22"/>
+        </w:rPr>
+        <w:t>El entregable: tres columnas, y la tercera es una caja o una flecha (1/2)</w:t>
+      </w:r>
+    </w:p>
+    <w:p>
+      <w:pPr>
+        <w:pStyle w:val="ListNumber"/>
+      </w:pPr>
+      <w:r>
+        <w:rPr>
+          <w:b w:val="0"/>
+          <w:color w:val="4A4A49"/>
+          <w:sz w:val="22"/>
+        </w:rPr>
+        <w:t>El entregable: tres columnas, y la tercera es una caja o una flecha (2/2)</w:t>
+      </w:r>
+    </w:p>
+    <w:p>
+      <w:pPr>
+        <w:pStyle w:val="ListNumber"/>
+      </w:pPr>
+      <w:r>
+        <w:rPr>
+          <w:b w:val="0"/>
+          <w:color w:val="4A4A49"/>
+          <w:sz w:val="22"/>
+        </w:rPr>
+        <w:t>Preguntas frecuentes del grupo (1/2)</w:t>
+      </w:r>
+    </w:p>
+    <w:p>
+      <w:pPr>
+        <w:pStyle w:val="ListNumber"/>
+      </w:pPr>
+      <w:r>
+        <w:rPr>
+          <w:b w:val="0"/>
+          <w:color w:val="4A4A49"/>
+          <w:sz w:val="22"/>
+        </w:rPr>
+        <w:t>Preguntas frecuentes del grupo (2/2)</w:t>
+      </w:r>
+    </w:p>
+    <w:p>
+      <w:pPr>
+        <w:pStyle w:val="ListNumber"/>
+      </w:pPr>
+      <w:r>
+        <w:rPr>
+          <w:b w:val="0"/>
+          <w:color w:val="4A4A49"/>
+          <w:sz w:val="22"/>
+        </w:rPr>
         <w:t>El secreto en la imagen: por qué borrarlo no sirve</w:t>
       </w:r>
     </w:p>
@@ -782,7 +1111,7 @@
           <w:color w:val="1A1C1D"/>
           <w:sz w:val="32"/>
         </w:rPr>
-        <w:t>0–10 · Encuadre PI · [Slide 2][Slide 3][Slide 12]</w:t>
+        <w:t>0–10 · Encuadre PI · [Slide 2][Slide 3][Slide 29]</w:t>
       </w:r>
     </w:p>
     <w:p>
@@ -1078,7 +1407,7 @@
           <w:color w:val="1A1C1D"/>
           <w:sz w:val="32"/>
         </w:rPr>
-        <w:t>40–55 · Demo en vivo · [Slide 10]</w:t>
+        <w:t>40–55 · Demo en vivo · [Slide 27]</w:t>
       </w:r>
     </w:p>
     <w:p>
@@ -1324,7 +1653,7 @@
           <w:color w:val="1A1C1D"/>
           <w:sz w:val="32"/>
         </w:rPr>
-        <w:t>55–100 · Taller guiado PI (individual · equipos de 2–3 solo si tú los autorizaste) · [Slide 13]</w:t>
+        <w:t>55–100 · Taller guiado PI (individual · equipos de 2–3 solo si tú los autorizaste) · [Slide 30]</w:t>
       </w:r>
     </w:p>
     <w:p>
@@ -1465,7 +1794,7 @@
           <w:color w:val="1A1C1D"/>
           <w:sz w:val="32"/>
         </w:rPr>
-        <w:t>115–120 · Cierre · [Slide 15]</w:t>
+        <w:t>115–120 · Cierre · [Slide 32]</w:t>
       </w:r>
     </w:p>
     <w:p>

--- a/Arquitectura de Sistemas Computacionales/Kit docente/Clase 6/Guion Docente Clase 6 - Seguridad en la nube.docx
+++ b/Arquitectura de Sistemas Computacionales/Kit docente/Clase 6/Guion Docente Clase 6 - Seguridad en la nube.docx
@@ -284,7 +284,405 @@
           <w:color w:val="4A4A49"/>
           <w:sz w:val="22"/>
         </w:rPr>
-        <w:t>[Slide 10] Seguridad como propiedad del diseno: la triada CIA</w:t>
+        <w:t>[Slide 10] Seguridad como propiedad del diseno: la triada CIA (1/2)</w:t>
+      </w:r>
+      <w:r>
+        <w:rPr>
+          <w:b w:val="0"/>
+          <w:color w:val="4A4A49"/>
+          <w:sz w:val="22"/>
+        </w:rPr>
+        <w:t xml:space="preserve"> — 3 vinetas.</w:t>
+      </w:r>
+    </w:p>
+    <w:p>
+      <w:pPr>
+        <w:pStyle w:val="ListBullet2"/>
+      </w:pPr>
+      <w:r>
+        <w:rPr>
+          <w:b w:val="0"/>
+          <w:color w:val="4A4A49"/>
+          <w:sz w:val="22"/>
+        </w:rPr>
+        <w:t>Casi todos los incidentes reales ocurren del lado del cliente.</w:t>
+      </w:r>
+    </w:p>
+    <w:p>
+      <w:r>
+        <w:rPr>
+          <w:b/>
+          <w:color w:val="4A4A49"/>
+          <w:sz w:val="22"/>
+        </w:rPr>
+        <w:t>[Slide 11] Seguridad como propiedad del diseno: la triada CIA (2/2)</w:t>
+      </w:r>
+      <w:r>
+        <w:rPr>
+          <w:b w:val="0"/>
+          <w:color w:val="4A4A49"/>
+          <w:sz w:val="22"/>
+        </w:rPr>
+        <w:t xml:space="preserve"> — 2 vinetas.</w:t>
+      </w:r>
+    </w:p>
+    <w:p>
+      <w:r>
+        <w:rPr>
+          <w:b/>
+          <w:color w:val="4A4A49"/>
+          <w:sz w:val="22"/>
+        </w:rPr>
+        <w:t>[Slide 12] Modelar amenazas: las cuatro preguntas y el vocabulario (1/2)</w:t>
+      </w:r>
+      <w:r>
+        <w:rPr>
+          <w:b w:val="0"/>
+          <w:color w:val="4A4A49"/>
+          <w:sz w:val="22"/>
+        </w:rPr>
+        <w:t xml:space="preserve"> — 4 vinetas.</w:t>
+      </w:r>
+    </w:p>
+    <w:p>
+      <w:pPr>
+        <w:pStyle w:val="ListBullet2"/>
+      </w:pPr>
+      <w:r>
+        <w:rPr>
+          <w:b w:val="0"/>
+          <w:color w:val="4A4A49"/>
+          <w:sz w:val="22"/>
+        </w:rPr>
+        <w:t>Hace falta vocabulario preciso, porque el estudiante usa estas palabras como sinonimos.</w:t>
+      </w:r>
+    </w:p>
+    <w:p>
+      <w:r>
+        <w:rPr>
+          <w:b/>
+          <w:color w:val="4A4A49"/>
+          <w:sz w:val="22"/>
+        </w:rPr>
+        <w:t>[Slide 13] Modelar amenazas: las cuatro preguntas y el vocabulario (2/2)</w:t>
+      </w:r>
+      <w:r>
+        <w:rPr>
+          <w:b w:val="0"/>
+          <w:color w:val="4A4A49"/>
+          <w:sz w:val="22"/>
+        </w:rPr>
+        <w:t xml:space="preserve"> — 3 vinetas.</w:t>
+      </w:r>
+    </w:p>
+    <w:p>
+      <w:r>
+        <w:rPr>
+          <w:b/>
+          <w:color w:val="4A4A49"/>
+          <w:sz w:val="22"/>
+        </w:rPr>
+        <w:t>[Slide 14] STRIDE: seis categorias, cada una niega una propiedad</w:t>
+      </w:r>
+      <w:r>
+        <w:rPr>
+          <w:b w:val="0"/>
+          <w:color w:val="4A4A49"/>
+          <w:sz w:val="22"/>
+        </w:rPr>
+        <w:t xml:space="preserve"> — 4 vinetas.</w:t>
+      </w:r>
+    </w:p>
+    <w:p>
+      <w:pPr>
+        <w:pStyle w:val="ListBullet2"/>
+      </w:pPr>
+      <w:r>
+        <w:rPr>
+          <w:b w:val="0"/>
+          <w:color w:val="4A4A49"/>
+          <w:sz w:val="22"/>
+        </w:rPr>
+        <w:t>Tampering modifica datos sin autorizacion y niega la integridad.</w:t>
+      </w:r>
+    </w:p>
+    <w:p>
+      <w:pPr>
+        <w:pStyle w:val="ListBullet2"/>
+      </w:pPr>
+      <w:r>
+        <w:rPr>
+          <w:b w:val="0"/>
+          <w:color w:val="4A4A49"/>
+          <w:sz w:val="22"/>
+        </w:rPr>
+        <w:t>Denial of service agota un recurso hasta que el sistema deja de responder y niega la disponibilidad.</w:t>
+      </w:r>
+    </w:p>
+    <w:p>
+      <w:pPr>
+        <w:pStyle w:val="ListBullet2"/>
+      </w:pPr>
+      <w:r>
+        <w:rPr>
+          <w:b w:val="0"/>
+          <w:color w:val="4A4A49"/>
+          <w:sz w:val="22"/>
+        </w:rPr>
+        <w:t>Elevation of privilege obtiene mas permisos de los asignados y niega la autorizacion.</w:t>
+      </w:r>
+    </w:p>
+    <w:p>
+      <w:pPr>
+        <w:pStyle w:val="ListBullet2"/>
+      </w:pPr>
+      <w:r>
+        <w:rPr>
+          <w:b w:val="0"/>
+          <w:color w:val="4A4A49"/>
+          <w:sz w:val="22"/>
+        </w:rPr>
+        <w:t>De ahi sale la distincion que mas se confunde: autenticacion es demostrar quien eres, autorizacion es determinar que puedes hacer una vez identificado.</w:t>
+      </w:r>
+    </w:p>
+    <w:p>
+      <w:pPr>
+        <w:pStyle w:val="ListBullet2"/>
+      </w:pPr>
+      <w:r>
+        <w:rPr>
+          <w:b w:val="0"/>
+          <w:color w:val="4A4A49"/>
+          <w:sz w:val="22"/>
+        </w:rPr>
+        <w:t>Un sistema puede autenticar impecablemente y seguir siendo inseguro si despues no verifica permisos.</w:t>
+      </w:r>
+    </w:p>
+    <w:p>
+      <w:r>
+        <w:rPr>
+          <w:b/>
+          <w:color w:val="4A4A49"/>
+          <w:sz w:val="22"/>
+        </w:rPr>
+        <w:t>[Slide 15] Los controles gratuitos, en tres familias (1/2)</w:t>
+      </w:r>
+      <w:r>
+        <w:rPr>
+          <w:b w:val="0"/>
+          <w:color w:val="4A4A49"/>
+          <w:sz w:val="22"/>
+        </w:rPr>
+        <w:t xml:space="preserve"> — 4 vinetas.</w:t>
+      </w:r>
+    </w:p>
+    <w:p>
+      <w:pPr>
+        <w:pStyle w:val="ListBullet2"/>
+      </w:pPr>
+      <w:r>
+        <w:rPr>
+          <w:b w:val="0"/>
+          <w:color w:val="4A4A49"/>
+          <w:sz w:val="22"/>
+        </w:rPr>
+        <w:t>Los controles que el estudiante puede citar sin pagar nada se ordenan en tres familias.</w:t>
+      </w:r>
+    </w:p>
+    <w:p>
+      <w:r>
+        <w:rPr>
+          <w:b/>
+          <w:color w:val="4A4A49"/>
+          <w:sz w:val="22"/>
+        </w:rPr>
+        <w:t>[Slide 16] Los controles gratuitos, en tres familias (2/2)</w:t>
+      </w:r>
+      <w:r>
+        <w:rPr>
+          <w:b w:val="0"/>
+          <w:color w:val="4A4A49"/>
+          <w:sz w:val="22"/>
+        </w:rPr>
+        <w:t xml:space="preserve"> — 2 vinetas.</w:t>
+      </w:r>
+    </w:p>
+    <w:p>
+      <w:r>
+        <w:rPr>
+          <w:b/>
+          <w:color w:val="4A4A49"/>
+          <w:sz w:val="22"/>
+        </w:rPr>
+        <w:t>[Slide 17] Menor privilegio: la resta que hay que poder nombrar (1/2)</w:t>
+      </w:r>
+      <w:r>
+        <w:rPr>
+          <w:b w:val="0"/>
+          <w:color w:val="4A4A49"/>
+          <w:sz w:val="22"/>
+        </w:rPr>
+        <w:t xml:space="preserve"> — 4 vinetas.</w:t>
+      </w:r>
+    </w:p>
+    <w:p>
+      <w:pPr>
+        <w:pStyle w:val="ListBullet2"/>
+      </w:pPr>
+      <w:r>
+        <w:rPr>
+          <w:b w:val="0"/>
+          <w:color w:val="4A4A49"/>
+          <w:sz w:val="22"/>
+        </w:rPr>
+        <w:t>Si la respuesta no tiene un verbo en negativo, no esta aplicado.</w:t>
+      </w:r>
+    </w:p>
+    <w:p>
+      <w:pPr>
+        <w:pStyle w:val="ListBullet2"/>
+      </w:pPr>
+      <w:r>
+        <w:rPr>
+          <w:b w:val="0"/>
+          <w:color w:val="4A4A49"/>
+          <w:sz w:val="22"/>
+        </w:rPr>
+        <w:t>Menor privilegio no evita el ataque, acota el dano; decirlo asi evita la objecion de «entonces igual me atacan».</w:t>
+      </w:r>
+    </w:p>
+    <w:p>
+      <w:pPr>
+        <w:pStyle w:val="ListBullet2"/>
+      </w:pPr>
+      <w:r>
+        <w:rPr>
+          <w:b w:val="0"/>
+          <w:color w:val="4A4A49"/>
+          <w:sz w:val="22"/>
+        </w:rPr>
+        <w:t>Conviene ademas dar la version de la que casi nadie se acuerda: el principio aplica a personas igual que a servicios, y en un proyecto de un semestre el caso mas cercano es que no todo integrante del equipo necesita permiso de administracion en el repositorio.</w:t>
+      </w:r>
+    </w:p>
+    <w:p>
+      <w:r>
+        <w:rPr>
+          <w:b/>
+          <w:color w:val="4A4A49"/>
+          <w:sz w:val="22"/>
+        </w:rPr>
+        <w:t>[Slide 18] Menor privilegio: la resta que hay que poder nombrar (2/2)</w:t>
+      </w:r>
+      <w:r>
+        <w:rPr>
+          <w:b w:val="0"/>
+          <w:color w:val="4A4A49"/>
+          <w:sz w:val="22"/>
+        </w:rPr>
+        <w:t xml:space="preserve"> — 3 vinetas.</w:t>
+      </w:r>
+    </w:p>
+    <w:p>
+      <w:r>
+        <w:rPr>
+          <w:b/>
+          <w:color w:val="4A4A49"/>
+          <w:sz w:val="22"/>
+        </w:rPr>
+        <w:t>[Slide 19] Gestion de secretos: el error mas repetido y el mas facil de verificar (1/2)</w:t>
+      </w:r>
+      <w:r>
+        <w:rPr>
+          <w:b w:val="0"/>
+          <w:color w:val="4A4A49"/>
+          <w:sz w:val="22"/>
+        </w:rPr>
+        <w:t xml:space="preserve"> — 5 vinetas.</w:t>
+      </w:r>
+    </w:p>
+    <w:p>
+      <w:pPr>
+        <w:pStyle w:val="ListBullet2"/>
+      </w:pPr>
+      <w:r>
+        <w:rPr>
+          <w:b w:val="0"/>
+          <w:color w:val="4A4A49"/>
+          <w:sz w:val="22"/>
+        </w:rPr>
+        <w:t>Con herramientas gratis, el valor real vive en los secretos del repositorio y se inyecta como variable de entorno en ejecucion, versionando solo un archivo de ejemplo con los nombres de las variables.</w:t>
+      </w:r>
+    </w:p>
+    <w:p>
+      <w:r>
+        <w:rPr>
+          <w:b/>
+          <w:color w:val="4A4A49"/>
+          <w:sz w:val="22"/>
+        </w:rPr>
+        <w:t>[Slide 20] Gestion de secretos: el error mas repetido y el mas facil de verificar (2/2)</w:t>
+      </w:r>
+      <w:r>
+        <w:rPr>
+          <w:b w:val="0"/>
+          <w:color w:val="4A4A49"/>
+          <w:sz w:val="22"/>
+        </w:rPr>
+        <w:t xml:space="preserve"> — 4 vinetas.</w:t>
+      </w:r>
+    </w:p>
+    <w:p>
+      <w:r>
+        <w:rPr>
+          <w:b/>
+          <w:color w:val="4A4A49"/>
+          <w:sz w:val="22"/>
+        </w:rPr>
+        <w:t>[Slide 21] La politica en cuatro respuestas: quien rota, cada cuanto y que se hace ante una filtracion (1/3)</w:t>
+      </w:r>
+      <w:r>
+        <w:rPr>
+          <w:b w:val="0"/>
+          <w:color w:val="4A4A49"/>
+          <w:sz w:val="22"/>
+        </w:rPr>
+        <w:t xml:space="preserve"> — 5 vinetas.</w:t>
+      </w:r>
+    </w:p>
+    <w:p>
+      <w:pPr>
+        <w:pStyle w:val="ListBullet2"/>
+      </w:pPr>
+      <w:r>
+        <w:rPr>
+          <w:b w:val="0"/>
+          <w:color w:val="4A4A49"/>
+          <w:sz w:val="22"/>
+        </w:rPr>
+        <w:t>Conviene recorrer renglon por renglon, porque el estudiante que solo escucho «no los pongas en el Dockerfile» responde una de las cinco y pierde las otras cuatro.</w:t>
+      </w:r>
+    </w:p>
+    <w:p>
+      <w:pPr>
+        <w:pStyle w:val="ListBullet2"/>
+      </w:pPr>
+      <w:r>
+        <w:rPr>
+          <w:b w:val="0"/>
+          <w:color w:val="4A4A49"/>
+          <w:sz w:val="22"/>
+        </w:rPr>
+        <w:t>Esa distincion entre el nombre de un secreto, que es publico, y su valor, que no lo es, es la senal de que el estudiante entendio el tema.</w:t>
+      </w:r>
+    </w:p>
+    <w:p>
+      <w:r>
+        <w:rPr>
+          <w:b/>
+          <w:color w:val="4A4A49"/>
+          <w:sz w:val="22"/>
+        </w:rPr>
+        <w:t>[Slide 22] La politica en cuatro respuestas: quien rota, cada cuanto y que se hace ante una filtracion (2/3)</w:t>
       </w:r>
       <w:r>
         <w:rPr>
@@ -302,7 +700,7 @@
           <w:color w:val="4A4A49"/>
           <w:sz w:val="22"/>
         </w:rPr>
-        <w:t>[Slide 11] Modelar amenazas: las cuatro preguntas y el vocabulario</w:t>
+        <w:t>[Slide 23] La politica en cuatro respuestas: quien rota, cada cuanto y que se hace ante una filtracion (3/3)</w:t>
       </w:r>
       <w:r>
         <w:rPr>
@@ -310,7 +708,7 @@
           <w:color w:val="4A4A49"/>
           <w:sz w:val="22"/>
         </w:rPr>
-        <w:t xml:space="preserve"> — 8 vinetas.</w:t>
+        <w:t xml:space="preserve"> — 3 vinetas.</w:t>
       </w:r>
     </w:p>
     <w:p>
@@ -320,7 +718,51 @@
           <w:color w:val="4A4A49"/>
           <w:sz w:val="22"/>
         </w:rPr>
-        <w:t>[Slide 12] STRIDE: seis categorias, cada una niega una propiedad (1/2)</w:t>
+        <w:t>[Slide 24] Primer ejemplo: autenticacion con token en CloudLite</w:t>
+      </w:r>
+      <w:r>
+        <w:rPr>
+          <w:b w:val="0"/>
+          <w:color w:val="4A4A49"/>
+          <w:sz w:val="22"/>
+        </w:rPr>
+        <w:t xml:space="preserve"> — 6 vinetas.</w:t>
+      </w:r>
+    </w:p>
+    <w:p>
+      <w:pPr>
+        <w:pStyle w:val="ListBullet2"/>
+      </w:pPr>
+      <w:r>
+        <w:rPr>
+          <w:b w:val="0"/>
+          <w:color w:val="4A4A49"/>
+          <w:sz w:val="22"/>
+        </w:rPr>
+        <w:t>Primer ejemplo concreto.</w:t>
+      </w:r>
+    </w:p>
+    <w:p>
+      <w:pPr>
+        <w:pStyle w:val="ListBullet2"/>
+      </w:pPr>
+      <w:r>
+        <w:rPr>
+          <w:b w:val="0"/>
+          <w:color w:val="4A4A49"/>
+          <w:sz w:val="22"/>
+        </w:rPr>
+        <w:t>En CloudLite el usuario final se autentica contra la API y recibe un token, una cadena firmada que acompana cada peticion posterior para no volver a pedir la contrasena.</w:t>
+      </w:r>
+    </w:p>
+    <w:p>
+      <w:r>
+        <w:rPr>
+          <w:b/>
+          <w:color w:val="4A4A49"/>
+          <w:sz w:val="22"/>
+        </w:rPr>
+        <w:t>[Slide 25] Segundo ejemplo: PII y las tres amenazas de identidad</w:t>
       </w:r>
       <w:r>
         <w:rPr>
@@ -332,13 +774,83 @@
       </w:r>
     </w:p>
     <w:p>
+      <w:pPr>
+        <w:pStyle w:val="ListBullet2"/>
+      </w:pPr>
+      <w:r>
+        <w:rPr>
+          <w:b w:val="0"/>
+          <w:color w:val="4A4A49"/>
+          <w:sz w:val="22"/>
+        </w:rPr>
+        <w:t>Segundo ejemplo concreto.</w:t>
+      </w:r>
+    </w:p>
+    <w:p>
+      <w:pPr>
+        <w:pStyle w:val="ListBullet2"/>
+      </w:pPr>
+      <w:r>
+        <w:rPr>
+          <w:b w:val="0"/>
+          <w:color w:val="4A4A49"/>
+          <w:sz w:val="22"/>
+        </w:rPr>
+        <w:t>La respuesta que devuelve mas de lo necesario: el endpoint de perfil serializa la fila completa e incluye el hash de la contrasena o el correo de otros usuarios; el control es declarar que campos salen.</w:t>
+      </w:r>
+    </w:p>
+    <w:p>
       <w:r>
         <w:rPr>
           <w:b/>
           <w:color w:val="4A4A49"/>
           <w:sz w:val="22"/>
         </w:rPr>
-        <w:t>[Slide 13] STRIDE: seis categorias, cada una niega una propiedad (2/2)</w:t>
+        <w:t>[Slide 26] El entregable: tres columnas, y la tercera es una caja o una flecha (1/2)</w:t>
+      </w:r>
+      <w:r>
+        <w:rPr>
+          <w:b w:val="0"/>
+          <w:color w:val="4A4A49"/>
+          <w:sz w:val="22"/>
+        </w:rPr>
+        <w:t xml:space="preserve"> — 4 vinetas.</w:t>
+      </w:r>
+    </w:p>
+    <w:p>
+      <w:pPr>
+        <w:pStyle w:val="ListBullet2"/>
+      </w:pPr>
+      <w:r>
+        <w:rPr>
+          <w:b w:val="0"/>
+          <w:color w:val="4A4A49"/>
+          <w:sz w:val="22"/>
+        </w:rPr>
+        <w:t>Conviene decirlo con esos nombres porque la tercera reparte 2.5 de los 8.75 puntos y es la que se responde mal: solo admite el nombre de una CAJA o de una FLECHA del C4 Containers o del Despliegue, escrito igual que en el diagrama.</w:t>
+      </w:r>
+    </w:p>
+    <w:p>
+      <w:pPr>
+        <w:pStyle w:val="ListBullet2"/>
+      </w:pPr>
+      <w:r>
+        <w:rPr>
+          <w:b w:val="0"/>
+          <w:color w:val="4A4A49"/>
+          <w:sz w:val="22"/>
+        </w:rPr>
+        <w:t>«la flecha App web -&gt; API de turnos lleva HTTPS y el identificador se toma del token» si.</w:t>
+      </w:r>
+    </w:p>
+    <w:p>
+      <w:r>
+        <w:rPr>
+          <w:b/>
+          <w:color w:val="4A4A49"/>
+          <w:sz w:val="22"/>
+        </w:rPr>
+        <w:t>[Slide 27] El entregable: tres columnas, y la tercera es una caja o una flecha (2/2)</w:t>
       </w:r>
       <w:r>
         <w:rPr>
@@ -356,7 +868,7 @@
           <w:color w:val="4A4A49"/>
           <w:sz w:val="22"/>
         </w:rPr>
-        <w:t>[Slide 14] Los controles gratuitos, en tres familias</w:t>
+        <w:t>[Slide 28] Preguntas frecuentes del grupo (1/2)</w:t>
       </w:r>
       <w:r>
         <w:rPr>
@@ -364,7 +876,33 @@
           <w:color w:val="4A4A49"/>
           <w:sz w:val="22"/>
         </w:rPr>
-        <w:t xml:space="preserve"> — 7 vinetas.</w:t>
+        <w:t xml:space="preserve"> — 3 vinetas.</w:t>
+      </w:r>
+    </w:p>
+    <w:p>
+      <w:pPr>
+        <w:pStyle w:val="ListBullet2"/>
+      </w:pPr>
+      <w:r>
+        <w:rPr>
+          <w:b w:val="0"/>
+          <w:color w:val="4A4A49"/>
+          <w:sz w:val="22"/>
+        </w:rPr>
+        <w:t>Estas aparecen todos los semestres, y las cuatro se responden con material que ya esta proyectado.</w:t>
+      </w:r>
+    </w:p>
+    <w:p>
+      <w:pPr>
+        <w:pStyle w:val="ListBullet2"/>
+      </w:pPr>
+      <w:r>
+        <w:rPr>
+          <w:b w:val="0"/>
+          <w:color w:val="4A4A49"/>
+          <w:sz w:val="22"/>
+        </w:rPr>
+        <w:t>Lo que se descuenta es la misma amenaza escrita dos veces con otras palabras.</w:t>
       </w:r>
     </w:p>
     <w:p>
@@ -374,7 +912,7 @@
           <w:color w:val="4A4A49"/>
           <w:sz w:val="22"/>
         </w:rPr>
-        <w:t>[Slide 15] Menor privilegio: la resta que hay que poder nombrar (1/2)</w:t>
+        <w:t>[Slide 29] Preguntas frecuentes del grupo (2/2)</w:t>
       </w:r>
       <w:r>
         <w:rPr>
@@ -382,244 +920,7 @@
           <w:color w:val="4A4A49"/>
           <w:sz w:val="22"/>
         </w:rPr>
-        <w:t xml:space="preserve"> — 5 vinetas.</w:t>
-      </w:r>
-    </w:p>
-    <w:p>
-      <w:pPr>
-        <w:pStyle w:val="ListBullet2"/>
-      </w:pPr>
-      <w:r>
-        <w:rPr>
-          <w:b w:val="0"/>
-          <w:color w:val="4A4A49"/>
-          <w:sz w:val="22"/>
-        </w:rPr>
-        <w:t>Conviene ademas dar la version de la que casi nadie se acuerda: el principio aplica a personas igual que a servicios, y en un proyecto de un semestre el caso mas cercano es que no todo integrante del equipo necesita permiso de administracion en el repositorio.</w:t>
-      </w:r>
-    </w:p>
-    <w:p>
-      <w:r>
-        <w:rPr>
-          <w:b/>
-          <w:color w:val="4A4A49"/>
-          <w:sz w:val="22"/>
-        </w:rPr>
-        <w:t>[Slide 16] Menor privilegio: la resta que hay que poder nombrar (2/2)</w:t>
-      </w:r>
-      <w:r>
-        <w:rPr>
-          <w:b w:val="0"/>
-          <w:color w:val="4A4A49"/>
-          <w:sz w:val="22"/>
-        </w:rPr>
-        <w:t xml:space="preserve"> — 4 vinetas.</w:t>
-      </w:r>
-    </w:p>
-    <w:p>
-      <w:r>
-        <w:rPr>
-          <w:b/>
-          <w:color w:val="4A4A49"/>
-          <w:sz w:val="22"/>
-        </w:rPr>
-        <w:t>[Slide 17] Gestion de secretos: el error mas repetido y el mas facil de verificar (1/2)</w:t>
-      </w:r>
-      <w:r>
-        <w:rPr>
-          <w:b w:val="0"/>
-          <w:color w:val="4A4A49"/>
-          <w:sz w:val="22"/>
-        </w:rPr>
-        <w:t xml:space="preserve"> — 6 vinetas.</w:t>
-      </w:r>
-    </w:p>
-    <w:p>
-      <w:r>
-        <w:rPr>
-          <w:b/>
-          <w:color w:val="4A4A49"/>
-          <w:sz w:val="22"/>
-        </w:rPr>
-        <w:t>[Slide 18] Gestion de secretos: el error mas repetido y el mas facil de verificar (2/2)</w:t>
-      </w:r>
-      <w:r>
-        <w:rPr>
-          <w:b w:val="0"/>
-          <w:color w:val="4A4A49"/>
-          <w:sz w:val="22"/>
-        </w:rPr>
-        <w:t xml:space="preserve"> — 4 vinetas.</w:t>
-      </w:r>
-    </w:p>
-    <w:p>
-      <w:r>
-        <w:rPr>
-          <w:b/>
-          <w:color w:val="4A4A49"/>
-          <w:sz w:val="22"/>
-        </w:rPr>
-        <w:t>[Slide 19] La politica en cuatro respuestas: quien rota, cada cuanto y que se hace ante una filtracion (1/2)</w:t>
-      </w:r>
-      <w:r>
-        <w:rPr>
-          <w:b w:val="0"/>
-          <w:color w:val="4A4A49"/>
-          <w:sz w:val="22"/>
-        </w:rPr>
-        <w:t xml:space="preserve"> — 8 vinetas.</w:t>
-      </w:r>
-    </w:p>
-    <w:p>
-      <w:pPr>
-        <w:pStyle w:val="ListBullet2"/>
-      </w:pPr>
-      <w:r>
-        <w:rPr>
-          <w:b w:val="0"/>
-          <w:color w:val="4A4A49"/>
-          <w:sz w:val="22"/>
-        </w:rPr>
-        <w:t>Conviene recorrer renglon por renglon, porque el estudiante que solo escucho «no los pongas en el Dockerfile» responde una de las cinco y pierde las otras cuatro.</w:t>
-      </w:r>
-    </w:p>
-    <w:p>
-      <w:r>
-        <w:rPr>
-          <w:b/>
-          <w:color w:val="4A4A49"/>
-          <w:sz w:val="22"/>
-        </w:rPr>
-        <w:t>[Slide 20] La politica en cuatro respuestas: quien rota, cada cuanto y que se hace ante una filtracion (2/2)</w:t>
-      </w:r>
-      <w:r>
-        <w:rPr>
-          <w:b w:val="0"/>
-          <w:color w:val="4A4A49"/>
-          <w:sz w:val="22"/>
-        </w:rPr>
-        <w:t xml:space="preserve"> — 7 vinetas.</w:t>
-      </w:r>
-    </w:p>
-    <w:p>
-      <w:r>
-        <w:rPr>
-          <w:b/>
-          <w:color w:val="4A4A49"/>
-          <w:sz w:val="22"/>
-        </w:rPr>
-        <w:t>[Slide 21] Primer ejemplo: autenticacion con token en CloudLite</w:t>
-      </w:r>
-      <w:r>
-        <w:rPr>
-          <w:b w:val="0"/>
-          <w:color w:val="4A4A49"/>
-          <w:sz w:val="22"/>
-        </w:rPr>
-        <w:t xml:space="preserve"> — 8 vinetas.</w:t>
-      </w:r>
-    </w:p>
-    <w:p>
-      <w:r>
-        <w:rPr>
-          <w:b/>
-          <w:color w:val="4A4A49"/>
-          <w:sz w:val="22"/>
-        </w:rPr>
-        <w:t>[Slide 22] Segundo ejemplo: PII y las tres amenazas de identidad</w:t>
-      </w:r>
-      <w:r>
-        <w:rPr>
-          <w:b w:val="0"/>
-          <w:color w:val="4A4A49"/>
-          <w:sz w:val="22"/>
-        </w:rPr>
-        <w:t xml:space="preserve"> — 7 vinetas.</w:t>
-      </w:r>
-    </w:p>
-    <w:p>
-      <w:r>
-        <w:rPr>
-          <w:b/>
-          <w:color w:val="4A4A49"/>
-          <w:sz w:val="22"/>
-        </w:rPr>
-        <w:t>[Slide 23] El entregable: tres columnas, y la tercera es una caja o una flecha (1/2)</w:t>
-      </w:r>
-      <w:r>
-        <w:rPr>
-          <w:b w:val="0"/>
-          <w:color w:val="4A4A49"/>
-          <w:sz w:val="22"/>
-        </w:rPr>
-        <w:t xml:space="preserve"> — 4 vinetas.</w:t>
-      </w:r>
-    </w:p>
-    <w:p>
-      <w:pPr>
-        <w:pStyle w:val="ListBullet2"/>
-      </w:pPr>
-      <w:r>
-        <w:rPr>
-          <w:b w:val="0"/>
-          <w:color w:val="4A4A49"/>
-          <w:sz w:val="22"/>
-        </w:rPr>
-        <w:t>Conviene decirlo con esos nombres porque la tercera reparte 2.5 de los 8.75 puntos y es la que se responde mal: solo admite el nombre de una CAJA o de una FLECHA del C4 Containers o del Despliegue, escrito igual que en el diagrama.</w:t>
-      </w:r>
-    </w:p>
-    <w:p>
-      <w:r>
-        <w:rPr>
-          <w:b/>
-          <w:color w:val="4A4A49"/>
-          <w:sz w:val="22"/>
-        </w:rPr>
-        <w:t>[Slide 24] El entregable: tres columnas, y la tercera es una caja o una flecha (2/2)</w:t>
-      </w:r>
-      <w:r>
-        <w:rPr>
-          <w:b w:val="0"/>
-          <w:color w:val="4A4A49"/>
-          <w:sz w:val="22"/>
-        </w:rPr>
-        <w:t xml:space="preserve"> — 5 vinetas.</w:t>
-      </w:r>
-    </w:p>
-    <w:p>
-      <w:r>
-        <w:rPr>
-          <w:b/>
-          <w:color w:val="4A4A49"/>
-          <w:sz w:val="22"/>
-        </w:rPr>
-        <w:t>[Slide 25] Preguntas frecuentes del grupo (1/2)</w:t>
-      </w:r>
-      <w:r>
-        <w:rPr>
-          <w:b w:val="0"/>
-          <w:color w:val="4A4A49"/>
-          <w:sz w:val="22"/>
-        </w:rPr>
-        <w:t xml:space="preserve"> — 4 vinetas.</w:t>
-      </w:r>
-    </w:p>
-    <w:p>
-      <w:r>
-        <w:rPr>
-          <w:b/>
-          <w:color w:val="4A4A49"/>
-          <w:sz w:val="22"/>
-        </w:rPr>
-        <w:t>[Slide 26] Preguntas frecuentes del grupo (2/2)</w:t>
-      </w:r>
-      <w:r>
-        <w:rPr>
-          <w:b w:val="0"/>
-          <w:color w:val="4A4A49"/>
-          <w:sz w:val="22"/>
-        </w:rPr>
-        <w:t xml:space="preserve"> — 4 vinetas.</w:t>
+        <w:t xml:space="preserve"> — 3 vinetas.</w:t>
       </w:r>
     </w:p>
     <w:p>
@@ -799,7 +1100,7 @@
           <w:color w:val="4A4A49"/>
           <w:sz w:val="22"/>
         </w:rPr>
-        <w:t>Seguridad como propiedad del diseno: la triada CIA</w:t>
+        <w:t>Seguridad como propiedad del diseno: la triada CIA (1/2)</w:t>
       </w:r>
     </w:p>
     <w:p>
@@ -812,7 +1113,7 @@
           <w:color w:val="4A4A49"/>
           <w:sz w:val="22"/>
         </w:rPr>
-        <w:t>Modelar amenazas: las cuatro preguntas y el vocabulario</w:t>
+        <w:t>Seguridad como propiedad del diseno: la triada CIA (2/2)</w:t>
       </w:r>
     </w:p>
     <w:p>
@@ -825,7 +1126,7 @@
           <w:color w:val="4A4A49"/>
           <w:sz w:val="22"/>
         </w:rPr>
-        <w:t>STRIDE: seis categorias, cada una niega una propiedad (1/2)</w:t>
+        <w:t>Modelar amenazas: las cuatro preguntas y el vocabulario (1/2)</w:t>
       </w:r>
     </w:p>
     <w:p>
@@ -838,7 +1139,7 @@
           <w:color w:val="4A4A49"/>
           <w:sz w:val="22"/>
         </w:rPr>
-        <w:t>STRIDE: seis categorias, cada una niega una propiedad (2/2)</w:t>
+        <w:t>Modelar amenazas: las cuatro preguntas y el vocabulario (2/2)</w:t>
       </w:r>
     </w:p>
     <w:p>
@@ -851,7 +1152,33 @@
           <w:color w:val="4A4A49"/>
           <w:sz w:val="22"/>
         </w:rPr>
-        <w:t>Los controles gratuitos, en tres familias</w:t>
+        <w:t>STRIDE: seis categorias, cada una niega una propiedad</w:t>
+      </w:r>
+    </w:p>
+    <w:p>
+      <w:pPr>
+        <w:pStyle w:val="ListNumber"/>
+      </w:pPr>
+      <w:r>
+        <w:rPr>
+          <w:b w:val="0"/>
+          <w:color w:val="4A4A49"/>
+          <w:sz w:val="22"/>
+        </w:rPr>
+        <w:t>Los controles gratuitos, en tres familias (1/2)</w:t>
+      </w:r>
+    </w:p>
+    <w:p>
+      <w:pPr>
+        <w:pStyle w:val="ListNumber"/>
+      </w:pPr>
+      <w:r>
+        <w:rPr>
+          <w:b w:val="0"/>
+          <w:color w:val="4A4A49"/>
+          <w:sz w:val="22"/>
+        </w:rPr>
+        <w:t>Los controles gratuitos, en tres familias (2/2)</w:t>
       </w:r>
     </w:p>
     <w:p>
@@ -916,7 +1243,7 @@
           <w:color w:val="4A4A49"/>
           <w:sz w:val="22"/>
         </w:rPr>
-        <w:t>La politica en cuatro respuestas: quien rota, cada cuanto y que se hace ante una filtracion (1/2)</w:t>
+        <w:t>La politica en cuatro respuestas: quien rota, cada cuanto y que se hace ante una filtracion (1/3)</w:t>
       </w:r>
     </w:p>
     <w:p>
@@ -929,7 +1256,20 @@
           <w:color w:val="4A4A49"/>
           <w:sz w:val="22"/>
         </w:rPr>
-        <w:t>La politica en cuatro respuestas: quien rota, cada cuanto y que se hace ante una filtracion (2/2)</w:t>
+        <w:t>La politica en cuatro respuestas: quien rota, cada cuanto y que se hace ante una filtracion (2/3)</w:t>
+      </w:r>
+    </w:p>
+    <w:p>
+      <w:pPr>
+        <w:pStyle w:val="ListNumber"/>
+      </w:pPr>
+      <w:r>
+        <w:rPr>
+          <w:b w:val="0"/>
+          <w:color w:val="4A4A49"/>
+          <w:sz w:val="22"/>
+        </w:rPr>
+        <w:t>La politica en cuatro respuestas: quien rota, cada cuanto y que se hace ante una filtracion (3/3)</w:t>
       </w:r>
     </w:p>
     <w:p>
@@ -1111,7 +1451,7 @@
           <w:color w:val="1A1C1D"/>
           <w:sz w:val="32"/>
         </w:rPr>
-        <w:t>0–10 · Encuadre PI · [Slide 2][Slide 3][Slide 29]</w:t>
+        <w:t>0–10 · Encuadre PI · [Slide 2][Slide 3][Slide 32]</w:t>
       </w:r>
     </w:p>
     <w:p>
@@ -1407,7 +1747,7 @@
           <w:color w:val="1A1C1D"/>
           <w:sz w:val="32"/>
         </w:rPr>
-        <w:t>40–55 · Demo en vivo · [Slide 27]</w:t>
+        <w:t>40–55 · Demo en vivo · [Slide 30]</w:t>
       </w:r>
     </w:p>
     <w:p>
@@ -1653,7 +1993,7 @@
           <w:color w:val="1A1C1D"/>
           <w:sz w:val="32"/>
         </w:rPr>
-        <w:t>55–100 · Taller guiado PI (individual · equipos de 2–3 solo si tú los autorizaste) · [Slide 30]</w:t>
+        <w:t>55–100 · Taller guiado PI (individual · equipos de 2–3 solo si tú los autorizaste) · [Slide 33]</w:t>
       </w:r>
     </w:p>
     <w:p>
@@ -1794,7 +2134,7 @@
           <w:color w:val="1A1C1D"/>
           <w:sz w:val="32"/>
         </w:rPr>
-        <w:t>115–120 · Cierre · [Slide 32]</w:t>
+        <w:t>115–120 · Cierre · [Slide 35]</w:t>
       </w:r>
     </w:p>
     <w:p>

--- a/Arquitectura de Sistemas Computacionales/Kit docente/Clase 6/Guion Docente Clase 6 - Seguridad en la nube.docx
+++ b/Arquitectura de Sistemas Computacionales/Kit docente/Clase 6/Guion Docente Clase 6 - Seguridad en la nube.docx
@@ -924,6 +924,24 @@
       </w:r>
     </w:p>
     <w:p>
+      <w:r>
+        <w:rPr>
+          <w:b/>
+          <w:color w:val="4A4A49"/>
+          <w:sz w:val="22"/>
+        </w:rPr>
+        <w:t>[Slide 30] La politica de secretos, en comandos</w:t>
+      </w:r>
+      <w:r>
+        <w:rPr>
+          <w:b w:val="0"/>
+          <w:color w:val="4A4A49"/>
+          <w:sz w:val="22"/>
+        </w:rPr>
+        <w:t xml:space="preserve"> — 14 vinetas.</w:t>
+      </w:r>
+    </w:p>
+    <w:p>
       <w:pPr>
         <w:spacing w:before="200" w:after="60"/>
       </w:pPr>
@@ -1360,6 +1378,19 @@
           <w:color w:val="4A4A49"/>
           <w:sz w:val="22"/>
         </w:rPr>
+        <w:t>La politica de secretos, en comandos</w:t>
+      </w:r>
+    </w:p>
+    <w:p>
+      <w:pPr>
+        <w:pStyle w:val="ListNumber"/>
+      </w:pPr>
+      <w:r>
+        <w:rPr>
+          <w:b w:val="0"/>
+          <w:color w:val="4A4A49"/>
+          <w:sz w:val="22"/>
+        </w:rPr>
         <w:t>El secreto en la imagen: por qué borrarlo no sirve</w:t>
       </w:r>
     </w:p>
@@ -1451,7 +1482,7 @@
           <w:color w:val="1A1C1D"/>
           <w:sz w:val="32"/>
         </w:rPr>
-        <w:t>0–10 · Encuadre PI · [Slide 2][Slide 3][Slide 32]</w:t>
+        <w:t>0–10 · Encuadre PI · [Slide 2][Slide 3][Slide 33]</w:t>
       </w:r>
     </w:p>
     <w:p>
@@ -1747,7 +1778,7 @@
           <w:color w:val="1A1C1D"/>
           <w:sz w:val="32"/>
         </w:rPr>
-        <w:t>40–55 · Demo en vivo · [Slide 30]</w:t>
+        <w:t>40–55 · Demo en vivo · [Slide 31]</w:t>
       </w:r>
     </w:p>
     <w:p>
@@ -1993,7 +2024,7 @@
           <w:color w:val="1A1C1D"/>
           <w:sz w:val="32"/>
         </w:rPr>
-        <w:t>55–100 · Taller guiado PI (individual · equipos de 2–3 solo si tú los autorizaste) · [Slide 33]</w:t>
+        <w:t>55–100 · Taller guiado PI (individual · equipos de 2–3 solo si tú los autorizaste) · [Slide 34]</w:t>
       </w:r>
     </w:p>
     <w:p>
@@ -2134,7 +2165,7 @@
           <w:color w:val="1A1C1D"/>
           <w:sz w:val="32"/>
         </w:rPr>
-        <w:t>115–120 · Cierre · [Slide 35]</w:t>
+        <w:t>115–120 · Cierre · [Slide 36]</w:t>
       </w:r>
     </w:p>
     <w:p>

--- a/Arquitectura de Sistemas Computacionales/Kit docente/Clase 6/Guion Docente Clase 6 - Seguridad en la nube.docx
+++ b/Arquitectura de Sistemas Computacionales/Kit docente/Clase 6/Guion Docente Clase 6 - Seguridad en la nube.docx
@@ -222,7 +222,7 @@
           <w:color w:val="4A4A49"/>
           <w:sz w:val="22"/>
         </w:rPr>
-        <w:t xml:space="preserve"> Google Docs para la tabla y la política · ExamLab para entregar</w:t>
+        <w:t xml:space="preserve"> Navegador · editor de texto del curso</w:t>
       </w:r>
     </w:p>
     <w:p>
@@ -1796,7 +1796,7 @@
           <w:color w:val="4A4A49"/>
           <w:sz w:val="22"/>
         </w:rPr>
-        <w:t>Google Docs para la tabla y la política · ExamLab para entregar</w:t>
+        <w:t>Navegador · editor de texto del curso</w:t>
       </w:r>
       <w:r>
         <w:rPr>
@@ -2195,7 +2195,7 @@
           <w:color w:val="4A4A49"/>
           <w:sz w:val="22"/>
         </w:rPr>
-        <w:t>Entrega domingo 23:59 en ExamLab. Siguiente hito del PI según el plan.»</w:t>
+        <w:t>Entrega domingo 23:59 en la plataforma del curso. Siguiente hito del PI según el plan.»</w:t>
       </w:r>
     </w:p>
     <w:p>
@@ -2690,7 +2690,7 @@
           <w:color w:val="4A4A49"/>
           <w:sz w:val="18"/>
         </w:rPr>
-        <w:t>1) Abre Google Docs para la tabla y la política · ExamLab para entregar y repite la demo de este guion.  2) Captura solo la ventana útil, no el escritorio completo.  3) Recorta a ~1200 px de ancho.  4) Guárdala como Kit docente/Clase 6/Capturas/demo-clase06.png.  5) Vuelve a generar el guion y la imagen queda embebida aquí sola. Detalle en Capturas/README.txt.</w:t>
+        <w:t>1) Abre Navegador · editor de texto del curso y repite la demo de este guion.  2) Captura solo la ventana útil, no el escritorio completo.  3) Recorta a ~1200 px de ancho.  4) Guárdala como Kit docente/Clase 6/Capturas/demo-clase06.png.  5) Vuelve a generar el guion y la imagen queda embebida aquí sola. Detalle en Capturas/README.txt.</w:t>
       </w:r>
     </w:p>
     <w:p>
@@ -2759,7 +2759,7 @@
           <w:color w:val="4A4A49"/>
           <w:sz w:val="22"/>
         </w:rPr>
-        <w:t>Plataforma de entrega: ExamLab (https://uniaj.examlab.workers.dev/). No es la plataforma oficial de la UNIAJC; la universidad no tiene campus virtual propio.</w:t>
+        <w:t>Plataforma de entrega: la plataforma del curso (la plataforma del curso). No es la plataforma oficial de la UNIAJC; la universidad no tiene campus virtual propio.</w:t>
       </w:r>
     </w:p>
     <w:p>

--- a/Arquitectura de Sistemas Computacionales/Kit docente/Clase 6/Guion Docente Clase 6 - Seguridad en la nube.docx
+++ b/Arquitectura de Sistemas Computacionales/Kit docente/Clase 6/Guion Docente Clase 6 - Seguridad en la nube.docx
@@ -1105,7 +1105,7 @@
           <w:color w:val="4A4A49"/>
           <w:sz w:val="22"/>
         </w:rPr>
-        <w:t>La tabla que se califica: una fila por amenaza</w:t>
+        <w:t>Una fila por amenaza: ejemplo en CloudLite Turnos</w:t>
       </w:r>
     </w:p>
     <w:p>
@@ -1404,59 +1404,7 @@
           <w:color w:val="4A4A49"/>
           <w:sz w:val="22"/>
         </w:rPr>
-        <w:t>Herramientas de hoy</w:t>
-      </w:r>
-    </w:p>
-    <w:p>
-      <w:pPr>
-        <w:pStyle w:val="ListNumber"/>
-      </w:pPr>
-      <w:r>
-        <w:rPr>
-          <w:b w:val="0"/>
-          <w:color w:val="4A4A49"/>
-          <w:sz w:val="22"/>
-        </w:rPr>
-        <w:t>PI CloudLite — entregable de hoy</w:t>
-      </w:r>
-    </w:p>
-    <w:p>
-      <w:pPr>
-        <w:pStyle w:val="ListNumber"/>
-      </w:pPr>
-      <w:r>
-        <w:rPr>
-          <w:b w:val="0"/>
-          <w:color w:val="4A4A49"/>
-          <w:sz w:val="22"/>
-        </w:rPr>
-        <w:t>Manos a la obra (paso a paso)</w:t>
-      </w:r>
-    </w:p>
-    <w:p>
-      <w:pPr>
-        <w:pStyle w:val="ListNumber"/>
-      </w:pPr>
-      <w:r>
-        <w:rPr>
-          <w:b w:val="0"/>
-          <w:color w:val="4A4A49"/>
-          <w:sz w:val="22"/>
-        </w:rPr>
-        <w:t>Para continuar (PI)</w:t>
-      </w:r>
-    </w:p>
-    <w:p>
-      <w:pPr>
-        <w:pStyle w:val="ListNumber"/>
-      </w:pPr>
-      <w:r>
-        <w:rPr>
-          <w:b w:val="0"/>
-          <w:color w:val="4A4A49"/>
-          <w:sz w:val="22"/>
-        </w:rPr>
-        <w:t>Clase 6 · PI en movimiento</w:t>
+        <w:t>Clase 6 · cierre conceptual</w:t>
       </w:r>
     </w:p>
     <w:p>
@@ -1482,7 +1430,7 @@
           <w:color w:val="1A1C1D"/>
           <w:sz w:val="32"/>
         </w:rPr>
-        <w:t>0–10 · Encuadre PI · [Slide 2][Slide 3][Slide 33]</w:t>
+        <w:t>0–10 · Encuadre PI · [Slide 2][Slide 3]</w:t>
       </w:r>
     </w:p>
     <w:p>
@@ -1689,7 +1637,7 @@
           <w:color w:val="4A4A49"/>
           <w:sz w:val="22"/>
         </w:rPr>
-        <w:t>La tabla que se califica: una fila por amenaza</w:t>
+        <w:t>Una fila por amenaza: ejemplo en CloudLite Turnos</w:t>
       </w:r>
       <w:r>
         <w:rPr>
@@ -2024,7 +1972,7 @@
           <w:color w:val="1A1C1D"/>
           <w:sz w:val="32"/>
         </w:rPr>
-        <w:t>55–100 · Taller guiado PI (individual · equipos de 2–3 solo si tú los autorizaste) · [Slide 34]</w:t>
+        <w:t>55–100 · Taller guiado PI (individual · equipos de 2–3 solo si tú los autorizaste) · opcional · sin diapositiva</w:t>
       </w:r>
     </w:p>
     <w:p>
@@ -2034,7 +1982,59 @@
           <w:color w:val="4A4A49"/>
           <w:sz w:val="22"/>
         </w:rPr>
-        <w:t>Proyecta la lista de pasos del taller del estudiante (está en la sección «Actividad / taller» de este guion).</w:t>
+        <w:t xml:space="preserve">El taller es </w:t>
+      </w:r>
+      <w:r>
+        <w:rPr>
+          <w:b/>
+          <w:color w:val="4A4A49"/>
+          <w:sz w:val="22"/>
+        </w:rPr>
+        <w:t>opcional</w:t>
+      </w:r>
+      <w:r>
+        <w:rPr>
+          <w:b w:val="0"/>
+          <w:color w:val="4A4A49"/>
+          <w:sz w:val="22"/>
+        </w:rPr>
+        <w:t xml:space="preserve"> y ya no está en el deck: si se hace hoy, comparte el </w:t>
+      </w:r>
+      <w:r>
+        <w:rPr>
+          <w:rFonts w:ascii="Consolas" w:hAnsi="Consolas"/>
+          <w:b w:val="0"/>
+          <w:color w:val="111111"/>
+          <w:sz w:val="21"/>
+        </w:rPr>
+        <w:t>Taller … .docx</w:t>
+      </w:r>
+      <w:r>
+        <w:rPr>
+          <w:b w:val="0"/>
+          <w:color w:val="4A4A49"/>
+          <w:sz w:val="22"/>
+        </w:rPr>
+        <w:t xml:space="preserve"> de</w:t>
+      </w:r>
+    </w:p>
+    <w:p>
+      <w:r>
+        <w:rPr>
+          <w:rFonts w:ascii="Consolas" w:hAnsi="Consolas"/>
+          <w:b w:val="0"/>
+          <w:color w:val="111111"/>
+          <w:sz w:val="21"/>
+        </w:rPr>
+        <w:t>Clases/Clase 6 - Seguridad en la nube/</w:t>
+      </w:r>
+      <w:r>
+        <w:rPr>
+          <w:b w:val="0"/>
+          <w:color w:val="4A4A49"/>
+          <w:sz w:val="22"/>
+        </w:rPr>
+        <w:t xml:space="preserve"> (los pasos también están en la sección «Actividad / taller» de este guion).</w:t>
       </w:r>
     </w:p>
     <w:p>
@@ -2165,7 +2165,7 @@
           <w:color w:val="1A1C1D"/>
           <w:sz w:val="32"/>
         </w:rPr>
-        <w:t>115–120 · Cierre · [Slide 36]</w:t>
+        <w:t>115–120 · Cierre · [Slide 32]</w:t>
       </w:r>
     </w:p>
     <w:p>

--- a/Arquitectura de Sistemas Computacionales/Kit docente/Clase 6/Guion Docente Clase 6 - Seguridad en la nube.docx
+++ b/Arquitectura de Sistemas Computacionales/Kit docente/Clase 6/Guion Docente Clase 6 - Seguridad en la nube.docx
@@ -333,7 +333,51 @@
           <w:color w:val="4A4A49"/>
           <w:sz w:val="22"/>
         </w:rPr>
-        <w:t>[Slide 12] Modelar amenazas: las cuatro preguntas y el vocabulario (1/2)</w:t>
+        <w:t>[Slide 12] Modelar amenazas: las cuatro preguntas y el vocabulario</w:t>
+      </w:r>
+      <w:r>
+        <w:rPr>
+          <w:b w:val="0"/>
+          <w:color w:val="4A4A49"/>
+          <w:sz w:val="22"/>
+        </w:rPr>
+        <w:t xml:space="preserve"> — 6 vinetas.</w:t>
+      </w:r>
+    </w:p>
+    <w:p>
+      <w:pPr>
+        <w:pStyle w:val="ListBullet2"/>
+      </w:pPr>
+      <w:r>
+        <w:rPr>
+          <w:b w:val="0"/>
+          <w:color w:val="4A4A49"/>
+          <w:sz w:val="22"/>
+        </w:rPr>
+        <w:t>Hace falta vocabulario preciso, porque el estudiante usa estas palabras como sinonimos.</w:t>
+      </w:r>
+    </w:p>
+    <w:p>
+      <w:pPr>
+        <w:pStyle w:val="ListBullet2"/>
+      </w:pPr>
+      <w:r>
+        <w:rPr>
+          <w:b w:val="0"/>
+          <w:color w:val="4A4A49"/>
+          <w:sz w:val="22"/>
+        </w:rPr>
+        <w:t>(Sobre la actividad, no se proyecta) Y la superficie de ataque son los puntos por donde alguien externo puede interactuar con el sistema: cada endpoint publico, cada puerto publicado del contenedor, cada formulario, cada dependencia de terceros.</w:t>
+      </w:r>
+    </w:p>
+    <w:p>
+      <w:r>
+        <w:rPr>
+          <w:b/>
+          <w:color w:val="4A4A49"/>
+          <w:sz w:val="22"/>
+        </w:rPr>
+        <w:t>[Slide 13] STRIDE: seis categorias, cada una niega una propiedad</w:t>
       </w:r>
       <w:r>
         <w:rPr>
@@ -354,7 +398,59 @@
           <w:color w:val="4A4A49"/>
           <w:sz w:val="22"/>
         </w:rPr>
-        <w:t>Hace falta vocabulario preciso, porque el estudiante usa estas palabras como sinonimos.</w:t>
+        <w:t>Tampering modifica datos sin autorizacion y niega la integridad.</w:t>
+      </w:r>
+    </w:p>
+    <w:p>
+      <w:pPr>
+        <w:pStyle w:val="ListBullet2"/>
+      </w:pPr>
+      <w:r>
+        <w:rPr>
+          <w:b w:val="0"/>
+          <w:color w:val="4A4A49"/>
+          <w:sz w:val="22"/>
+        </w:rPr>
+        <w:t>Denial of service agota un recurso hasta que el sistema deja de responder y niega la disponibilidad.</w:t>
+      </w:r>
+    </w:p>
+    <w:p>
+      <w:pPr>
+        <w:pStyle w:val="ListBullet2"/>
+      </w:pPr>
+      <w:r>
+        <w:rPr>
+          <w:b w:val="0"/>
+          <w:color w:val="4A4A49"/>
+          <w:sz w:val="22"/>
+        </w:rPr>
+        <w:t>Elevation of privilege obtiene mas permisos de los asignados y niega la autorizacion.</w:t>
+      </w:r>
+    </w:p>
+    <w:p>
+      <w:pPr>
+        <w:pStyle w:val="ListBullet2"/>
+      </w:pPr>
+      <w:r>
+        <w:rPr>
+          <w:b w:val="0"/>
+          <w:color w:val="4A4A49"/>
+          <w:sz w:val="22"/>
+        </w:rPr>
+        <w:t>De ahi sale la distincion que mas se confunde: autenticacion es demostrar quien eres, autorizacion es determinar que puedes hacer una vez identificado.</w:t>
+      </w:r>
+    </w:p>
+    <w:p>
+      <w:pPr>
+        <w:pStyle w:val="ListBullet2"/>
+      </w:pPr>
+      <w:r>
+        <w:rPr>
+          <w:b w:val="0"/>
+          <w:color w:val="4A4A49"/>
+          <w:sz w:val="22"/>
+        </w:rPr>
+        <w:t>Un sistema puede autenticar impecablemente y seguir siendo inseguro si despues no verifica permisos.</w:t>
       </w:r>
     </w:p>
     <w:p>
@@ -364,7 +460,250 @@
           <w:color w:val="4A4A49"/>
           <w:sz w:val="22"/>
         </w:rPr>
-        <w:t>[Slide 13] Modelar amenazas: las cuatro preguntas y el vocabulario (2/2)</w:t>
+        <w:t>[Slide 14] Los controles gratuitos, en tres familias</w:t>
+      </w:r>
+      <w:r>
+        <w:rPr>
+          <w:b w:val="0"/>
+          <w:color w:val="4A4A49"/>
+          <w:sz w:val="22"/>
+        </w:rPr>
+        <w:t xml:space="preserve"> — 6 vinetas.</w:t>
+      </w:r>
+    </w:p>
+    <w:p>
+      <w:pPr>
+        <w:pStyle w:val="ListBullet2"/>
+      </w:pPr>
+      <w:r>
+        <w:rPr>
+          <w:b w:val="0"/>
+          <w:color w:val="4A4A49"/>
+          <w:sz w:val="22"/>
+        </w:rPr>
+        <w:t>Los controles que el estudiante puede citar sin pagar nada se ordenan en tres familias.</w:t>
+      </w:r>
+    </w:p>
+    <w:p>
+      <w:r>
+        <w:rPr>
+          <w:b/>
+          <w:color w:val="4A4A49"/>
+          <w:sz w:val="22"/>
+        </w:rPr>
+        <w:t>[Slide 15] Menor privilegio: la resta que hay que poder nombrar (1/2)</w:t>
+      </w:r>
+      <w:r>
+        <w:rPr>
+          <w:b w:val="0"/>
+          <w:color w:val="4A4A49"/>
+          <w:sz w:val="22"/>
+        </w:rPr>
+        <w:t xml:space="preserve"> — 4 vinetas.</w:t>
+      </w:r>
+    </w:p>
+    <w:p>
+      <w:pPr>
+        <w:pStyle w:val="ListBullet2"/>
+      </w:pPr>
+      <w:r>
+        <w:rPr>
+          <w:b w:val="0"/>
+          <w:color w:val="4A4A49"/>
+          <w:sz w:val="22"/>
+        </w:rPr>
+        <w:t>Si la respuesta no tiene un verbo en negativo, no esta aplicado.</w:t>
+      </w:r>
+    </w:p>
+    <w:p>
+      <w:pPr>
+        <w:pStyle w:val="ListBullet2"/>
+      </w:pPr>
+      <w:r>
+        <w:rPr>
+          <w:b w:val="0"/>
+          <w:color w:val="4A4A49"/>
+          <w:sz w:val="22"/>
+        </w:rPr>
+        <w:t>Menor privilegio no evita el ataque, acota el dano; decirlo asi evita la objecion de «entonces igual me atacan».</w:t>
+      </w:r>
+    </w:p>
+    <w:p>
+      <w:pPr>
+        <w:pStyle w:val="ListBullet2"/>
+      </w:pPr>
+      <w:r>
+        <w:rPr>
+          <w:b w:val="0"/>
+          <w:color w:val="4A4A49"/>
+          <w:sz w:val="22"/>
+        </w:rPr>
+        <w:t>Conviene ademas dar la version de la que casi nadie se acuerda: el principio aplica a personas igual que a servicios, y en un proyecto de un semestre el caso mas cercano es que no todo integrante del equipo necesita permiso de administracion en el repositorio.</w:t>
+      </w:r>
+    </w:p>
+    <w:p>
+      <w:pPr>
+        <w:pStyle w:val="ListBullet2"/>
+      </w:pPr>
+      <w:r>
+        <w:rPr>
+          <w:b w:val="0"/>
+          <w:color w:val="4A4A49"/>
+          <w:sz w:val="22"/>
+        </w:rPr>
+        <w:t>(Sobre la actividad, no se proyecta) El menor privilegio vale 1.25 puntos de la pregunta 2 y se pierde casi siempre por la misma razon: el estudiante lo define bien y no lo aplica.</w:t>
+      </w:r>
+    </w:p>
+    <w:p>
+      <w:r>
+        <w:rPr>
+          <w:b/>
+          <w:color w:val="4A4A49"/>
+          <w:sz w:val="22"/>
+        </w:rPr>
+        <w:t>[Slide 16] Menor privilegio: la resta que hay que poder nombrar (2/2)</w:t>
+      </w:r>
+      <w:r>
+        <w:rPr>
+          <w:b w:val="0"/>
+          <w:color w:val="4A4A49"/>
+          <w:sz w:val="22"/>
+        </w:rPr>
+        <w:t xml:space="preserve"> — 2 vinetas.</w:t>
+      </w:r>
+    </w:p>
+    <w:p>
+      <w:r>
+        <w:rPr>
+          <w:b/>
+          <w:color w:val="4A4A49"/>
+          <w:sz w:val="22"/>
+        </w:rPr>
+        <w:t>[Slide 17] Gestion de secretos: el error mas repetido y el mas facil de verificar (1/2)</w:t>
+      </w:r>
+      <w:r>
+        <w:rPr>
+          <w:b w:val="0"/>
+          <w:color w:val="4A4A49"/>
+          <w:sz w:val="22"/>
+        </w:rPr>
+        <w:t xml:space="preserve"> — 5 vinetas.</w:t>
+      </w:r>
+    </w:p>
+    <w:p>
+      <w:pPr>
+        <w:pStyle w:val="ListBullet2"/>
+      </w:pPr>
+      <w:r>
+        <w:rPr>
+          <w:b w:val="0"/>
+          <w:color w:val="4A4A49"/>
+          <w:sz w:val="22"/>
+        </w:rPr>
+        <w:t>Con herramientas gratis, el valor real vive en los secretos del repositorio y se inyecta como variable de entorno en ejecucion, versionando solo un archivo de ejemplo con los nombres de las variables.</w:t>
+      </w:r>
+    </w:p>
+    <w:p>
+      <w:r>
+        <w:rPr>
+          <w:b/>
+          <w:color w:val="4A4A49"/>
+          <w:sz w:val="22"/>
+        </w:rPr>
+        <w:t>[Slide 18] Gestion de secretos: el error mas repetido y el mas facil de verificar (2/2)</w:t>
+      </w:r>
+      <w:r>
+        <w:rPr>
+          <w:b w:val="0"/>
+          <w:color w:val="4A4A49"/>
+          <w:sz w:val="22"/>
+        </w:rPr>
+        <w:t xml:space="preserve"> — 4 vinetas.</w:t>
+      </w:r>
+    </w:p>
+    <w:p>
+      <w:r>
+        <w:rPr>
+          <w:b/>
+          <w:color w:val="4A4A49"/>
+          <w:sz w:val="22"/>
+        </w:rPr>
+        <w:t>[Slide 19] La politica en cuatro respuestas: quien rota, cada cuanto y que se hace ante una filtracion (1/3)</w:t>
+      </w:r>
+      <w:r>
+        <w:rPr>
+          <w:b w:val="0"/>
+          <w:color w:val="4A4A49"/>
+          <w:sz w:val="22"/>
+        </w:rPr>
+        <w:t xml:space="preserve"> — 5 vinetas.</w:t>
+      </w:r>
+    </w:p>
+    <w:p>
+      <w:pPr>
+        <w:pStyle w:val="ListBullet2"/>
+      </w:pPr>
+      <w:r>
+        <w:rPr>
+          <w:b w:val="0"/>
+          <w:color w:val="4A4A49"/>
+          <w:sz w:val="22"/>
+        </w:rPr>
+        <w:t>Conviene recorrer renglon por renglon, porque el estudiante que solo escucho «no los pongas en el Dockerfile» responde una de las cinco y pierde las otras cuatro.</w:t>
+      </w:r>
+    </w:p>
+    <w:p>
+      <w:pPr>
+        <w:pStyle w:val="ListBullet2"/>
+      </w:pPr>
+      <w:r>
+        <w:rPr>
+          <w:b w:val="0"/>
+          <w:color w:val="4A4A49"/>
+          <w:sz w:val="22"/>
+        </w:rPr>
+        <w:t>Esa distincion entre el nombre de un secreto, que es publico, y su valor, que no lo es, es la senal de que el estudiante entendio el tema.</w:t>
+      </w:r>
+    </w:p>
+    <w:p>
+      <w:pPr>
+        <w:pStyle w:val="ListBullet2"/>
+      </w:pPr>
+      <w:r>
+        <w:rPr>
+          <w:b w:val="0"/>
+          <w:color w:val="4A4A49"/>
+          <w:sz w:val="22"/>
+        </w:rPr>
+        <w:t>(Sobre la actividad, no se proyecta) La politica de secretos vale 7.5 puntos repartidos en cuatro respuestas de 1.5 mas el procedimiento ante filtracion, tambien de 1.5.</w:t>
+      </w:r>
+    </w:p>
+    <w:p>
+      <w:r>
+        <w:rPr>
+          <w:b/>
+          <w:color w:val="4A4A49"/>
+          <w:sz w:val="22"/>
+        </w:rPr>
+        <w:t>[Slide 20] La politica en cuatro respuestas: quien rota, cada cuanto y que se hace ante una filtracion (2/3)</w:t>
+      </w:r>
+      <w:r>
+        <w:rPr>
+          <w:b w:val="0"/>
+          <w:color w:val="4A4A49"/>
+          <w:sz w:val="22"/>
+        </w:rPr>
+        <w:t xml:space="preserve"> — 5 vinetas.</w:t>
+      </w:r>
+    </w:p>
+    <w:p>
+      <w:r>
+        <w:rPr>
+          <w:b/>
+          <w:color w:val="4A4A49"/>
+          <w:sz w:val="22"/>
+        </w:rPr>
+        <w:t>[Slide 21] La politica en cuatro respuestas: quien rota, cada cuanto y que se hace ante una filtracion (3/3)</w:t>
       </w:r>
       <w:r>
         <w:rPr>
@@ -382,7 +721,95 @@
           <w:color w:val="4A4A49"/>
           <w:sz w:val="22"/>
         </w:rPr>
-        <w:t>[Slide 14] STRIDE: seis categorias, cada una niega una propiedad</w:t>
+        <w:t>[Slide 22] Primer ejemplo: autenticacion con token en CloudLite</w:t>
+      </w:r>
+      <w:r>
+        <w:rPr>
+          <w:b w:val="0"/>
+          <w:color w:val="4A4A49"/>
+          <w:sz w:val="22"/>
+        </w:rPr>
+        <w:t xml:space="preserve"> — 6 vinetas.</w:t>
+      </w:r>
+    </w:p>
+    <w:p>
+      <w:pPr>
+        <w:pStyle w:val="ListBullet2"/>
+      </w:pPr>
+      <w:r>
+        <w:rPr>
+          <w:b w:val="0"/>
+          <w:color w:val="4A4A49"/>
+          <w:sz w:val="22"/>
+        </w:rPr>
+        <w:t>Primer ejemplo concreto.</w:t>
+      </w:r>
+    </w:p>
+    <w:p>
+      <w:pPr>
+        <w:pStyle w:val="ListBullet2"/>
+      </w:pPr>
+      <w:r>
+        <w:rPr>
+          <w:b w:val="0"/>
+          <w:color w:val="4A4A49"/>
+          <w:sz w:val="22"/>
+        </w:rPr>
+        <w:t>En CloudLite el usuario final se autentica contra la API y recibe un token, una cadena firmada que acompana cada peticion posterior para no volver a pedir la contrasena.</w:t>
+      </w:r>
+    </w:p>
+    <w:p>
+      <w:r>
+        <w:rPr>
+          <w:b/>
+          <w:color w:val="4A4A49"/>
+          <w:sz w:val="22"/>
+        </w:rPr>
+        <w:t>[Slide 23] Segundo ejemplo: PII y las tres amenazas de identidad</w:t>
+      </w:r>
+      <w:r>
+        <w:rPr>
+          <w:b w:val="0"/>
+          <w:color w:val="4A4A49"/>
+          <w:sz w:val="22"/>
+        </w:rPr>
+        <w:t xml:space="preserve"> — 5 vinetas.</w:t>
+      </w:r>
+    </w:p>
+    <w:p>
+      <w:pPr>
+        <w:pStyle w:val="ListBullet2"/>
+      </w:pPr>
+      <w:r>
+        <w:rPr>
+          <w:b w:val="0"/>
+          <w:color w:val="4A4A49"/>
+          <w:sz w:val="22"/>
+        </w:rPr>
+        <w:t>Segundo ejemplo concreto.</w:t>
+      </w:r>
+    </w:p>
+    <w:p>
+      <w:pPr>
+        <w:pStyle w:val="ListBullet2"/>
+      </w:pPr>
+      <w:r>
+        <w:rPr>
+          <w:b w:val="0"/>
+          <w:color w:val="4A4A49"/>
+          <w:sz w:val="22"/>
+        </w:rPr>
+        <w:t>La respuesta que devuelve mas de lo necesario: el endpoint de perfil serializa la fila completa e incluye el hash de la contrasena o el correo de otros usuarios; el control es declarar que campos salen.</w:t>
+      </w:r>
+    </w:p>
+    <w:p>
+      <w:r>
+        <w:rPr>
+          <w:b/>
+          <w:color w:val="4A4A49"/>
+          <w:sz w:val="22"/>
+        </w:rPr>
+        <w:t>[Slide 24] Amenaza, control y donde se ve: la tercera es una caja o una flecha (1/2)</w:t>
       </w:r>
       <w:r>
         <w:rPr>
@@ -403,7 +830,7 @@
           <w:color w:val="4A4A49"/>
           <w:sz w:val="22"/>
         </w:rPr>
-        <w:t>Tampering modifica datos sin autorizacion y niega la integridad.</w:t>
+        <w:t>La tercera es la que se responde mal: solo admite el nombre de una CAJA o de una FLECHA del C4 Containers o del Despliegue, escrito igual que en el diagrama.</w:t>
       </w:r>
     </w:p>
     <w:p>
@@ -416,46 +843,7 @@
           <w:color w:val="4A4A49"/>
           <w:sz w:val="22"/>
         </w:rPr>
-        <w:t>Denial of service agota un recurso hasta que el sistema deja de responder y niega la disponibilidad.</w:t>
-      </w:r>
-    </w:p>
-    <w:p>
-      <w:pPr>
-        <w:pStyle w:val="ListBullet2"/>
-      </w:pPr>
-      <w:r>
-        <w:rPr>
-          <w:b w:val="0"/>
-          <w:color w:val="4A4A49"/>
-          <w:sz w:val="22"/>
-        </w:rPr>
-        <w:t>Elevation of privilege obtiene mas permisos de los asignados y niega la autorizacion.</w:t>
-      </w:r>
-    </w:p>
-    <w:p>
-      <w:pPr>
-        <w:pStyle w:val="ListBullet2"/>
-      </w:pPr>
-      <w:r>
-        <w:rPr>
-          <w:b w:val="0"/>
-          <w:color w:val="4A4A49"/>
-          <w:sz w:val="22"/>
-        </w:rPr>
-        <w:t>De ahi sale la distincion que mas se confunde: autenticacion es demostrar quien eres, autorizacion es determinar que puedes hacer una vez identificado.</w:t>
-      </w:r>
-    </w:p>
-    <w:p>
-      <w:pPr>
-        <w:pStyle w:val="ListBullet2"/>
-      </w:pPr>
-      <w:r>
-        <w:rPr>
-          <w:b w:val="0"/>
-          <w:color w:val="4A4A49"/>
-          <w:sz w:val="22"/>
-        </w:rPr>
-        <w:t>Un sistema puede autenticar impecablemente y seguir siendo inseguro si despues no verifica permisos.</w:t>
+        <w:t>«la flecha App web -&gt; API de turnos lleva HTTPS y el identificador se toma del token» si.</w:t>
       </w:r>
     </w:p>
     <w:p>
@@ -465,7 +853,7 @@
           <w:color w:val="4A4A49"/>
           <w:sz w:val="22"/>
         </w:rPr>
-        <w:t>[Slide 15] Los controles gratuitos, en tres familias (1/2)</w:t>
+        <w:t>[Slide 25] Amenaza, control y donde se ve: la tercera es una caja o una flecha (2/2)</w:t>
       </w:r>
       <w:r>
         <w:rPr>
@@ -477,16 +865,60 @@
       </w:r>
     </w:p>
     <w:p>
-      <w:pPr>
-        <w:pStyle w:val="ListBullet2"/>
-      </w:pPr>
+      <w:r>
+        <w:rPr>
+          <w:b/>
+          <w:color w:val="4A4A49"/>
+          <w:sz w:val="22"/>
+        </w:rPr>
+        <w:t>[Slide 26] Preguntas frecuentes del grupo (1/2)</w:t>
+      </w:r>
       <w:r>
         <w:rPr>
           <w:b w:val="0"/>
           <w:color w:val="4A4A49"/>
           <w:sz w:val="22"/>
         </w:rPr>
-        <w:t>Los controles que el estudiante puede citar sin pagar nada se ordenan en tres familias.</w:t>
+        <w:t xml:space="preserve"> — 3 vinetas.</w:t>
+      </w:r>
+    </w:p>
+    <w:p>
+      <w:pPr>
+        <w:pStyle w:val="ListBullet2"/>
+      </w:pPr>
+      <w:r>
+        <w:rPr>
+          <w:b w:val="0"/>
+          <w:color w:val="4A4A49"/>
+          <w:sz w:val="22"/>
+        </w:rPr>
+        <w:t>Estas aparecen todos los semestres, y las cuatro se responden con material que ya esta proyectado.</w:t>
+      </w:r>
+    </w:p>
+    <w:p>
+      <w:pPr>
+        <w:pStyle w:val="ListBullet2"/>
+      </w:pPr>
+      <w:r>
+        <w:rPr>
+          <w:b w:val="0"/>
+          <w:color w:val="4A4A49"/>
+          <w:sz w:val="22"/>
+        </w:rPr>
+        <w:t>(Sobre la actividad, no se proyecta) «Si trabajo solo, quien rota los secretos?» El mismo estudiante, y es una respuesta valida: lo que se califica es que exista un responsable escrito, no que sea otra persona.</w:t>
+      </w:r>
+    </w:p>
+    <w:p>
+      <w:pPr>
+        <w:pStyle w:val="ListBullet2"/>
+      </w:pPr>
+      <w:r>
+        <w:rPr>
+          <w:b w:val="0"/>
+          <w:color w:val="4A4A49"/>
+          <w:sz w:val="22"/>
+        </w:rPr>
+        <w:t>(Sobre la actividad, no se proyecta) Lo que se descuenta es la misma amenaza escrita dos veces con otras palabras.</w:t>
       </w:r>
     </w:p>
     <w:p>
@@ -496,7 +928,7 @@
           <w:color w:val="4A4A49"/>
           <w:sz w:val="22"/>
         </w:rPr>
-        <w:t>[Slide 16] Los controles gratuitos, en tres familias (2/2)</w:t>
+        <w:t>[Slide 27] Preguntas frecuentes del grupo (2/2)</w:t>
       </w:r>
       <w:r>
         <w:rPr>
@@ -514,423 +946,7 @@
           <w:color w:val="4A4A49"/>
           <w:sz w:val="22"/>
         </w:rPr>
-        <w:t>[Slide 17] Menor privilegio: la resta que hay que poder nombrar (1/2)</w:t>
-      </w:r>
-      <w:r>
-        <w:rPr>
-          <w:b w:val="0"/>
-          <w:color w:val="4A4A49"/>
-          <w:sz w:val="22"/>
-        </w:rPr>
-        <w:t xml:space="preserve"> — 4 vinetas.</w:t>
-      </w:r>
-    </w:p>
-    <w:p>
-      <w:pPr>
-        <w:pStyle w:val="ListBullet2"/>
-      </w:pPr>
-      <w:r>
-        <w:rPr>
-          <w:b w:val="0"/>
-          <w:color w:val="4A4A49"/>
-          <w:sz w:val="22"/>
-        </w:rPr>
-        <w:t>Si la respuesta no tiene un verbo en negativo, no esta aplicado.</w:t>
-      </w:r>
-    </w:p>
-    <w:p>
-      <w:pPr>
-        <w:pStyle w:val="ListBullet2"/>
-      </w:pPr>
-      <w:r>
-        <w:rPr>
-          <w:b w:val="0"/>
-          <w:color w:val="4A4A49"/>
-          <w:sz w:val="22"/>
-        </w:rPr>
-        <w:t>Menor privilegio no evita el ataque, acota el dano; decirlo asi evita la objecion de «entonces igual me atacan».</w:t>
-      </w:r>
-    </w:p>
-    <w:p>
-      <w:pPr>
-        <w:pStyle w:val="ListBullet2"/>
-      </w:pPr>
-      <w:r>
-        <w:rPr>
-          <w:b w:val="0"/>
-          <w:color w:val="4A4A49"/>
-          <w:sz w:val="22"/>
-        </w:rPr>
-        <w:t>Conviene ademas dar la version de la que casi nadie se acuerda: el principio aplica a personas igual que a servicios, y en un proyecto de un semestre el caso mas cercano es que no todo integrante del equipo necesita permiso de administracion en el repositorio.</w:t>
-      </w:r>
-    </w:p>
-    <w:p>
-      <w:r>
-        <w:rPr>
-          <w:b/>
-          <w:color w:val="4A4A49"/>
-          <w:sz w:val="22"/>
-        </w:rPr>
-        <w:t>[Slide 18] Menor privilegio: la resta que hay que poder nombrar (2/2)</w:t>
-      </w:r>
-      <w:r>
-        <w:rPr>
-          <w:b w:val="0"/>
-          <w:color w:val="4A4A49"/>
-          <w:sz w:val="22"/>
-        </w:rPr>
-        <w:t xml:space="preserve"> — 3 vinetas.</w:t>
-      </w:r>
-    </w:p>
-    <w:p>
-      <w:r>
-        <w:rPr>
-          <w:b/>
-          <w:color w:val="4A4A49"/>
-          <w:sz w:val="22"/>
-        </w:rPr>
-        <w:t>[Slide 19] Gestion de secretos: el error mas repetido y el mas facil de verificar (1/2)</w:t>
-      </w:r>
-      <w:r>
-        <w:rPr>
-          <w:b w:val="0"/>
-          <w:color w:val="4A4A49"/>
-          <w:sz w:val="22"/>
-        </w:rPr>
-        <w:t xml:space="preserve"> — 5 vinetas.</w:t>
-      </w:r>
-    </w:p>
-    <w:p>
-      <w:pPr>
-        <w:pStyle w:val="ListBullet2"/>
-      </w:pPr>
-      <w:r>
-        <w:rPr>
-          <w:b w:val="0"/>
-          <w:color w:val="4A4A49"/>
-          <w:sz w:val="22"/>
-        </w:rPr>
-        <w:t>Con herramientas gratis, el valor real vive en los secretos del repositorio y se inyecta como variable de entorno en ejecucion, versionando solo un archivo de ejemplo con los nombres de las variables.</w:t>
-      </w:r>
-    </w:p>
-    <w:p>
-      <w:r>
-        <w:rPr>
-          <w:b/>
-          <w:color w:val="4A4A49"/>
-          <w:sz w:val="22"/>
-        </w:rPr>
-        <w:t>[Slide 20] Gestion de secretos: el error mas repetido y el mas facil de verificar (2/2)</w:t>
-      </w:r>
-      <w:r>
-        <w:rPr>
-          <w:b w:val="0"/>
-          <w:color w:val="4A4A49"/>
-          <w:sz w:val="22"/>
-        </w:rPr>
-        <w:t xml:space="preserve"> — 4 vinetas.</w:t>
-      </w:r>
-    </w:p>
-    <w:p>
-      <w:r>
-        <w:rPr>
-          <w:b/>
-          <w:color w:val="4A4A49"/>
-          <w:sz w:val="22"/>
-        </w:rPr>
-        <w:t>[Slide 21] La politica en cuatro respuestas: quien rota, cada cuanto y que se hace ante una filtracion (1/3)</w:t>
-      </w:r>
-      <w:r>
-        <w:rPr>
-          <w:b w:val="0"/>
-          <w:color w:val="4A4A49"/>
-          <w:sz w:val="22"/>
-        </w:rPr>
-        <w:t xml:space="preserve"> — 5 vinetas.</w:t>
-      </w:r>
-    </w:p>
-    <w:p>
-      <w:pPr>
-        <w:pStyle w:val="ListBullet2"/>
-      </w:pPr>
-      <w:r>
-        <w:rPr>
-          <w:b w:val="0"/>
-          <w:color w:val="4A4A49"/>
-          <w:sz w:val="22"/>
-        </w:rPr>
-        <w:t>Conviene recorrer renglon por renglon, porque el estudiante que solo escucho «no los pongas en el Dockerfile» responde una de las cinco y pierde las otras cuatro.</w:t>
-      </w:r>
-    </w:p>
-    <w:p>
-      <w:pPr>
-        <w:pStyle w:val="ListBullet2"/>
-      </w:pPr>
-      <w:r>
-        <w:rPr>
-          <w:b w:val="0"/>
-          <w:color w:val="4A4A49"/>
-          <w:sz w:val="22"/>
-        </w:rPr>
-        <w:t>Esa distincion entre el nombre de un secreto, que es publico, y su valor, que no lo es, es la senal de que el estudiante entendio el tema.</w:t>
-      </w:r>
-    </w:p>
-    <w:p>
-      <w:r>
-        <w:rPr>
-          <w:b/>
-          <w:color w:val="4A4A49"/>
-          <w:sz w:val="22"/>
-        </w:rPr>
-        <w:t>[Slide 22] La politica en cuatro respuestas: quien rota, cada cuanto y que se hace ante una filtracion (2/3)</w:t>
-      </w:r>
-      <w:r>
-        <w:rPr>
-          <w:b w:val="0"/>
-          <w:color w:val="4A4A49"/>
-          <w:sz w:val="22"/>
-        </w:rPr>
-        <w:t xml:space="preserve"> — 6 vinetas.</w:t>
-      </w:r>
-    </w:p>
-    <w:p>
-      <w:r>
-        <w:rPr>
-          <w:b/>
-          <w:color w:val="4A4A49"/>
-          <w:sz w:val="22"/>
-        </w:rPr>
-        <w:t>[Slide 23] La politica en cuatro respuestas: quien rota, cada cuanto y que se hace ante una filtracion (3/3)</w:t>
-      </w:r>
-      <w:r>
-        <w:rPr>
-          <w:b w:val="0"/>
-          <w:color w:val="4A4A49"/>
-          <w:sz w:val="22"/>
-        </w:rPr>
-        <w:t xml:space="preserve"> — 3 vinetas.</w:t>
-      </w:r>
-    </w:p>
-    <w:p>
-      <w:r>
-        <w:rPr>
-          <w:b/>
-          <w:color w:val="4A4A49"/>
-          <w:sz w:val="22"/>
-        </w:rPr>
-        <w:t>[Slide 24] Primer ejemplo: autenticacion con token en CloudLite</w:t>
-      </w:r>
-      <w:r>
-        <w:rPr>
-          <w:b w:val="0"/>
-          <w:color w:val="4A4A49"/>
-          <w:sz w:val="22"/>
-        </w:rPr>
-        <w:t xml:space="preserve"> — 6 vinetas.</w:t>
-      </w:r>
-    </w:p>
-    <w:p>
-      <w:pPr>
-        <w:pStyle w:val="ListBullet2"/>
-      </w:pPr>
-      <w:r>
-        <w:rPr>
-          <w:b w:val="0"/>
-          <w:color w:val="4A4A49"/>
-          <w:sz w:val="22"/>
-        </w:rPr>
-        <w:t>Primer ejemplo concreto.</w:t>
-      </w:r>
-    </w:p>
-    <w:p>
-      <w:pPr>
-        <w:pStyle w:val="ListBullet2"/>
-      </w:pPr>
-      <w:r>
-        <w:rPr>
-          <w:b w:val="0"/>
-          <w:color w:val="4A4A49"/>
-          <w:sz w:val="22"/>
-        </w:rPr>
-        <w:t>En CloudLite el usuario final se autentica contra la API y recibe un token, una cadena firmada que acompana cada peticion posterior para no volver a pedir la contrasena.</w:t>
-      </w:r>
-    </w:p>
-    <w:p>
-      <w:r>
-        <w:rPr>
-          <w:b/>
-          <w:color w:val="4A4A49"/>
-          <w:sz w:val="22"/>
-        </w:rPr>
-        <w:t>[Slide 25] Segundo ejemplo: PII y las tres amenazas de identidad</w:t>
-      </w:r>
-      <w:r>
-        <w:rPr>
-          <w:b w:val="0"/>
-          <w:color w:val="4A4A49"/>
-          <w:sz w:val="22"/>
-        </w:rPr>
-        <w:t xml:space="preserve"> — 5 vinetas.</w:t>
-      </w:r>
-    </w:p>
-    <w:p>
-      <w:pPr>
-        <w:pStyle w:val="ListBullet2"/>
-      </w:pPr>
-      <w:r>
-        <w:rPr>
-          <w:b w:val="0"/>
-          <w:color w:val="4A4A49"/>
-          <w:sz w:val="22"/>
-        </w:rPr>
-        <w:t>Segundo ejemplo concreto.</w:t>
-      </w:r>
-    </w:p>
-    <w:p>
-      <w:pPr>
-        <w:pStyle w:val="ListBullet2"/>
-      </w:pPr>
-      <w:r>
-        <w:rPr>
-          <w:b w:val="0"/>
-          <w:color w:val="4A4A49"/>
-          <w:sz w:val="22"/>
-        </w:rPr>
-        <w:t>La respuesta que devuelve mas de lo necesario: el endpoint de perfil serializa la fila completa e incluye el hash de la contrasena o el correo de otros usuarios; el control es declarar que campos salen.</w:t>
-      </w:r>
-    </w:p>
-    <w:p>
-      <w:r>
-        <w:rPr>
-          <w:b/>
-          <w:color w:val="4A4A49"/>
-          <w:sz w:val="22"/>
-        </w:rPr>
-        <w:t>[Slide 26] El entregable: tres columnas, y la tercera es una caja o una flecha (1/2)</w:t>
-      </w:r>
-      <w:r>
-        <w:rPr>
-          <w:b w:val="0"/>
-          <w:color w:val="4A4A49"/>
-          <w:sz w:val="22"/>
-        </w:rPr>
-        <w:t xml:space="preserve"> — 4 vinetas.</w:t>
-      </w:r>
-    </w:p>
-    <w:p>
-      <w:pPr>
-        <w:pStyle w:val="ListBullet2"/>
-      </w:pPr>
-      <w:r>
-        <w:rPr>
-          <w:b w:val="0"/>
-          <w:color w:val="4A4A49"/>
-          <w:sz w:val="22"/>
-        </w:rPr>
-        <w:t>Conviene decirlo con esos nombres porque la tercera reparte 2.5 de los 8.75 puntos y es la que se responde mal: solo admite el nombre de una CAJA o de una FLECHA del C4 Containers o del Despliegue, escrito igual que en el diagrama.</w:t>
-      </w:r>
-    </w:p>
-    <w:p>
-      <w:pPr>
-        <w:pStyle w:val="ListBullet2"/>
-      </w:pPr>
-      <w:r>
-        <w:rPr>
-          <w:b w:val="0"/>
-          <w:color w:val="4A4A49"/>
-          <w:sz w:val="22"/>
-        </w:rPr>
-        <w:t>«la flecha App web -&gt; API de turnos lleva HTTPS y el identificador se toma del token» si.</w:t>
-      </w:r>
-    </w:p>
-    <w:p>
-      <w:r>
-        <w:rPr>
-          <w:b/>
-          <w:color w:val="4A4A49"/>
-          <w:sz w:val="22"/>
-        </w:rPr>
-        <w:t>[Slide 27] El entregable: tres columnas, y la tercera es una caja o una flecha (2/2)</w:t>
-      </w:r>
-      <w:r>
-        <w:rPr>
-          <w:b w:val="0"/>
-          <w:color w:val="4A4A49"/>
-          <w:sz w:val="22"/>
-        </w:rPr>
-        <w:t xml:space="preserve"> — 4 vinetas.</w:t>
-      </w:r>
-    </w:p>
-    <w:p>
-      <w:r>
-        <w:rPr>
-          <w:b/>
-          <w:color w:val="4A4A49"/>
-          <w:sz w:val="22"/>
-        </w:rPr>
-        <w:t>[Slide 28] Preguntas frecuentes del grupo (1/2)</w:t>
-      </w:r>
-      <w:r>
-        <w:rPr>
-          <w:b w:val="0"/>
-          <w:color w:val="4A4A49"/>
-          <w:sz w:val="22"/>
-        </w:rPr>
-        <w:t xml:space="preserve"> — 3 vinetas.</w:t>
-      </w:r>
-    </w:p>
-    <w:p>
-      <w:pPr>
-        <w:pStyle w:val="ListBullet2"/>
-      </w:pPr>
-      <w:r>
-        <w:rPr>
-          <w:b w:val="0"/>
-          <w:color w:val="4A4A49"/>
-          <w:sz w:val="22"/>
-        </w:rPr>
-        <w:t>Estas aparecen todos los semestres, y las cuatro se responden con material que ya esta proyectado.</w:t>
-      </w:r>
-    </w:p>
-    <w:p>
-      <w:pPr>
-        <w:pStyle w:val="ListBullet2"/>
-      </w:pPr>
-      <w:r>
-        <w:rPr>
-          <w:b w:val="0"/>
-          <w:color w:val="4A4A49"/>
-          <w:sz w:val="22"/>
-        </w:rPr>
-        <w:t>Lo que se descuenta es la misma amenaza escrita dos veces con otras palabras.</w:t>
-      </w:r>
-    </w:p>
-    <w:p>
-      <w:r>
-        <w:rPr>
-          <w:b/>
-          <w:color w:val="4A4A49"/>
-          <w:sz w:val="22"/>
-        </w:rPr>
-        <w:t>[Slide 29] Preguntas frecuentes del grupo (2/2)</w:t>
-      </w:r>
-      <w:r>
-        <w:rPr>
-          <w:b w:val="0"/>
-          <w:color w:val="4A4A49"/>
-          <w:sz w:val="22"/>
-        </w:rPr>
-        <w:t xml:space="preserve"> — 3 vinetas.</w:t>
-      </w:r>
-    </w:p>
-    <w:p>
-      <w:r>
-        <w:rPr>
-          <w:b/>
-          <w:color w:val="4A4A49"/>
-          <w:sz w:val="22"/>
-        </w:rPr>
-        <w:t>[Slide 30] La politica de secretos, en comandos</w:t>
+        <w:t>[Slide 28] La politica de secretos, en comandos</w:t>
       </w:r>
       <w:r>
         <w:rPr>
@@ -1144,20 +1160,7 @@
           <w:color w:val="4A4A49"/>
           <w:sz w:val="22"/>
         </w:rPr>
-        <w:t>Modelar amenazas: las cuatro preguntas y el vocabulario (1/2)</w:t>
-      </w:r>
-    </w:p>
-    <w:p>
-      <w:pPr>
-        <w:pStyle w:val="ListNumber"/>
-      </w:pPr>
-      <w:r>
-        <w:rPr>
-          <w:b w:val="0"/>
-          <w:color w:val="4A4A49"/>
-          <w:sz w:val="22"/>
-        </w:rPr>
-        <w:t>Modelar amenazas: las cuatro preguntas y el vocabulario (2/2)</w:t>
+        <w:t>Modelar amenazas: las cuatro preguntas y el vocabulario</w:t>
       </w:r>
     </w:p>
     <w:p>
@@ -1183,20 +1186,7 @@
           <w:color w:val="4A4A49"/>
           <w:sz w:val="22"/>
         </w:rPr>
-        <w:t>Los controles gratuitos, en tres familias (1/2)</w:t>
-      </w:r>
-    </w:p>
-    <w:p>
-      <w:pPr>
-        <w:pStyle w:val="ListNumber"/>
-      </w:pPr>
-      <w:r>
-        <w:rPr>
-          <w:b w:val="0"/>
-          <w:color w:val="4A4A49"/>
-          <w:sz w:val="22"/>
-        </w:rPr>
-        <w:t>Los controles gratuitos, en tres familias (2/2)</w:t>
+        <w:t>Los controles gratuitos, en tres familias</w:t>
       </w:r>
     </w:p>
     <w:p>
@@ -1326,7 +1316,7 @@
           <w:color w:val="4A4A49"/>
           <w:sz w:val="22"/>
         </w:rPr>
-        <w:t>El entregable: tres columnas, y la tercera es una caja o una flecha (1/2)</w:t>
+        <w:t>Amenaza, control y donde se ve: la tercera es una caja o una flecha (1/2)</w:t>
       </w:r>
     </w:p>
     <w:p>
@@ -1339,7 +1329,7 @@
           <w:color w:val="4A4A49"/>
           <w:sz w:val="22"/>
         </w:rPr>
-        <w:t>El entregable: tres columnas, y la tercera es una caja o una flecha (2/2)</w:t>
+        <w:t>Amenaza, control y donde se ve: la tercera es una caja o una flecha (2/2)</w:t>
       </w:r>
     </w:p>
     <w:p>
@@ -1726,7 +1716,7 @@
           <w:color w:val="1A1C1D"/>
           <w:sz w:val="32"/>
         </w:rPr>
-        <w:t>40–55 · Demo en vivo · [Slide 31]</w:t>
+        <w:t>40–55 · Demo en vivo · [Slide 29]</w:t>
       </w:r>
     </w:p>
     <w:p>
@@ -2165,7 +2155,7 @@
           <w:color w:val="1A1C1D"/>
           <w:sz w:val="32"/>
         </w:rPr>
-        <w:t>115–120 · Cierre · [Slide 32]</w:t>
+        <w:t>115–120 · Cierre · [Slide 30]</w:t>
       </w:r>
     </w:p>
     <w:p>

--- a/Arquitectura de Sistemas Computacionales/Kit docente/Clase 6/Guion Docente Clase 6 - Seguridad en la nube.docx
+++ b/Arquitectura de Sistemas Computacionales/Kit docente/Clase 6/Guion Docente Clase 6 - Seguridad en la nube.docx
@@ -292,7 +292,7 @@
           <w:color w:val="4A4A49"/>
           <w:sz w:val="22"/>
         </w:rPr>
-        <w:t xml:space="preserve"> — 3 vinetas.</w:t>
+        <w:t xml:space="preserve"> — 4 vinetas.</w:t>
       </w:r>
     </w:p>
     <w:p>
@@ -306,6 +306,19 @@
           <w:sz w:val="22"/>
         </w:rPr>
         <w:t>Casi todos los incidentes reales ocurren del lado del cliente.</w:t>
+      </w:r>
+    </w:p>
+    <w:p>
+      <w:pPr>
+        <w:pStyle w:val="ListBullet2"/>
+      </w:pPr>
+      <w:r>
+        <w:rPr>
+          <w:b w:val="0"/>
+          <w:color w:val="4A4A49"/>
+          <w:sz w:val="22"/>
+        </w:rPr>
+        <w:t>Cada amenaza que se modele despues niega al menos una de las tres.</w:t>
       </w:r>
     </w:p>
     <w:p>
@@ -499,7 +512,7 @@
           <w:color w:val="4A4A49"/>
           <w:sz w:val="22"/>
         </w:rPr>
-        <w:t xml:space="preserve"> — 4 vinetas.</w:t>
+        <w:t xml:space="preserve"> — 5 vinetas.</w:t>
       </w:r>
     </w:p>
     <w:p>
@@ -569,7 +582,7 @@
           <w:color w:val="4A4A49"/>
           <w:sz w:val="22"/>
         </w:rPr>
-        <w:t xml:space="preserve"> — 2 vinetas.</w:t>
+        <w:t xml:space="preserve"> — 3 vinetas.</w:t>
       </w:r>
     </w:p>
     <w:p>
@@ -936,7 +949,7 @@
           <w:color w:val="4A4A49"/>
           <w:sz w:val="22"/>
         </w:rPr>
-        <w:t xml:space="preserve"> — 2 vinetas.</w:t>
+        <w:t xml:space="preserve"> — 5 vinetas.</w:t>
       </w:r>
     </w:p>
     <w:p>

--- a/Arquitectura de Sistemas Computacionales/Kit docente/Clase 6/Guion Docente Clase 6 - Seguridad en la nube.docx
+++ b/Arquitectura de Sistemas Computacionales/Kit docente/Clase 6/Guion Docente Clase 6 - Seguridad en la nube.docx
@@ -284,7 +284,7 @@
           <w:color w:val="4A4A49"/>
           <w:sz w:val="22"/>
         </w:rPr>
-        <w:t>[Slide 10] Seguridad como propiedad del diseno: la triada CIA (1/2)</w:t>
+        <w:t>[Slide 10] Seguridad como propiedad del diseno: la triada CIA</w:t>
       </w:r>
       <w:r>
         <w:rPr>
@@ -322,21 +322,16 @@
       </w:r>
     </w:p>
     <w:p>
-      <w:r>
-        <w:rPr>
-          <w:b/>
-          <w:color w:val="4A4A49"/>
-          <w:sz w:val="22"/>
-        </w:rPr>
-        <w:t>[Slide 11] Seguridad como propiedad del diseno: la triada CIA (2/2)</w:t>
-      </w:r>
+      <w:pPr>
+        <w:pStyle w:val="ListBullet2"/>
+      </w:pPr>
       <w:r>
         <w:rPr>
           <w:b w:val="0"/>
           <w:color w:val="4A4A49"/>
           <w:sz w:val="22"/>
         </w:rPr>
-        <w:t xml:space="preserve"> — 2 vinetas.</w:t>
+        <w:t>(No se proyecta) La primera pregunta del estudiante sera «no es el proveedor de nube el que ya se encarga de la seguridad?», y la respuesta sale del modelo de responsabilidad compartida de la Clase 2: el proveedor asegura la nube (hardware, hipervisor, red fisica) y quien construye CloudLite asegura lo que pone DENTRO de ella (identidades, permisos, configuracion, codigo y datos).</w:t>
       </w:r>
     </w:p>
     <w:p>
@@ -346,7 +341,7 @@
           <w:color w:val="4A4A49"/>
           <w:sz w:val="22"/>
         </w:rPr>
-        <w:t>[Slide 12] Modelar amenazas: las cuatro preguntas y el vocabulario</w:t>
+        <w:t>[Slide 11] Modelar amenazas: las cuatro preguntas y el vocabulario</w:t>
       </w:r>
       <w:r>
         <w:rPr>
@@ -367,7 +362,7 @@
           <w:color w:val="4A4A49"/>
           <w:sz w:val="22"/>
         </w:rPr>
-        <w:t>Hace falta vocabulario preciso, porque el estudiante usa estas palabras como sinonimos.</w:t>
+        <w:t>(No se proyecta) Hace falta vocabulario preciso, porque el estudiante usa estas palabras como sinonimos.</w:t>
       </w:r>
     </w:p>
     <w:p>
@@ -380,7 +375,7 @@
           <w:color w:val="4A4A49"/>
           <w:sz w:val="22"/>
         </w:rPr>
-        <w:t>(Sobre la actividad, no se proyecta) Y la superficie de ataque son los puntos por donde alguien externo puede interactuar con el sistema: cada endpoint publico, cada puerto publicado del contenedor, cada formulario, cada dependencia de terceros.</w:t>
+        <w:t>(No se proyecta) Y la superficie de ataque son los puntos por donde alguien externo puede interactuar con el sistema: cada endpoint publico, cada puerto publicado del contenedor, cada formulario, cada dependencia de terceros.</w:t>
       </w:r>
     </w:p>
     <w:p>
@@ -390,7 +385,7 @@
           <w:color w:val="4A4A49"/>
           <w:sz w:val="22"/>
         </w:rPr>
-        <w:t>[Slide 13] STRIDE: seis categorias, cada una niega una propiedad</w:t>
+        <w:t>[Slide 12] STRIDE: seis categorias, cada una niega una propiedad</w:t>
       </w:r>
       <w:r>
         <w:rPr>
@@ -473,7 +468,7 @@
           <w:color w:val="4A4A49"/>
           <w:sz w:val="22"/>
         </w:rPr>
-        <w:t>[Slide 14] Los controles gratuitos, en tres familias</w:t>
+        <w:t>[Slide 13] Los controles gratuitos, en tres familias</w:t>
       </w:r>
       <w:r>
         <w:rPr>
@@ -481,7 +476,7 @@
           <w:color w:val="4A4A49"/>
           <w:sz w:val="22"/>
         </w:rPr>
-        <w:t xml:space="preserve"> — 6 vinetas.</w:t>
+        <w:t xml:space="preserve"> — 4 vinetas.</w:t>
       </w:r>
     </w:p>
     <w:p>
@@ -494,7 +489,33 @@
           <w:color w:val="4A4A49"/>
           <w:sz w:val="22"/>
         </w:rPr>
-        <w:t>Los controles que el estudiante puede citar sin pagar nada se ordenan en tres familias.</w:t>
+        <w:t>(No se proyecta) Los controles que el estudiante puede citar sin pagar nada se ordenan en tres familias.</w:t>
+      </w:r>
+    </w:p>
+    <w:p>
+      <w:pPr>
+        <w:pStyle w:val="ListBullet2"/>
+      </w:pPr>
+      <w:r>
+        <w:rPr>
+          <w:b w:val="0"/>
+          <w:color w:val="4A4A49"/>
+          <w:sz w:val="22"/>
+        </w:rPr>
+        <w:t>(No se proyecta) Red: publicar solo el punto de entrada y dejar la base de datos sin acceso desde internet, que es el diagrama de la Clase 7.</w:t>
+      </w:r>
+    </w:p>
+    <w:p>
+      <w:pPr>
+        <w:pStyle w:val="ListBullet2"/>
+      </w:pPr>
+      <w:r>
+        <w:rPr>
+          <w:b w:val="0"/>
+          <w:color w:val="4A4A49"/>
+          <w:sz w:val="22"/>
+        </w:rPr>
+        <w:t>(No se proyecta) Aparece la segunda pregunta previsible: «si ya valido en el formulario, para que validar otra vez en la API?».</w:t>
       </w:r>
     </w:p>
     <w:p>
@@ -504,7 +525,7 @@
           <w:color w:val="4A4A49"/>
           <w:sz w:val="22"/>
         </w:rPr>
-        <w:t>[Slide 15] Menor privilegio: la resta que hay que poder nombrar (1/2)</w:t>
+        <w:t>[Slide 14] Menor privilegio: la resta que hay que poder nombrar (1/2)</w:t>
       </w:r>
       <w:r>
         <w:rPr>
@@ -512,7 +533,7 @@
           <w:color w:val="4A4A49"/>
           <w:sz w:val="22"/>
         </w:rPr>
-        <w:t xml:space="preserve"> — 5 vinetas.</w:t>
+        <w:t xml:space="preserve"> — 4 vinetas.</w:t>
       </w:r>
     </w:p>
     <w:p>
@@ -551,7 +572,7 @@
           <w:color w:val="4A4A49"/>
           <w:sz w:val="22"/>
         </w:rPr>
-        <w:t>Conviene ademas dar la version de la que casi nadie se acuerda: el principio aplica a personas igual que a servicios, y en un proyecto de un semestre el caso mas cercano es que no todo integrante del equipo necesita permiso de administracion en el repositorio.</w:t>
+        <w:t>(No se proyecta) El menor privilegio vale 1.25 puntos de la pregunta 2 y se pierde casi siempre por la misma razon: el estudiante lo define bien y no lo aplica.</w:t>
       </w:r>
     </w:p>
     <w:p>
@@ -564,7 +585,20 @@
           <w:color w:val="4A4A49"/>
           <w:sz w:val="22"/>
         </w:rPr>
-        <w:t>(Sobre la actividad, no se proyecta) El menor privilegio vale 1.25 puntos de la pregunta 2 y se pierde casi siempre por la misma razon: el estudiante lo define bien y no lo aplica.</w:t>
+        <w:t>(No se proyecta) El ejemplo que conviene proyectar es, resuelto sobre el diagrama de turnos que ya se uso en la Clase 4: la API de turnos no se conecta a la base como duena de la base, sino con un rol propio al que se le conceden exactamente las operaciones de lectura, insercion y actualizacion sobre sus tablas.</w:t>
+      </w:r>
+    </w:p>
+    <w:p>
+      <w:pPr>
+        <w:pStyle w:val="ListBullet2"/>
+      </w:pPr>
+      <w:r>
+        <w:rPr>
+          <w:b w:val="0"/>
+          <w:color w:val="4A4A49"/>
+          <w:sz w:val="22"/>
+        </w:rPr>
+        <w:t>(No se proyecta) Conviene ademas dar la version de la que casi nadie se acuerda: el principio aplica a personas igual que a servicios, y en un proyecto de un semestre el caso mas cercano es que no todo integrante del equipo necesita permiso de administracion en el repositorio.</w:t>
       </w:r>
     </w:p>
     <w:p>
@@ -574,7 +608,7 @@
           <w:color w:val="4A4A49"/>
           <w:sz w:val="22"/>
         </w:rPr>
-        <w:t>[Slide 16] Menor privilegio: la resta que hay que poder nombrar (2/2)</w:t>
+        <w:t>[Slide 15] Menor privilegio: la resta que hay que poder nombrar (2/2)</w:t>
       </w:r>
       <w:r>
         <w:rPr>
@@ -592,7 +626,7 @@
           <w:color w:val="4A4A49"/>
           <w:sz w:val="22"/>
         </w:rPr>
-        <w:t>[Slide 17] Gestion de secretos: el error mas repetido y el mas facil de verificar (1/2)</w:t>
+        <w:t>[Slide 16] Gestion de secretos: el error mas repetido y el mas facil de verificar (1/2)</w:t>
       </w:r>
       <w:r>
         <w:rPr>
@@ -617,21 +651,16 @@
       </w:r>
     </w:p>
     <w:p>
-      <w:r>
-        <w:rPr>
-          <w:b/>
-          <w:color w:val="4A4A49"/>
-          <w:sz w:val="22"/>
-        </w:rPr>
-        <w:t>[Slide 18] Gestion de secretos: el error mas repetido y el mas facil de verificar (2/2)</w:t>
-      </w:r>
+      <w:pPr>
+        <w:pStyle w:val="ListBullet2"/>
+      </w:pPr>
       <w:r>
         <w:rPr>
           <w:b w:val="0"/>
           <w:color w:val="4A4A49"/>
           <w:sz w:val="22"/>
         </w:rPr>
-        <w:t xml:space="preserve"> — 4 vinetas.</w:t>
+        <w:t>(No se proyecta) Esto se materializa en la Clase 8.</w:t>
       </w:r>
     </w:p>
     <w:p>
@@ -641,7 +670,25 @@
           <w:color w:val="4A4A49"/>
           <w:sz w:val="22"/>
         </w:rPr>
-        <w:t>[Slide 19] La politica en cuatro respuestas: quien rota, cada cuanto y que se hace ante una filtracion (1/3)</w:t>
+        <w:t>[Slide 17] Gestion de secretos: el error mas repetido y el mas facil de verificar (2/2)</w:t>
+      </w:r>
+      <w:r>
+        <w:rPr>
+          <w:b w:val="0"/>
+          <w:color w:val="4A4A49"/>
+          <w:sz w:val="22"/>
+        </w:rPr>
+        <w:t xml:space="preserve"> — 3 vinetas.</w:t>
+      </w:r>
+    </w:p>
+    <w:p>
+      <w:r>
+        <w:rPr>
+          <w:b/>
+          <w:color w:val="4A4A49"/>
+          <w:sz w:val="22"/>
+        </w:rPr>
+        <w:t>[Slide 18] La politica en cuatro respuestas: quien rota, cada cuanto y que se hace ante una filtracion (1/3)</w:t>
       </w:r>
       <w:r>
         <w:rPr>
@@ -662,7 +709,7 @@
           <w:color w:val="4A4A49"/>
           <w:sz w:val="22"/>
         </w:rPr>
-        <w:t>Conviene recorrer renglon por renglon, porque el estudiante que solo escucho «no los pongas en el Dockerfile» responde una de las cinco y pierde las otras cuatro.</w:t>
+        <w:t>(No se proyecta) La politica de secretos vale 7.5 puntos repartidos en cuatro respuestas de 1.5 mas el procedimiento ante filtracion, tambien de 1.5.</w:t>
       </w:r>
     </w:p>
     <w:p>
@@ -675,7 +722,7 @@
           <w:color w:val="4A4A49"/>
           <w:sz w:val="22"/>
         </w:rPr>
-        <w:t>Esa distincion entre el nombre de un secreto, que es publico, y su valor, que no lo es, es la senal de que el estudiante entendio el tema.</w:t>
+        <w:t>(No se proyecta) Conviene recorrer renglon por renglon, porque el estudiante que solo escucho «no los pongas en el Dockerfile» responde una de las cinco y pierde las otras cuatro.</w:t>
       </w:r>
     </w:p>
     <w:p>
@@ -688,7 +735,7 @@
           <w:color w:val="4A4A49"/>
           <w:sz w:val="22"/>
         </w:rPr>
-        <w:t>(Sobre la actividad, no se proyecta) La politica de secretos vale 7.5 puntos repartidos en cuatro respuestas de 1.5 mas el procedimiento ante filtracion, tambien de 1.5.</w:t>
+        <w:t>(No se proyecta) Esa distincion entre el nombre de un secreto, que es publico, y su valor, que no lo es, es la senal de que el estudiante entendio el tema.</w:t>
       </w:r>
     </w:p>
     <w:p>
@@ -698,7 +745,7 @@
           <w:color w:val="4A4A49"/>
           <w:sz w:val="22"/>
         </w:rPr>
-        <w:t>[Slide 20] La politica en cuatro respuestas: quien rota, cada cuanto y que se hace ante una filtracion (2/3)</w:t>
+        <w:t>[Slide 19] La politica en cuatro respuestas: quien rota, cada cuanto y que se hace ante una filtracion (2/3)</w:t>
       </w:r>
       <w:r>
         <w:rPr>
@@ -716,7 +763,7 @@
           <w:color w:val="4A4A49"/>
           <w:sz w:val="22"/>
         </w:rPr>
-        <w:t>[Slide 21] La politica en cuatro respuestas: quien rota, cada cuanto y que se hace ante una filtracion (3/3)</w:t>
+        <w:t>[Slide 20] La politica en cuatro respuestas: quien rota, cada cuanto y que se hace ante una filtracion (3/3)</w:t>
       </w:r>
       <w:r>
         <w:rPr>
@@ -734,7 +781,7 @@
           <w:color w:val="4A4A49"/>
           <w:sz w:val="22"/>
         </w:rPr>
-        <w:t>[Slide 22] Primer ejemplo: autenticacion con token en CloudLite</w:t>
+        <w:t>[Slide 21] Primer ejemplo: autenticacion con token en CloudLite</w:t>
       </w:r>
       <w:r>
         <w:rPr>
@@ -742,7 +789,7 @@
           <w:color w:val="4A4A49"/>
           <w:sz w:val="22"/>
         </w:rPr>
-        <w:t xml:space="preserve"> — 6 vinetas.</w:t>
+        <w:t xml:space="preserve"> — 5 vinetas.</w:t>
       </w:r>
     </w:p>
     <w:p>
@@ -772,13 +819,26 @@
       </w:r>
     </w:p>
     <w:p>
+      <w:pPr>
+        <w:pStyle w:val="ListBullet2"/>
+      </w:pPr>
+      <w:r>
+        <w:rPr>
+          <w:b w:val="0"/>
+          <w:color w:val="4A4A49"/>
+          <w:sz w:val="22"/>
+        </w:rPr>
+        <w:t>(No se proyecta) Evidencia: la caja Auth del C4 Containers de la Clase 4 y la flecha etiquetada HTTPS.</w:t>
+      </w:r>
+    </w:p>
+    <w:p>
       <w:r>
         <w:rPr>
           <w:b/>
           <w:color w:val="4A4A49"/>
           <w:sz w:val="22"/>
         </w:rPr>
-        <w:t>[Slide 23] Segundo ejemplo: PII y las tres amenazas de identidad</w:t>
+        <w:t>[Slide 22] Segundo ejemplo: PII y las tres amenazas de identidad</w:t>
       </w:r>
       <w:r>
         <w:rPr>
@@ -822,7 +882,7 @@
           <w:color w:val="4A4A49"/>
           <w:sz w:val="22"/>
         </w:rPr>
-        <w:t>[Slide 24] Amenaza, control y donde se ve: la tercera es una caja o una flecha (1/2)</w:t>
+        <w:t>[Slide 23] Amenaza, control y donde se ve: la tercera es una caja o una flecha</w:t>
       </w:r>
       <w:r>
         <w:rPr>
@@ -860,21 +920,42 @@
       </w:r>
     </w:p>
     <w:p>
-      <w:r>
-        <w:rPr>
-          <w:b/>
-          <w:color w:val="4A4A49"/>
-          <w:sz w:val="22"/>
-        </w:rPr>
-        <w:t>[Slide 25] Amenaza, control y donde se ve: la tercera es una caja o una flecha (2/2)</w:t>
-      </w:r>
+      <w:pPr>
+        <w:pStyle w:val="ListBullet2"/>
+      </w:pPr>
       <w:r>
         <w:rPr>
           <w:b w:val="0"/>
           <w:color w:val="4A4A49"/>
           <w:sz w:val="22"/>
         </w:rPr>
-        <w:t xml:space="preserve"> — 4 vinetas.</w:t>
+        <w:t>(No se proyecta) Tercera pregunta previsible: «cuantas amenazas hay que poner?».</w:t>
+      </w:r>
+    </w:p>
+    <w:p>
+      <w:pPr>
+        <w:pStyle w:val="ListBullet2"/>
+      </w:pPr>
+      <w:r>
+        <w:rPr>
+          <w:b w:val="0"/>
+          <w:color w:val="4A4A49"/>
+          <w:sz w:val="22"/>
+        </w:rPr>
+        <w:t>(No se proyecta) La Clase 5 cerro con el Parcial 1 el bloque de arquitectura y esta clase abre el de operacion.</w:t>
+      </w:r>
+    </w:p>
+    <w:p>
+      <w:pPr>
+        <w:pStyle w:val="ListBullet2"/>
+      </w:pPr>
+      <w:r>
+        <w:rPr>
+          <w:b w:val="0"/>
+          <w:color w:val="4A4A49"/>
+          <w:sz w:val="22"/>
+        </w:rPr>
+        <w:t>(No se proyecta) Las fronteras de confianza que hoy se nombran en texto se dibujan como zonas publica, privada y de datos en la Clase 7; la politica de secretos se ejecuta en el pipeline de la Clase 8, donde la denegacion de servicio se vuelve una senal medible; y todo el bloque se evalua en el Parcial 2 de la Clase 9.</w:t>
       </w:r>
     </w:p>
     <w:p>
@@ -884,7 +965,7 @@
           <w:color w:val="4A4A49"/>
           <w:sz w:val="22"/>
         </w:rPr>
-        <w:t>[Slide 26] Preguntas frecuentes del grupo (1/2)</w:t>
+        <w:t>[Slide 24] Preguntas frecuentes del grupo (1/2)</w:t>
       </w:r>
       <w:r>
         <w:rPr>
@@ -918,7 +999,7 @@
           <w:color w:val="4A4A49"/>
           <w:sz w:val="22"/>
         </w:rPr>
-        <w:t>(Sobre la actividad, no se proyecta) «Si trabajo solo, quien rota los secretos?» El mismo estudiante, y es una respuesta valida: lo que se califica es que exista un responsable escrito, no que sea otra persona.</w:t>
+        <w:t>(No se proyecta) «Si trabajo solo, quien rota los secretos?» El mismo estudiante, y es una respuesta valida: lo que se califica es que exista un responsable escrito, no que sea otra persona.</w:t>
       </w:r>
     </w:p>
     <w:p>
@@ -931,7 +1012,7 @@
           <w:color w:val="4A4A49"/>
           <w:sz w:val="22"/>
         </w:rPr>
-        <w:t>(Sobre la actividad, no se proyecta) Lo que se descuenta es la misma amenaza escrita dos veces con otras palabras.</w:t>
+        <w:t>(No se proyecta) Lo que se descuenta es la misma amenaza escrita dos veces con otras palabras.</w:t>
       </w:r>
     </w:p>
     <w:p>
@@ -941,7 +1022,7 @@
           <w:color w:val="4A4A49"/>
           <w:sz w:val="22"/>
         </w:rPr>
-        <w:t>[Slide 27] Preguntas frecuentes del grupo (2/2)</w:t>
+        <w:t>[Slide 25] Preguntas frecuentes del grupo (2/2)</w:t>
       </w:r>
       <w:r>
         <w:rPr>
@@ -959,7 +1040,7 @@
           <w:color w:val="4A4A49"/>
           <w:sz w:val="22"/>
         </w:rPr>
-        <w:t>[Slide 28] La politica de secretos, en comandos</w:t>
+        <w:t>[Slide 26] La politica de secretos, en comandos</w:t>
       </w:r>
       <w:r>
         <w:rPr>
@@ -1147,20 +1228,7 @@
           <w:color w:val="4A4A49"/>
           <w:sz w:val="22"/>
         </w:rPr>
-        <w:t>Seguridad como propiedad del diseno: la triada CIA (1/2)</w:t>
-      </w:r>
-    </w:p>
-    <w:p>
-      <w:pPr>
-        <w:pStyle w:val="ListNumber"/>
-      </w:pPr>
-      <w:r>
-        <w:rPr>
-          <w:b w:val="0"/>
-          <w:color w:val="4A4A49"/>
-          <w:sz w:val="22"/>
-        </w:rPr>
-        <w:t>Seguridad como propiedad del diseno: la triada CIA (2/2)</w:t>
+        <w:t>Seguridad como propiedad del diseno: la triada CIA</w:t>
       </w:r>
     </w:p>
     <w:p>
@@ -1329,20 +1397,7 @@
           <w:color w:val="4A4A49"/>
           <w:sz w:val="22"/>
         </w:rPr>
-        <w:t>Amenaza, control y donde se ve: la tercera es una caja o una flecha (1/2)</w:t>
-      </w:r>
-    </w:p>
-    <w:p>
-      <w:pPr>
-        <w:pStyle w:val="ListNumber"/>
-      </w:pPr>
-      <w:r>
-        <w:rPr>
-          <w:b w:val="0"/>
-          <w:color w:val="4A4A49"/>
-          <w:sz w:val="22"/>
-        </w:rPr>
-        <w:t>Amenaza, control y donde se ve: la tercera es una caja o una flecha (2/2)</w:t>
+        <w:t>Amenaza, control y donde se ve: la tercera es una caja o una flecha</w:t>
       </w:r>
     </w:p>
     <w:p>
@@ -1729,7 +1784,7 @@
           <w:color w:val="1A1C1D"/>
           <w:sz w:val="32"/>
         </w:rPr>
-        <w:t>40–55 · Demo en vivo · [Slide 29]</w:t>
+        <w:t>40–55 · Demo en vivo · [Slide 27]</w:t>
       </w:r>
     </w:p>
     <w:p>
@@ -2168,7 +2223,7 @@
           <w:color w:val="1A1C1D"/>
           <w:sz w:val="32"/>
         </w:rPr>
-        <w:t>115–120 · Cierre · [Slide 30]</w:t>
+        <w:t>115–120 · Cierre · [Slide 28]</w:t>
       </w:r>
     </w:p>
     <w:p>

--- a/Arquitectura de Sistemas Computacionales/Kit docente/Clase 6/Guion Docente Clase 6 - Seguridad en la nube.docx
+++ b/Arquitectura de Sistemas Computacionales/Kit docente/Clase 6/Guion Docente Clase 6 - Seguridad en la nube.docx
@@ -284,7 +284,7 @@
           <w:color w:val="4A4A49"/>
           <w:sz w:val="22"/>
         </w:rPr>
-        <w:t>[Slide 10] Seguridad como propiedad del diseno: la triada CIA</w:t>
+        <w:t>[Slide 4] Seguridad como propiedad del diseno: la triada CIA</w:t>
       </w:r>
       <w:r>
         <w:rPr>
@@ -292,7 +292,7 @@
           <w:color w:val="4A4A49"/>
           <w:sz w:val="22"/>
         </w:rPr>
-        <w:t xml:space="preserve"> — 4 vinetas.</w:t>
+        <w:t xml:space="preserve"> — 2 vinetas.</w:t>
       </w:r>
     </w:p>
     <w:p>
@@ -305,7 +305,7 @@
           <w:color w:val="4A4A49"/>
           <w:sz w:val="22"/>
         </w:rPr>
-        <w:t>Casi todos los incidentes reales ocurren del lado del cliente.</w:t>
+        <w:t>DESARROLLO (para explicarlo, no se proyecta):</w:t>
       </w:r>
     </w:p>
     <w:p>
@@ -318,7 +318,7 @@
           <w:color w:val="4A4A49"/>
           <w:sz w:val="22"/>
         </w:rPr>
-        <w:t>Cada amenaza que se modele despues niega al menos una de las tres.</w:t>
+        <w:t>Seguridad no es un componente que se agrega al final ni una casilla que se marca poniendo un firewall: es una propiedad del diseno que se gana o se pierde en cada decision arquitectonica.</w:t>
       </w:r>
     </w:p>
     <w:p>
@@ -331,25 +331,20 @@
           <w:color w:val="4A4A49"/>
           <w:sz w:val="22"/>
         </w:rPr>
-        <w:t>(No se proyecta) La primera pregunta del estudiante sera «no es el proveedor de nube el que ya se encarga de la seguridad?», y la respuesta sale del modelo de responsabilidad compartida de la Clase 2: el proveedor asegura la nube (hardware, hipervisor, red fisica) y quien construye CloudLite asegura lo que pone DENTRO de ella (identidades, permisos, configuracion, codigo y datos).</w:t>
+        <w:t>Asegurar un sistema es preservar tres propiedades, la triada CIA: confidencialidad (solo quien debe ver un dato lo ve), integridad (nadie lo modifica sin autorizacion) y disponibilidad (el sistema responde cuando se lo necesita).</w:t>
       </w:r>
     </w:p>
     <w:p>
-      <w:r>
-        <w:rPr>
-          <w:b/>
-          <w:color w:val="4A4A49"/>
-          <w:sz w:val="22"/>
-        </w:rPr>
-        <w:t>[Slide 11] Modelar amenazas: las cuatro preguntas y el vocabulario</w:t>
-      </w:r>
+      <w:pPr>
+        <w:pStyle w:val="ListBullet2"/>
+      </w:pPr>
       <w:r>
         <w:rPr>
           <w:b w:val="0"/>
           <w:color w:val="4A4A49"/>
           <w:sz w:val="22"/>
         </w:rPr>
-        <w:t xml:space="preserve"> — 6 vinetas.</w:t>
+        <w:t>La justificacion es economica: un control disenado antes de escribir codigo cuesta una reunion; agregado despues de una fuga cuesta reescritura, notificacion a los usuarios y perdida de confianza.</w:t>
       </w:r>
     </w:p>
     <w:p>
@@ -362,7 +357,7 @@
           <w:color w:val="4A4A49"/>
           <w:sz w:val="22"/>
         </w:rPr>
-        <w:t>(No se proyecta) Hace falta vocabulario preciso, porque el estudiante usa estas palabras como sinonimos.</w:t>
+        <w:t>Las tres propiedades tienen un ejemplo directo en CloudLite Turnos: confidencialidad es que un cliente no pueda leer el turno de otro; integridad es que nadie mueva la franja de un turno ajeno; disponibilidad es que la reserva siga funcionando en la hora pico.</w:t>
       </w:r>
     </w:p>
     <w:p>
@@ -375,25 +370,20 @@
           <w:color w:val="4A4A49"/>
           <w:sz w:val="22"/>
         </w:rPr>
-        <w:t>(No se proyecta) Y la superficie de ataque son los puntos por donde alguien externo puede interactuar con el sistema: cada endpoint publico, cada puerto publicado del contenedor, cada formulario, cada dependencia de terceros.</w:t>
+        <w:t>NOTAS:</w:t>
       </w:r>
     </w:p>
     <w:p>
-      <w:r>
-        <w:rPr>
-          <w:b/>
-          <w:color w:val="4A4A49"/>
-          <w:sz w:val="22"/>
-        </w:rPr>
-        <w:t>[Slide 12] STRIDE: seis categorias, cada una niega una propiedad</w:t>
-      </w:r>
+      <w:pPr>
+        <w:pStyle w:val="ListBullet2"/>
+      </w:pPr>
       <w:r>
         <w:rPr>
           <w:b w:val="0"/>
           <w:color w:val="4A4A49"/>
           <w:sz w:val="22"/>
         </w:rPr>
-        <w:t xml:space="preserve"> — 4 vinetas.</w:t>
+        <w:t>Casi todos los incidentes reales ocurren del lado del cliente.</w:t>
       </w:r>
     </w:p>
     <w:p>
@@ -406,7 +396,7 @@
           <w:color w:val="4A4A49"/>
           <w:sz w:val="22"/>
         </w:rPr>
-        <w:t>Tampering modifica datos sin autorizacion y niega la integridad.</w:t>
+        <w:t>Cada amenaza que se modele despues niega al menos una de las tres.</w:t>
       </w:r>
     </w:p>
     <w:p>
@@ -419,20 +409,25 @@
           <w:color w:val="4A4A49"/>
           <w:sz w:val="22"/>
         </w:rPr>
-        <w:t>Denial of service agota un recurso hasta que el sistema deja de responder y niega la disponibilidad.</w:t>
+        <w:t>(No se proyecta) La primera pregunta del estudiante sera «no es el proveedor de nube el que ya se encarga de la seguridad?», y la respuesta sale del modelo de responsabilidad compartida de la Clase 2: el proveedor asegura la nube (hardware, hipervisor, red fisica) y quien construye CloudLite asegura lo que pone DENTRO de ella (identidades, permisos, configuracion, codigo y datos).</w:t>
       </w:r>
     </w:p>
     <w:p>
-      <w:pPr>
-        <w:pStyle w:val="ListBullet2"/>
-      </w:pPr>
+      <w:r>
+        <w:rPr>
+          <w:b/>
+          <w:color w:val="4A4A49"/>
+          <w:sz w:val="22"/>
+        </w:rPr>
+        <w:t>[Slide 5] Modelar amenazas: las cuatro preguntas y el vocabulario</w:t>
+      </w:r>
       <w:r>
         <w:rPr>
           <w:b w:val="0"/>
           <w:color w:val="4A4A49"/>
           <w:sz w:val="22"/>
         </w:rPr>
-        <w:t>Elevation of privilege obtiene mas permisos de los asignados y niega la autorizacion.</w:t>
+        <w:t xml:space="preserve"> — 3 vinetas.</w:t>
       </w:r>
     </w:p>
     <w:p>
@@ -445,7 +440,7 @@
           <w:color w:val="4A4A49"/>
           <w:sz w:val="22"/>
         </w:rPr>
-        <w:t>De ahi sale la distincion que mas se confunde: autenticacion es demostrar quien eres, autorizacion es determinar que puedes hacer una vez identificado.</w:t>
+        <w:t>DESARROLLO (para explicarlo, no se proyecta):</w:t>
       </w:r>
     </w:p>
     <w:p>
@@ -458,25 +453,20 @@
           <w:color w:val="4A4A49"/>
           <w:sz w:val="22"/>
         </w:rPr>
-        <w:t>Un sistema puede autenticar impecablemente y seguir siendo inseguro si despues no verifica permisos.</w:t>
+        <w:t>Modelar amenazas es responder en orden cuatro preguntas: que estamos construyendo, que puede salir mal, que hacemos al respecto y si lo hicimos bien.</w:t>
       </w:r>
     </w:p>
     <w:p>
-      <w:r>
-        <w:rPr>
-          <w:b/>
-          <w:color w:val="4A4A49"/>
-          <w:sz w:val="22"/>
-        </w:rPr>
-        <w:t>[Slide 13] Los controles gratuitos, en tres familias</w:t>
-      </w:r>
+      <w:pPr>
+        <w:pStyle w:val="ListBullet2"/>
+      </w:pPr>
       <w:r>
         <w:rPr>
           <w:b w:val="0"/>
           <w:color w:val="4A4A49"/>
           <w:sz w:val="22"/>
         </w:rPr>
-        <w:t xml:space="preserve"> — 4 vinetas.</w:t>
+        <w:t>Un activo es algo que vale la pena proteger: los datos personales de los usuarios de CloudLite, el token de administrador, la disponibilidad de la API.</w:t>
       </w:r>
     </w:p>
     <w:p>
@@ -489,7 +479,7 @@
           <w:color w:val="4A4A49"/>
           <w:sz w:val="22"/>
         </w:rPr>
-        <w:t>(No se proyecta) Los controles que el estudiante puede citar sin pagar nada se ordenan en tres familias.</w:t>
+        <w:t>Una amenaza es el evento indeseado: que un tercero lea la tabla de usuarios.</w:t>
       </w:r>
     </w:p>
     <w:p>
@@ -502,7 +492,7 @@
           <w:color w:val="4A4A49"/>
           <w:sz w:val="22"/>
         </w:rPr>
-        <w:t>(No se proyecta) Red: publicar solo el punto de entrada y dejar la base de datos sin acceso desde internet, que es el diagrama de la Clase 7.</w:t>
+        <w:t>Una vulnerabilidad es la debilidad que lo hace posible: la base de datos acepta conexiones desde internet.</w:t>
       </w:r>
     </w:p>
     <w:p>
@@ -515,25 +505,20 @@
           <w:color w:val="4A4A49"/>
           <w:sz w:val="22"/>
         </w:rPr>
-        <w:t>(No se proyecta) Aparece la segunda pregunta previsible: «si ya valido en el formulario, para que validar otra vez en la API?».</w:t>
+        <w:t>Un control reduce probabilidad o impacto: mover esa base a una zona privada.</w:t>
       </w:r>
     </w:p>
     <w:p>
-      <w:r>
-        <w:rPr>
-          <w:b/>
-          <w:color w:val="4A4A49"/>
-          <w:sz w:val="22"/>
-        </w:rPr>
-        <w:t>[Slide 14] Menor privilegio: la resta que hay que poder nombrar (1/2)</w:t>
-      </w:r>
+      <w:pPr>
+        <w:pStyle w:val="ListBullet2"/>
+      </w:pPr>
       <w:r>
         <w:rPr>
           <w:b w:val="0"/>
           <w:color w:val="4A4A49"/>
           <w:sz w:val="22"/>
         </w:rPr>
-        <w:t xml:space="preserve"> — 4 vinetas.</w:t>
+        <w:t>Reducir superficie es el control mas barato que existe: lo que no esta expuesto no se puede atacar.</w:t>
       </w:r>
     </w:p>
     <w:p>
@@ -546,7 +531,7 @@
           <w:color w:val="4A4A49"/>
           <w:sz w:val="22"/>
         </w:rPr>
-        <w:t>Si la respuesta no tiene un verbo en negativo, no esta aplicado.</w:t>
+        <w:t>(No se proyecta) Hace falta vocabulario preciso, porque el estudiante usa estas palabras como sinonimos.</w:t>
       </w:r>
     </w:p>
     <w:p>
@@ -559,20 +544,25 @@
           <w:color w:val="4A4A49"/>
           <w:sz w:val="22"/>
         </w:rPr>
-        <w:t>Menor privilegio no evita el ataque, acota el dano; decirlo asi evita la objecion de «entonces igual me atacan».</w:t>
+        <w:t>(No se proyecta) Y la superficie de ataque son los puntos por donde alguien externo puede interactuar con el sistema: cada endpoint publico, cada puerto publicado del contenedor, cada formulario, cada dependencia de terceros.</w:t>
       </w:r>
     </w:p>
     <w:p>
-      <w:pPr>
-        <w:pStyle w:val="ListBullet2"/>
-      </w:pPr>
+      <w:r>
+        <w:rPr>
+          <w:b/>
+          <w:color w:val="4A4A49"/>
+          <w:sz w:val="22"/>
+        </w:rPr>
+        <w:t>[Slide 6] STRIDE: seis categorias, cada una niega una propiedad</w:t>
+      </w:r>
       <w:r>
         <w:rPr>
           <w:b w:val="0"/>
           <w:color w:val="4A4A49"/>
           <w:sz w:val="22"/>
         </w:rPr>
-        <w:t>(No se proyecta) El menor privilegio vale 1.25 puntos de la pregunta 2 y se pierde casi siempre por la misma razon: el estudiante lo define bien y no lo aplica.</w:t>
+        <w:t xml:space="preserve"> — 4 vinetas.</w:t>
       </w:r>
     </w:p>
     <w:p>
@@ -585,7 +575,7 @@
           <w:color w:val="4A4A49"/>
           <w:sz w:val="22"/>
         </w:rPr>
-        <w:t>(No se proyecta) El ejemplo que conviene proyectar es, resuelto sobre el diagrama de turnos que ya se uso en la Clase 4: la API de turnos no se conecta a la base como duena de la base, sino con un rol propio al que se le conceden exactamente las operaciones de lectura, insercion y actualizacion sobre sus tablas.</w:t>
+        <w:t>DESARROLLO (para explicarlo, no se proyecta):</w:t>
       </w:r>
     </w:p>
     <w:p>
@@ -598,43 +588,33 @@
           <w:color w:val="4A4A49"/>
           <w:sz w:val="22"/>
         </w:rPr>
-        <w:t>(No se proyecta) Conviene ademas dar la version de la que casi nadie se acuerda: el principio aplica a personas igual que a servicios, y en un proyecto de un semestre el caso mas cercano es que no todo integrante del equipo necesita permiso de administracion en el repositorio.</w:t>
+        <w:t>STRIDE es una lista de verificacion de seis categorias, y deja de ser memoria pura cuando se ve que cada una niega una propiedad deseable.</w:t>
       </w:r>
     </w:p>
     <w:p>
-      <w:r>
-        <w:rPr>
-          <w:b/>
-          <w:color w:val="4A4A49"/>
-          <w:sz w:val="22"/>
-        </w:rPr>
-        <w:t>[Slide 15] Menor privilegio: la resta que hay que poder nombrar (2/2)</w:t>
-      </w:r>
+      <w:pPr>
+        <w:pStyle w:val="ListBullet2"/>
+      </w:pPr>
       <w:r>
         <w:rPr>
           <w:b w:val="0"/>
           <w:color w:val="4A4A49"/>
           <w:sz w:val="22"/>
         </w:rPr>
-        <w:t xml:space="preserve"> — 3 vinetas.</w:t>
+        <w:t>Spoofing es hacerse pasar por otro y niega la autenticacion.</w:t>
       </w:r>
     </w:p>
     <w:p>
-      <w:r>
-        <w:rPr>
-          <w:b/>
-          <w:color w:val="4A4A49"/>
-          <w:sz w:val="22"/>
-        </w:rPr>
-        <w:t>[Slide 16] Gestion de secretos: el error mas repetido y el mas facil de verificar (1/2)</w:t>
-      </w:r>
+      <w:pPr>
+        <w:pStyle w:val="ListBullet2"/>
+      </w:pPr>
       <w:r>
         <w:rPr>
           <w:b w:val="0"/>
           <w:color w:val="4A4A49"/>
           <w:sz w:val="22"/>
         </w:rPr>
-        <w:t xml:space="preserve"> — 5 vinetas.</w:t>
+        <w:t>Repudiation es negar una accion cuando no hay evidencia que lo contradiga, y niega el no repudio, que se consigue con registros de auditoria.</w:t>
       </w:r>
     </w:p>
     <w:p>
@@ -647,7 +627,7 @@
           <w:color w:val="4A4A49"/>
           <w:sz w:val="22"/>
         </w:rPr>
-        <w:t>Con herramientas gratis, el valor real vive en los secretos del repositorio y se inyecta como variable de entorno en ejecucion, versionando solo un archivo de ejemplo con los nombres de las variables.</w:t>
+        <w:t>Information disclosure expone datos a quien no debe verlos y niega la confidencialidad.</w:t>
       </w:r>
     </w:p>
     <w:p>
@@ -660,43 +640,33 @@
           <w:color w:val="4A4A49"/>
           <w:sz w:val="22"/>
         </w:rPr>
-        <w:t>(No se proyecta) Esto se materializa en la Clase 8.</w:t>
+        <w:t>NOTAS:</w:t>
       </w:r>
     </w:p>
     <w:p>
-      <w:r>
-        <w:rPr>
-          <w:b/>
-          <w:color w:val="4A4A49"/>
-          <w:sz w:val="22"/>
-        </w:rPr>
-        <w:t>[Slide 17] Gestion de secretos: el error mas repetido y el mas facil de verificar (2/2)</w:t>
-      </w:r>
+      <w:pPr>
+        <w:pStyle w:val="ListBullet2"/>
+      </w:pPr>
       <w:r>
         <w:rPr>
           <w:b w:val="0"/>
           <w:color w:val="4A4A49"/>
           <w:sz w:val="22"/>
         </w:rPr>
-        <w:t xml:space="preserve"> — 3 vinetas.</w:t>
+        <w:t>Tampering modifica datos sin autorizacion y niega la integridad.</w:t>
       </w:r>
     </w:p>
     <w:p>
-      <w:r>
-        <w:rPr>
-          <w:b/>
-          <w:color w:val="4A4A49"/>
-          <w:sz w:val="22"/>
-        </w:rPr>
-        <w:t>[Slide 18] La politica en cuatro respuestas: quien rota, cada cuanto y que se hace ante una filtracion (1/3)</w:t>
-      </w:r>
+      <w:pPr>
+        <w:pStyle w:val="ListBullet2"/>
+      </w:pPr>
       <w:r>
         <w:rPr>
           <w:b w:val="0"/>
           <w:color w:val="4A4A49"/>
           <w:sz w:val="22"/>
         </w:rPr>
-        <w:t xml:space="preserve"> — 5 vinetas.</w:t>
+        <w:t>Denial of service agota un recurso hasta que el sistema deja de responder y niega la disponibilidad.</w:t>
       </w:r>
     </w:p>
     <w:p>
@@ -709,7 +679,7 @@
           <w:color w:val="4A4A49"/>
           <w:sz w:val="22"/>
         </w:rPr>
-        <w:t>(No se proyecta) La politica de secretos vale 7.5 puntos repartidos en cuatro respuestas de 1.5 mas el procedimiento ante filtracion, tambien de 1.5.</w:t>
+        <w:t>Elevation of privilege obtiene mas permisos de los asignados y niega la autorizacion.</w:t>
       </w:r>
     </w:p>
     <w:p>
@@ -722,7 +692,7 @@
           <w:color w:val="4A4A49"/>
           <w:sz w:val="22"/>
         </w:rPr>
-        <w:t>(No se proyecta) Conviene recorrer renglon por renglon, porque el estudiante que solo escucho «no los pongas en el Dockerfile» responde una de las cinco y pierde las otras cuatro.</w:t>
+        <w:t>De ahi sale la distincion que mas se confunde: autenticacion es demostrar quien eres, autorizacion es determinar que puedes hacer una vez identificado.</w:t>
       </w:r>
     </w:p>
     <w:p>
@@ -735,7 +705,7 @@
           <w:color w:val="4A4A49"/>
           <w:sz w:val="22"/>
         </w:rPr>
-        <w:t>(No se proyecta) Esa distincion entre el nombre de un secreto, que es publico, y su valor, que no lo es, es la senal de que el estudiante entendio el tema.</w:t>
+        <w:t>Un sistema puede autenticar impecablemente y seguir siendo inseguro si despues no verifica permisos.</w:t>
       </w:r>
     </w:p>
     <w:p>
@@ -745,7 +715,7 @@
           <w:color w:val="4A4A49"/>
           <w:sz w:val="22"/>
         </w:rPr>
-        <w:t>[Slide 19] La politica en cuatro respuestas: quien rota, cada cuanto y que se hace ante una filtracion (2/3)</w:t>
+        <w:t>[Slide 7] Amenazas que sí importan al PI</w:t>
       </w:r>
       <w:r>
         <w:rPr>
@@ -763,7 +733,7 @@
           <w:color w:val="4A4A49"/>
           <w:sz w:val="22"/>
         </w:rPr>
-        <w:t>[Slide 20] La politica en cuatro respuestas: quien rota, cada cuanto y que se hace ante una filtracion (3/3)</w:t>
+        <w:t>[Slide 8] Los controles gratuitos, en tres familias</w:t>
       </w:r>
       <w:r>
         <w:rPr>
@@ -775,21 +745,16 @@
       </w:r>
     </w:p>
     <w:p>
-      <w:r>
-        <w:rPr>
-          <w:b/>
-          <w:color w:val="4A4A49"/>
-          <w:sz w:val="22"/>
-        </w:rPr>
-        <w:t>[Slide 21] Primer ejemplo: autenticacion con token en CloudLite</w:t>
-      </w:r>
+      <w:pPr>
+        <w:pStyle w:val="ListBullet2"/>
+      </w:pPr>
       <w:r>
         <w:rPr>
           <w:b w:val="0"/>
           <w:color w:val="4A4A49"/>
           <w:sz w:val="22"/>
         </w:rPr>
-        <w:t xml:space="preserve"> — 5 vinetas.</w:t>
+        <w:t>DESARROLLO (para explicarlo, no se proyecta):</w:t>
       </w:r>
     </w:p>
     <w:p>
@@ -802,7 +767,7 @@
           <w:color w:val="4A4A49"/>
           <w:sz w:val="22"/>
         </w:rPr>
-        <w:t>Primer ejemplo concreto.</w:t>
+        <w:t>Identidad: autenticacion con token y autorizacion por rol con minimo privilegio, que se abre aparte.</w:t>
       </w:r>
     </w:p>
     <w:p>
@@ -815,7 +780,7 @@
           <w:color w:val="4A4A49"/>
           <w:sz w:val="22"/>
         </w:rPr>
-        <w:t>En CloudLite el usuario final se autentica contra la API y recibe un token, una cadena firmada que acompana cada peticion posterior para no volver a pedir la contrasena.</w:t>
+        <w:t>Aplicacion: validar toda entrada en el servidor y limitar la tasa de peticiones.</w:t>
       </w:r>
     </w:p>
     <w:p>
@@ -828,25 +793,20 @@
           <w:color w:val="4A4A49"/>
           <w:sz w:val="22"/>
         </w:rPr>
-        <w:t>(No se proyecta) Evidencia: la caja Auth del C4 Containers de la Clase 4 y la flecha etiquetada HTTPS.</w:t>
+        <w:t>El cliente esta bajo control del atacante: cualquiera llama la API con curl y se salta el formulario, asi que la validacion del navegador es experiencia de usuario y la del servidor es seguridad.</w:t>
       </w:r>
     </w:p>
     <w:p>
-      <w:r>
-        <w:rPr>
-          <w:b/>
-          <w:color w:val="4A4A49"/>
-          <w:sz w:val="22"/>
-        </w:rPr>
-        <w:t>[Slide 22] Segundo ejemplo: PII y las tres amenazas de identidad</w:t>
-      </w:r>
+      <w:pPr>
+        <w:pStyle w:val="ListBullet2"/>
+      </w:pPr>
       <w:r>
         <w:rPr>
           <w:b w:val="0"/>
           <w:color w:val="4A4A49"/>
           <w:sz w:val="22"/>
         </w:rPr>
-        <w:t xml:space="preserve"> — 5 vinetas.</w:t>
+        <w:t>El limite de tasa, del orden de decenas o cientos de peticiones por minuto por identidad o por IP, mitiga la denegacion de servicio y los intentos de adivinar contrasenas; el numero exacto es decision de diseno, no estandar.</w:t>
       </w:r>
     </w:p>
     <w:p>
@@ -859,7 +819,7 @@
           <w:color w:val="4A4A49"/>
           <w:sz w:val="22"/>
         </w:rPr>
-        <w:t>Segundo ejemplo concreto.</w:t>
+        <w:t>(No se proyecta) Los controles que el estudiante puede citar sin pagar nada se ordenan en tres familias.</w:t>
       </w:r>
     </w:p>
     <w:p>
@@ -872,51 +832,56 @@
           <w:color w:val="4A4A49"/>
           <w:sz w:val="22"/>
         </w:rPr>
-        <w:t>La respuesta que devuelve mas de lo necesario: el endpoint de perfil serializa la fila completa e incluye el hash de la contrasena o el correo de otros usuarios; el control es declarar que campos salen.</w:t>
+        <w:t>(No se proyecta) Red: publicar solo el punto de entrada y dejar la base de datos sin acceso desde internet, que es el diagrama de la Clase 7.</w:t>
       </w:r>
     </w:p>
     <w:p>
-      <w:r>
-        <w:rPr>
-          <w:b/>
-          <w:color w:val="4A4A49"/>
-          <w:sz w:val="22"/>
-        </w:rPr>
-        <w:t>[Slide 23] Amenaza, control y donde se ve: la tercera es una caja o una flecha</w:t>
-      </w:r>
+      <w:pPr>
+        <w:pStyle w:val="ListBullet2"/>
+      </w:pPr>
       <w:r>
         <w:rPr>
           <w:b w:val="0"/>
           <w:color w:val="4A4A49"/>
           <w:sz w:val="22"/>
         </w:rPr>
-        <w:t xml:space="preserve"> — 4 vinetas.</w:t>
+        <w:t>(No se proyecta) Aparece la segunda pregunta previsible: «si ya valido en el formulario, para que validar otra vez en la API?».</w:t>
       </w:r>
     </w:p>
     <w:p>
-      <w:pPr>
-        <w:pStyle w:val="ListBullet2"/>
-      </w:pPr>
+      <w:r>
+        <w:rPr>
+          <w:b/>
+          <w:color w:val="4A4A49"/>
+          <w:sz w:val="22"/>
+        </w:rPr>
+        <w:t>[Slide 9] Controles prácticos (gratis)</w:t>
+      </w:r>
       <w:r>
         <w:rPr>
           <w:b w:val="0"/>
           <w:color w:val="4A4A49"/>
           <w:sz w:val="22"/>
         </w:rPr>
-        <w:t>La tercera es la que se responde mal: solo admite el nombre de una CAJA o de una FLECHA del C4 Containers o del Despliegue, escrito igual que en el diagrama.</w:t>
+        <w:t xml:space="preserve"> — 5 vinetas.</w:t>
       </w:r>
     </w:p>
     <w:p>
-      <w:pPr>
-        <w:pStyle w:val="ListBullet2"/>
-      </w:pPr>
+      <w:r>
+        <w:rPr>
+          <w:b/>
+          <w:color w:val="4A4A49"/>
+          <w:sz w:val="22"/>
+        </w:rPr>
+        <w:t>[Slide 10] Menor privilegio: la resta que hay que poder nombrar</w:t>
+      </w:r>
       <w:r>
         <w:rPr>
           <w:b w:val="0"/>
           <w:color w:val="4A4A49"/>
           <w:sz w:val="22"/>
         </w:rPr>
-        <w:t>«la flecha App web -&gt; API de turnos lleva HTTPS y el identificador se toma del token» si.</w:t>
+        <w:t xml:space="preserve"> — 2 vinetas.</w:t>
       </w:r>
     </w:p>
     <w:p>
@@ -929,7 +894,7 @@
           <w:color w:val="4A4A49"/>
           <w:sz w:val="22"/>
         </w:rPr>
-        <w:t>(No se proyecta) Tercera pregunta previsible: «cuantas amenazas hay que poner?».</w:t>
+        <w:t>DESARROLLO (para explicarlo, no se proyecta):</w:t>
       </w:r>
     </w:p>
     <w:p>
@@ -942,7 +907,7 @@
           <w:color w:val="4A4A49"/>
           <w:sz w:val="22"/>
         </w:rPr>
-        <w:t>(No se proyecta) La Clase 5 cerro con el Parcial 1 el bloque de arquitectura y esta clase abre el de operacion.</w:t>
+        <w:t>Menor privilegio tiene dos mitades y las dos importan: no es una definicion sino una RESTA: se nombra un componente concreto y se dice que deja de poder hacer al aplicarlo.</w:t>
       </w:r>
     </w:p>
     <w:p>
@@ -955,25 +920,20 @@
           <w:color w:val="4A4A49"/>
           <w:sz w:val="22"/>
         </w:rPr>
-        <w:t>(No se proyecta) Las fronteras de confianza que hoy se nombran en texto se dibujan como zonas publica, privada y de datos en la Clase 7; la politica de secretos se ejecuta en el pipeline de la Clase 8, donde la denegacion de servicio se vuelve una senal medible; y todo el bloque se evalua en el Parcial 2 de la Clase 9.</w:t>
+        <w:t>Ese rol no puede borrar filas, no puede alterar la estructura y no puede leer ningun otro esquema de la misma instancia.</w:t>
       </w:r>
     </w:p>
     <w:p>
-      <w:r>
-        <w:rPr>
-          <w:b/>
-          <w:color w:val="4A4A49"/>
-          <w:sz w:val="22"/>
-        </w:rPr>
-        <w:t>[Slide 24] Preguntas frecuentes del grupo (1/2)</w:t>
-      </w:r>
+      <w:pPr>
+        <w:pStyle w:val="ListBullet2"/>
+      </w:pPr>
       <w:r>
         <w:rPr>
           <w:b w:val="0"/>
           <w:color w:val="4A4A49"/>
           <w:sz w:val="22"/>
         </w:rPr>
-        <w:t xml:space="preserve"> — 3 vinetas.</w:t>
+        <w:t>Esto importa porque el privilegio se hereda: si manana aparece una inyeccion de SQL en la API, el atacante trabaja con los permisos de ese rol y no con los del duenio de la base</w:t>
       </w:r>
     </w:p>
     <w:p>
@@ -986,7 +946,7 @@
           <w:color w:val="4A4A49"/>
           <w:sz w:val="22"/>
         </w:rPr>
-        <w:t>Estas aparecen todos los semestres, y las cuatro se responden con material que ya esta proyectado.</w:t>
+        <w:t>De modo que puede hacer dano pero no puede borrar el rastro de haberlo hecho ni tumbar el esquema completo.</w:t>
       </w:r>
     </w:p>
     <w:p>
@@ -999,7 +959,7 @@
           <w:color w:val="4A4A49"/>
           <w:sz w:val="22"/>
         </w:rPr>
-        <w:t>(No se proyecta) «Si trabajo solo, quien rota los secretos?» El mismo estudiante, y es una respuesta valida: lo que se califica es que exista un responsable escrito, no que sea otra persona.</w:t>
+        <w:t>El mismo principio aplica fuera de la base de datos: el token del pipeline de CI es solo de lectura sobre el repositorio que construye, y la llave del servicio de correo solo puede enviar mensajes, no administrar la cuenta.</w:t>
       </w:r>
     </w:p>
     <w:p>
@@ -1012,35 +972,108 @@
           <w:color w:val="4A4A49"/>
           <w:sz w:val="22"/>
         </w:rPr>
-        <w:t>(No se proyecta) Lo que se descuenta es la misma amenaza escrita dos veces con otras palabras.</w:t>
+        <w:t>Un error comun es reutilizar una sola credencial de administrador en todos los componentes: es comodo y convierte cualquier fuga en una fuga total.</w:t>
       </w:r>
     </w:p>
     <w:p>
-      <w:r>
-        <w:rPr>
-          <w:b/>
-          <w:color w:val="4A4A49"/>
-          <w:sz w:val="22"/>
-        </w:rPr>
-        <w:t>[Slide 25] Preguntas frecuentes del grupo (2/2)</w:t>
-      </w:r>
+      <w:pPr>
+        <w:pStyle w:val="ListBullet2"/>
+      </w:pPr>
       <w:r>
         <w:rPr>
           <w:b w:val="0"/>
           <w:color w:val="4A4A49"/>
           <w:sz w:val="22"/>
         </w:rPr>
-        <w:t xml:space="preserve"> — 5 vinetas.</w:t>
+        <w:t>En PostgreSQL esto se escribe con un rol propio y permisos explicitos sobre la tabla: SELECT, INSERT y UPDATE para el rol de la API, sin DELETE y sin ser dueno del esquema.</w:t>
       </w:r>
     </w:p>
     <w:p>
+      <w:pPr>
+        <w:pStyle w:val="ListBullet2"/>
+      </w:pPr>
+      <w:r>
+        <w:rPr>
+          <w:b w:val="0"/>
+          <w:color w:val="4A4A49"/>
+          <w:sz w:val="22"/>
+        </w:rPr>
+        <w:t>NOTAS:</w:t>
+      </w:r>
+    </w:p>
+    <w:p>
+      <w:pPr>
+        <w:pStyle w:val="ListBullet2"/>
+      </w:pPr>
+      <w:r>
+        <w:rPr>
+          <w:b w:val="0"/>
+          <w:color w:val="4A4A49"/>
+          <w:sz w:val="22"/>
+        </w:rPr>
+        <w:t>Si la respuesta no tiene un verbo en negativo, no esta aplicado.</w:t>
+      </w:r>
+    </w:p>
+    <w:p>
+      <w:pPr>
+        <w:pStyle w:val="ListBullet2"/>
+      </w:pPr>
+      <w:r>
+        <w:rPr>
+          <w:b w:val="0"/>
+          <w:color w:val="4A4A49"/>
+          <w:sz w:val="22"/>
+        </w:rPr>
+        <w:t>Menor privilegio no evita el ataque, acota el dano; decirlo asi evita la objecion de «entonces igual me atacan».</w:t>
+      </w:r>
+    </w:p>
+    <w:p>
+      <w:pPr>
+        <w:pStyle w:val="ListBullet2"/>
+      </w:pPr>
+      <w:r>
+        <w:rPr>
+          <w:b w:val="0"/>
+          <w:color w:val="4A4A49"/>
+          <w:sz w:val="22"/>
+        </w:rPr>
+        <w:t>(No se proyecta) El menor privilegio vale 1.25 puntos de la pregunta 2 y se pierde casi siempre por la misma razon: el estudiante lo define bien y no lo aplica.</w:t>
+      </w:r>
+    </w:p>
+    <w:p>
+      <w:pPr>
+        <w:pStyle w:val="ListBullet2"/>
+      </w:pPr>
+      <w:r>
+        <w:rPr>
+          <w:b w:val="0"/>
+          <w:color w:val="4A4A49"/>
+          <w:sz w:val="22"/>
+        </w:rPr>
+        <w:t>(No se proyecta) El ejemplo que conviene proyectar es, resuelto sobre el diagrama de turnos que ya se uso en la Clase 4: la API de turnos no se conecta a la base como duena de la base, sino con un rol propio al que se le conceden exactamente las operaciones de lectura, insercion y actualizacion sobre sus tablas.</w:t>
+      </w:r>
+    </w:p>
+    <w:p>
+      <w:pPr>
+        <w:pStyle w:val="ListBullet2"/>
+      </w:pPr>
+      <w:r>
+        <w:rPr>
+          <w:b w:val="0"/>
+          <w:color w:val="4A4A49"/>
+          <w:sz w:val="22"/>
+        </w:rPr>
+        <w:t>(No se proyecta) Conviene ademas dar la version de la que casi nadie se acuerda: el principio aplica a personas igual que a servicios, y en un proyecto de un semestre el caso mas cercano es que no todo integrante del equipo necesita permiso de administracion en el repositorio.</w:t>
+      </w:r>
+    </w:p>
+    <w:p>
       <w:r>
         <w:rPr>
           <w:b/>
           <w:color w:val="4A4A49"/>
           <w:sz w:val="22"/>
         </w:rPr>
-        <w:t>[Slide 26] La politica de secretos, en comandos</w:t>
+        <w:t>[Slide 11] Menor privilegio: qué deja de poder hacer</w:t>
       </w:r>
       <w:r>
         <w:rPr>
@@ -1048,7 +1081,1084 @@
           <w:color w:val="4A4A49"/>
           <w:sz w:val="22"/>
         </w:rPr>
-        <w:t xml:space="preserve"> — 14 vinetas.</w:t>
+        <w:t xml:space="preserve"> — 5 vinetas.</w:t>
+      </w:r>
+    </w:p>
+    <w:p>
+      <w:r>
+        <w:rPr>
+          <w:b/>
+          <w:color w:val="4A4A49"/>
+          <w:sz w:val="22"/>
+        </w:rPr>
+        <w:t>[Slide 12] Gestion de secretos: el error mas repetido y el mas facil de verificar</w:t>
+      </w:r>
+      <w:r>
+        <w:rPr>
+          <w:b w:val="0"/>
+          <w:color w:val="4A4A49"/>
+          <w:sz w:val="22"/>
+        </w:rPr>
+        <w:t xml:space="preserve"> — 3 vinetas.</w:t>
+      </w:r>
+    </w:p>
+    <w:p>
+      <w:pPr>
+        <w:pStyle w:val="ListBullet2"/>
+      </w:pPr>
+      <w:r>
+        <w:rPr>
+          <w:b w:val="0"/>
+          <w:color w:val="4A4A49"/>
+          <w:sz w:val="22"/>
+        </w:rPr>
+        <w:t>DESARROLLO (para explicarlo, no se proyecta):</w:t>
+      </w:r>
+    </w:p>
+    <w:p>
+      <w:pPr>
+        <w:pStyle w:val="ListBullet2"/>
+      </w:pPr>
+      <w:r>
+        <w:rPr>
+          <w:b w:val="0"/>
+          <w:color w:val="4A4A49"/>
+          <w:sz w:val="22"/>
+        </w:rPr>
+        <w:t>La gestion de secretos es el error que mas se repite y el mas facil de verificar.</w:t>
+      </w:r>
+    </w:p>
+    <w:p>
+      <w:pPr>
+        <w:pStyle w:val="ListBullet2"/>
+      </w:pPr>
+      <w:r>
+        <w:rPr>
+          <w:b w:val="0"/>
+          <w:color w:val="4A4A49"/>
+          <w:sz w:val="22"/>
+        </w:rPr>
+        <w:t>Un secreto es cualquier valor que otorga acceso: contrasena de base de datos, llave de API, token de despliegue.</w:t>
+      </w:r>
+    </w:p>
+    <w:p>
+      <w:pPr>
+        <w:pStyle w:val="ListBullet2"/>
+      </w:pPr>
+      <w:r>
+        <w:rPr>
+          <w:b w:val="0"/>
+          <w:color w:val="4A4A49"/>
+          <w:sz w:val="22"/>
+        </w:rPr>
+        <w:t>Regla sin excepciones: no va en el codigo, ni en el Dockerfile, ni en el repositorio.</w:t>
+      </w:r>
+    </w:p>
+    <w:p>
+      <w:pPr>
+        <w:pStyle w:val="ListBullet2"/>
+      </w:pPr>
+      <w:r>
+        <w:rPr>
+          <w:b w:val="0"/>
+          <w:color w:val="4A4A49"/>
+          <w:sz w:val="22"/>
+        </w:rPr>
+        <w:t>Dos razones tecnicas hay que saber explicar.</w:t>
+      </w:r>
+    </w:p>
+    <w:p>
+      <w:pPr>
+        <w:pStyle w:val="ListBullet2"/>
+      </w:pPr>
+      <w:r>
+        <w:rPr>
+          <w:b w:val="0"/>
+          <w:color w:val="4A4A49"/>
+          <w:sz w:val="22"/>
+        </w:rPr>
+        <w:t>Una imagen de contenedor esta hecha de capas y cualquiera que la tenga puede extraer los archivos de cada capa: borrar el archivo en un paso posterior no lo elimina, solo lo oculta.</w:t>
+      </w:r>
+    </w:p>
+    <w:p>
+      <w:pPr>
+        <w:pStyle w:val="ListBullet2"/>
+      </w:pPr>
+      <w:r>
+        <w:rPr>
+          <w:b w:val="0"/>
+          <w:color w:val="4A4A49"/>
+          <w:sz w:val="22"/>
+        </w:rPr>
+        <w:t>Es exactamente lo que se proyect: el historial de la imagen lista la capa que fijo la llave, y el borrado posterior aparece como UNA CAPA MAS, no como una eliminacion.</w:t>
+      </w:r>
+    </w:p>
+    <w:p>
+      <w:pPr>
+        <w:pStyle w:val="ListBullet2"/>
+      </w:pPr>
+      <w:r>
+        <w:rPr>
+          <w:b w:val="0"/>
+          <w:color w:val="4A4A49"/>
+          <w:sz w:val="22"/>
+        </w:rPr>
+        <w:t>Y Git guarda historia: si la llave se subio en un commit y se borro en el siguiente, sigue en el repositorio y en cada clon, y un buscador automatizado la encuentra en minutos.</w:t>
+      </w:r>
+    </w:p>
+    <w:p>
+      <w:pPr>
+        <w:pStyle w:val="ListBullet2"/>
+      </w:pPr>
+      <w:r>
+        <w:rPr>
+          <w:b w:val="0"/>
+          <w:color w:val="4A4A49"/>
+          <w:sz w:val="22"/>
+        </w:rPr>
+        <w:t>Un secreto filtrado no se arregla borrandolo: se rota, es decir se genera uno nuevo y se invalida el anterior.</w:t>
+      </w:r>
+    </w:p>
+    <w:p>
+      <w:pPr>
+        <w:pStyle w:val="ListBullet2"/>
+      </w:pPr>
+      <w:r>
+        <w:rPr>
+          <w:b w:val="0"/>
+          <w:color w:val="4A4A49"/>
+          <w:sz w:val="22"/>
+        </w:rPr>
+        <w:t>NOTAS:</w:t>
+      </w:r>
+    </w:p>
+    <w:p>
+      <w:pPr>
+        <w:pStyle w:val="ListBullet2"/>
+      </w:pPr>
+      <w:r>
+        <w:rPr>
+          <w:b w:val="0"/>
+          <w:color w:val="4A4A49"/>
+          <w:sz w:val="22"/>
+        </w:rPr>
+        <w:t>Con herramientas gratis, el valor real vive en los secretos del repositorio y se inyecta como variable de entorno en ejecucion, versionando solo un archivo de ejemplo con los nombres de las variables.</w:t>
+      </w:r>
+    </w:p>
+    <w:p>
+      <w:pPr>
+        <w:pStyle w:val="ListBullet2"/>
+      </w:pPr>
+      <w:r>
+        <w:rPr>
+          <w:b w:val="0"/>
+          <w:color w:val="4A4A49"/>
+          <w:sz w:val="22"/>
+        </w:rPr>
+        <w:t>(No se proyecta) Esto se materializa en la Clase 8.</w:t>
+      </w:r>
+    </w:p>
+    <w:p>
+      <w:r>
+        <w:rPr>
+          <w:b/>
+          <w:color w:val="4A4A49"/>
+          <w:sz w:val="22"/>
+        </w:rPr>
+        <w:t>[Slide 13] El secreto en la imagen: por qué borrarlo no sirve</w:t>
+      </w:r>
+      <w:r>
+        <w:rPr>
+          <w:b w:val="0"/>
+          <w:color w:val="4A4A49"/>
+          <w:sz w:val="22"/>
+        </w:rPr>
+        <w:t xml:space="preserve"> — 13 vinetas.</w:t>
+      </w:r>
+    </w:p>
+    <w:p>
+      <w:r>
+        <w:rPr>
+          <w:b/>
+          <w:color w:val="4A4A49"/>
+          <w:sz w:val="22"/>
+        </w:rPr>
+        <w:t>[Slide 14] La politica en cuatro respuestas: quien rota, cada cuanto y que se hace ante una filtracion</w:t>
+      </w:r>
+      <w:r>
+        <w:rPr>
+          <w:b w:val="0"/>
+          <w:color w:val="4A4A49"/>
+          <w:sz w:val="22"/>
+        </w:rPr>
+        <w:t xml:space="preserve"> — 4 vinetas.</w:t>
+      </w:r>
+    </w:p>
+    <w:p>
+      <w:pPr>
+        <w:pStyle w:val="ListBullet2"/>
+      </w:pPr>
+      <w:r>
+        <w:rPr>
+          <w:b w:val="0"/>
+          <w:color w:val="4A4A49"/>
+          <w:sz w:val="22"/>
+        </w:rPr>
+        <w:t>DESARROLLO (para explicarlo, no se proyecta):</w:t>
+      </w:r>
+    </w:p>
+    <w:p>
+      <w:pPr>
+        <w:pStyle w:val="ListBullet2"/>
+      </w:pPr>
+      <w:r>
+        <w:rPr>
+          <w:b w:val="0"/>
+          <w:color w:val="4A4A49"/>
+          <w:sz w:val="22"/>
+        </w:rPr>
+        <w:t>Donde viven: en los secretos del repositorio y en las variables de entorno del servicio en ejecucion</w:t>
+      </w:r>
+    </w:p>
+    <w:p>
+      <w:pPr>
+        <w:pStyle w:val="ListBullet2"/>
+      </w:pPr>
+      <w:r>
+        <w:rPr>
+          <w:b w:val="0"/>
+          <w:color w:val="4A4A49"/>
+          <w:sz w:val="22"/>
+        </w:rPr>
+        <w:t>En local, en un archivo de entorno que esta en el.gitignore Y en el.dockerignore, del que se versiona solo una copia de ejemplo con los NOMBRES de las variables y ningun valor.</w:t>
+      </w:r>
+    </w:p>
+    <w:p>
+      <w:pPr>
+        <w:pStyle w:val="ListBullet2"/>
+      </w:pPr>
+      <w:r>
+        <w:rPr>
+          <w:b w:val="0"/>
+          <w:color w:val="4A4A49"/>
+          <w:sz w:val="22"/>
+        </w:rPr>
+        <w:t>Quien los rota: un responsable con rol, escrito en el README.</w:t>
+      </w:r>
+    </w:p>
+    <w:p>
+      <w:pPr>
+        <w:pStyle w:val="ListBullet2"/>
+      </w:pPr>
+      <w:r>
+        <w:rPr>
+          <w:b w:val="0"/>
+          <w:color w:val="4A4A49"/>
+          <w:sz w:val="22"/>
+        </w:rPr>
+        <w:t>«Se rotan automaticamente» no responde la pregunta, porque alguien tiene que responder por que la rotacion ocurra aunque la ejecucion sea automatica</w:t>
+      </w:r>
+    </w:p>
+    <w:p>
+      <w:pPr>
+        <w:pStyle w:val="ListBullet2"/>
+      </w:pPr>
+      <w:r>
+        <w:rPr>
+          <w:b w:val="0"/>
+          <w:color w:val="4A4A49"/>
+          <w:sz w:val="22"/>
+        </w:rPr>
+        <w:t>Si el proyecto es individual el responsable es el mismo estudiante como duenio del repositorio, y eso es una respuesta correcta.</w:t>
+      </w:r>
+    </w:p>
+    <w:p>
+      <w:pPr>
+        <w:pStyle w:val="ListBullet2"/>
+      </w:pPr>
+      <w:r>
+        <w:rPr>
+          <w:b w:val="0"/>
+          <w:color w:val="4A4A49"/>
+          <w:sz w:val="22"/>
+        </w:rPr>
+        <w:t>Con que frecuencia: un numero o un evento del calendario.</w:t>
+      </w:r>
+    </w:p>
+    <w:p>
+      <w:pPr>
+        <w:pStyle w:val="ListBullet2"/>
+      </w:pPr>
+      <w:r>
+        <w:rPr>
+          <w:b w:val="0"/>
+          <w:color w:val="4A4A49"/>
+          <w:sz w:val="22"/>
+        </w:rPr>
+        <w:t>En un proyecto de un semestre lo defendible es rotar al cierre de cada corte y en la entrega final, mas una rotacion inmediata si el secreto aparece donde no debia.</w:t>
+      </w:r>
+    </w:p>
+    <w:p>
+      <w:pPr>
+        <w:pStyle w:val="ListBullet2"/>
+      </w:pPr>
+      <w:r>
+        <w:rPr>
+          <w:b w:val="0"/>
+          <w:color w:val="4A4A49"/>
+          <w:sz w:val="22"/>
+        </w:rPr>
+        <w:t>«Periodicamente» no es una frecuencia.</w:t>
+      </w:r>
+    </w:p>
+    <w:p>
+      <w:pPr>
+        <w:pStyle w:val="ListBullet2"/>
+      </w:pPr>
+      <w:r>
+        <w:rPr>
+          <w:b w:val="0"/>
+          <w:color w:val="4A4A49"/>
+          <w:sz w:val="22"/>
+        </w:rPr>
+        <w:t>Que esta prohibido: el Dockerfile, el README, el YAML en claro, y tambien imprimir el secreto en el registro del pipeline «para verificar que llego»</w:t>
+      </w:r>
+    </w:p>
+    <w:p>
+      <w:pPr>
+        <w:pStyle w:val="ListBullet2"/>
+      </w:pPr>
+      <w:r>
+        <w:rPr>
+          <w:b w:val="0"/>
+          <w:color w:val="4A4A49"/>
+          <w:sz w:val="22"/>
+        </w:rPr>
+        <w:t>Que es la forma mas comun de filtrar una clave y se hace con buena intencion; la alternativa es verificar la longitud del valor, no el valor.</w:t>
+      </w:r>
+    </w:p>
+    <w:p>
+      <w:pPr>
+        <w:pStyle w:val="ListBullet2"/>
+      </w:pPr>
+      <w:r>
+        <w:rPr>
+          <w:b w:val="0"/>
+          <w:color w:val="4A4A49"/>
+          <w:sz w:val="22"/>
+        </w:rPr>
+        <w:t>Y el cierre, que es el criterio que mas se falla: ante una filtracion el primer paso es ROTAR la credencial, no borrar el commit.</w:t>
+      </w:r>
+    </w:p>
+    <w:p>
+      <w:pPr>
+        <w:pStyle w:val="ListBullet2"/>
+      </w:pPr>
+      <w:r>
+        <w:rPr>
+          <w:b w:val="0"/>
+          <w:color w:val="4A4A49"/>
+          <w:sz w:val="22"/>
+        </w:rPr>
+        <w:t>El orden hay que justificarlo y no solo enunciarlo: el historial ya salio del equipo y esta en cada clon, asi que limpiar el repositorio no invalida la llave; lo unico que la invalida es generar una nueva.</w:t>
+      </w:r>
+    </w:p>
+    <w:p>
+      <w:pPr>
+        <w:pStyle w:val="ListBullet2"/>
+      </w:pPr>
+      <w:r>
+        <w:rPr>
+          <w:b w:val="0"/>
+          <w:color w:val="4A4A49"/>
+          <w:sz w:val="22"/>
+        </w:rPr>
+        <w:t>Limpiar el historial es el segundo paso, y sirve para que la llave vieja no quede a la vista, no para desactivarla.</w:t>
+      </w:r>
+    </w:p>
+    <w:p>
+      <w:pPr>
+        <w:pStyle w:val="ListBullet2"/>
+      </w:pPr>
+      <w:r>
+        <w:rPr>
+          <w:b w:val="0"/>
+          <w:color w:val="4A4A49"/>
+          <w:sz w:val="22"/>
+        </w:rPr>
+        <w:t>(No se proyecta) La politica de secretos vale 7.5 puntos repartidos en cuatro respuestas de 1.5 mas el procedimiento ante filtracion, tambien de 1.5.</w:t>
+      </w:r>
+    </w:p>
+    <w:p>
+      <w:pPr>
+        <w:pStyle w:val="ListBullet2"/>
+      </w:pPr>
+      <w:r>
+        <w:rPr>
+          <w:b w:val="0"/>
+          <w:color w:val="4A4A49"/>
+          <w:sz w:val="22"/>
+        </w:rPr>
+        <w:t>(No se proyecta) Conviene recorrer renglon por renglon, porque el estudiante que solo escucho «no los pongas en el Dockerfile» responde una de las cinco y pierde las otras cuatro.</w:t>
+      </w:r>
+    </w:p>
+    <w:p>
+      <w:pPr>
+        <w:pStyle w:val="ListBullet2"/>
+      </w:pPr>
+      <w:r>
+        <w:rPr>
+          <w:b w:val="0"/>
+          <w:color w:val="4A4A49"/>
+          <w:sz w:val="22"/>
+        </w:rPr>
+        <w:t>(No se proyecta) Esa distincion entre el nombre de un secreto, que es publico, y su valor, que no lo es, es la senal de que el estudiante entendio el tema.</w:t>
+      </w:r>
+    </w:p>
+    <w:p>
+      <w:r>
+        <w:rPr>
+          <w:b/>
+          <w:color w:val="4A4A49"/>
+          <w:sz w:val="22"/>
+        </w:rPr>
+        <w:t>[Slide 15] La politica de secretos, en comandos</w:t>
+      </w:r>
+      <w:r>
+        <w:rPr>
+          <w:b w:val="0"/>
+          <w:color w:val="4A4A49"/>
+          <w:sz w:val="22"/>
+        </w:rPr>
+        <w:t xml:space="preserve"> — 15 vinetas.</w:t>
+      </w:r>
+    </w:p>
+    <w:p>
+      <w:r>
+        <w:rPr>
+          <w:b/>
+          <w:color w:val="4A4A49"/>
+          <w:sz w:val="22"/>
+        </w:rPr>
+        <w:t>[Slide 16] Política de secretos: las cuatro preguntas</w:t>
+      </w:r>
+      <w:r>
+        <w:rPr>
+          <w:b w:val="0"/>
+          <w:color w:val="4A4A49"/>
+          <w:sz w:val="22"/>
+        </w:rPr>
+        <w:t xml:space="preserve"> — 0 vinetas.</w:t>
+      </w:r>
+    </w:p>
+    <w:p>
+      <w:r>
+        <w:rPr>
+          <w:b/>
+          <w:color w:val="4A4A49"/>
+          <w:sz w:val="22"/>
+        </w:rPr>
+        <w:t>[Slide 17] Primer ejemplo: autenticacion con token en CloudLite</w:t>
+      </w:r>
+      <w:r>
+        <w:rPr>
+          <w:b w:val="0"/>
+          <w:color w:val="4A4A49"/>
+          <w:sz w:val="22"/>
+        </w:rPr>
+        <w:t xml:space="preserve"> — 3 vinetas.</w:t>
+      </w:r>
+    </w:p>
+    <w:p>
+      <w:pPr>
+        <w:pStyle w:val="ListBullet2"/>
+      </w:pPr>
+      <w:r>
+        <w:rPr>
+          <w:b w:val="0"/>
+          <w:color w:val="4A4A49"/>
+          <w:sz w:val="22"/>
+        </w:rPr>
+        <w:t>DESARROLLO (para explicarlo, no se proyecta):</w:t>
+      </w:r>
+    </w:p>
+    <w:p>
+      <w:pPr>
+        <w:pStyle w:val="ListBullet2"/>
+      </w:pPr>
+      <w:r>
+        <w:rPr>
+          <w:b w:val="0"/>
+          <w:color w:val="4A4A49"/>
+          <w:sz w:val="22"/>
+        </w:rPr>
+        <w:t>Amenaza de spoofing: alguien copia ese token de un archivo de registro y actua como ese usuario.</w:t>
+      </w:r>
+    </w:p>
+    <w:p>
+      <w:pPr>
+        <w:pStyle w:val="ListBullet2"/>
+      </w:pPr>
+      <w:r>
+        <w:rPr>
+          <w:b w:val="0"/>
+          <w:color w:val="4A4A49"/>
+          <w:sz w:val="22"/>
+        </w:rPr>
+        <w:t>Controles: HTTPS en todo el trayecto, el token en el encabezado de autorizacion y nunca en la URL, y vida corta.</w:t>
+      </w:r>
+    </w:p>
+    <w:p>
+      <w:pPr>
+        <w:pStyle w:val="ListBullet2"/>
+      </w:pPr>
+      <w:r>
+        <w:rPr>
+          <w:b w:val="0"/>
+          <w:color w:val="4A4A49"/>
+          <w:sz w:val="22"/>
+        </w:rPr>
+        <w:t>La convencion de industria es un token de acceso de 15 a 60 minutos con un refresco de dias; no es regla dura, es un balance entre comodidad y ventana de dano.</w:t>
+      </w:r>
+    </w:p>
+    <w:p>
+      <w:pPr>
+        <w:pStyle w:val="ListBullet2"/>
+      </w:pPr>
+      <w:r>
+        <w:rPr>
+          <w:b w:val="0"/>
+          <w:color w:val="4A4A49"/>
+          <w:sz w:val="22"/>
+        </w:rPr>
+        <w:t>Segunda fila, tampering: un usuario ya autenticado invoca el endpoint que cambia el estado de un registro que no le pertenece.</w:t>
+      </w:r>
+    </w:p>
+    <w:p>
+      <w:pPr>
+        <w:pStyle w:val="ListBullet2"/>
+      </w:pPr>
+      <w:r>
+        <w:rPr>
+          <w:b w:val="0"/>
+          <w:color w:val="4A4A49"/>
+          <w:sz w:val="22"/>
+        </w:rPr>
+        <w:t>El control no es autenticacion, que ya paso, sino autorizacion a nivel de objeto: antes de escribir, el servidor verifica que el registro pertenezca a quien lo pide.</w:t>
+      </w:r>
+    </w:p>
+    <w:p>
+      <w:pPr>
+        <w:pStyle w:val="ListBullet2"/>
+      </w:pPr>
+      <w:r>
+        <w:rPr>
+          <w:b w:val="0"/>
+          <w:color w:val="4A4A49"/>
+          <w:sz w:val="22"/>
+        </w:rPr>
+        <w:t>NOTAS:</w:t>
+      </w:r>
+    </w:p>
+    <w:p>
+      <w:pPr>
+        <w:pStyle w:val="ListBullet2"/>
+      </w:pPr>
+      <w:r>
+        <w:rPr>
+          <w:b w:val="0"/>
+          <w:color w:val="4A4A49"/>
+          <w:sz w:val="22"/>
+        </w:rPr>
+        <w:t>Primer ejemplo concreto.</w:t>
+      </w:r>
+    </w:p>
+    <w:p>
+      <w:pPr>
+        <w:pStyle w:val="ListBullet2"/>
+      </w:pPr>
+      <w:r>
+        <w:rPr>
+          <w:b w:val="0"/>
+          <w:color w:val="4A4A49"/>
+          <w:sz w:val="22"/>
+        </w:rPr>
+        <w:t>En CloudLite el usuario final se autentica contra la API y recibe un token, una cadena firmada que acompana cada peticion posterior para no volver a pedir la contrasena.</w:t>
+      </w:r>
+    </w:p>
+    <w:p>
+      <w:pPr>
+        <w:pStyle w:val="ListBullet2"/>
+      </w:pPr>
+      <w:r>
+        <w:rPr>
+          <w:b w:val="0"/>
+          <w:color w:val="4A4A49"/>
+          <w:sz w:val="22"/>
+        </w:rPr>
+        <w:t>(No se proyecta) Evidencia: la caja Auth del C4 Containers de la Clase 4 y la flecha etiquetada HTTPS.</w:t>
+      </w:r>
+    </w:p>
+    <w:p>
+      <w:r>
+        <w:rPr>
+          <w:b/>
+          <w:color w:val="4A4A49"/>
+          <w:sz w:val="22"/>
+        </w:rPr>
+        <w:t>[Slide 18] Ejercicio guiado</w:t>
+      </w:r>
+      <w:r>
+        <w:rPr>
+          <w:b w:val="0"/>
+          <w:color w:val="4A4A49"/>
+          <w:sz w:val="22"/>
+        </w:rPr>
+        <w:t xml:space="preserve"> — 5 vinetas.</w:t>
+      </w:r>
+    </w:p>
+    <w:p>
+      <w:r>
+        <w:rPr>
+          <w:b/>
+          <w:color w:val="4A4A49"/>
+          <w:sz w:val="22"/>
+        </w:rPr>
+        <w:t>[Slide 19] Una fila por amenaza: ejemplo en CloudLite Turnos</w:t>
+      </w:r>
+      <w:r>
+        <w:rPr>
+          <w:b w:val="0"/>
+          <w:color w:val="4A4A49"/>
+          <w:sz w:val="22"/>
+        </w:rPr>
+        <w:t xml:space="preserve"> — 0 vinetas.</w:t>
+      </w:r>
+    </w:p>
+    <w:p>
+      <w:r>
+        <w:rPr>
+          <w:b/>
+          <w:color w:val="4A4A49"/>
+          <w:sz w:val="22"/>
+        </w:rPr>
+        <w:t>[Slide 20] Segundo ejemplo: PII y las tres amenazas de identidad</w:t>
+      </w:r>
+      <w:r>
+        <w:rPr>
+          <w:b w:val="0"/>
+          <w:color w:val="4A4A49"/>
+          <w:sz w:val="22"/>
+        </w:rPr>
+        <w:t xml:space="preserve"> — 3 vinetas.</w:t>
+      </w:r>
+    </w:p>
+    <w:p>
+      <w:pPr>
+        <w:pStyle w:val="ListBullet2"/>
+      </w:pPr>
+      <w:r>
+        <w:rPr>
+          <w:b w:val="0"/>
+          <w:color w:val="4A4A49"/>
+          <w:sz w:val="22"/>
+        </w:rPr>
+        <w:t>DESARROLLO (para explicarlo, no se proyecta):</w:t>
+      </w:r>
+    </w:p>
+    <w:p>
+      <w:pPr>
+        <w:pStyle w:val="ListBullet2"/>
+      </w:pPr>
+      <w:r>
+        <w:rPr>
+          <w:b w:val="0"/>
+          <w:color w:val="4A4A49"/>
+          <w:sz w:val="22"/>
+        </w:rPr>
+        <w:t>CloudLite guarda datos personales, lo que se llama PII: informacion que identifica a una persona (nombre, correo, telefono, documento).</w:t>
+      </w:r>
+    </w:p>
+    <w:p>
+      <w:pPr>
+        <w:pStyle w:val="ListBullet2"/>
+      </w:pPr>
+      <w:r>
+        <w:rPr>
+          <w:b w:val="0"/>
+          <w:color w:val="4A4A49"/>
+          <w:sz w:val="22"/>
+        </w:rPr>
+        <w:t>Tres amenazas de information disclosure aparecen casi siempre.</w:t>
+      </w:r>
+    </w:p>
+    <w:p>
+      <w:pPr>
+        <w:pStyle w:val="ListBullet2"/>
+      </w:pPr>
+      <w:r>
+        <w:rPr>
+          <w:b w:val="0"/>
+          <w:color w:val="4A4A49"/>
+          <w:sz w:val="22"/>
+        </w:rPr>
+        <w:t>El mensaje de error que revela informacion: «ese correo no existe» permite enumerar cuentas validas, mientras «credenciales invalidas» no dice nada.</w:t>
+      </w:r>
+    </w:p>
+    <w:p>
+      <w:pPr>
+        <w:pStyle w:val="ListBullet2"/>
+      </w:pPr>
+      <w:r>
+        <w:rPr>
+          <w:b w:val="0"/>
+          <w:color w:val="4A4A49"/>
+          <w:sz w:val="22"/>
+        </w:rPr>
+        <w:t>Y el dato en reposo sin proteger: las contrasenas no se guardan, se guarda su hash con una funcion lenta a proposito, como bcrypt o Argon2, para que probar millones de combinaciones sea costoso.</w:t>
+      </w:r>
+    </w:p>
+    <w:p>
+      <w:pPr>
+        <w:pStyle w:val="ListBullet2"/>
+      </w:pPr>
+      <w:r>
+        <w:rPr>
+          <w:b w:val="0"/>
+          <w:color w:val="4A4A49"/>
+          <w:sz w:val="22"/>
+        </w:rPr>
+        <w:t>Hay que separar cifrado en transito (TLS, protege el dato mientras viaja) de cifrado en reposo (protege el archivo si alguien obtiene una copia): el informe debe decir cual aplica donde.</w:t>
+      </w:r>
+    </w:p>
+    <w:p>
+      <w:pPr>
+        <w:pStyle w:val="ListBullet2"/>
+      </w:pPr>
+      <w:r>
+        <w:rPr>
+          <w:b w:val="0"/>
+          <w:color w:val="4A4A49"/>
+          <w:sz w:val="22"/>
+        </w:rPr>
+        <w:t>NOTAS:</w:t>
+      </w:r>
+    </w:p>
+    <w:p>
+      <w:pPr>
+        <w:pStyle w:val="ListBullet2"/>
+      </w:pPr>
+      <w:r>
+        <w:rPr>
+          <w:b w:val="0"/>
+          <w:color w:val="4A4A49"/>
+          <w:sz w:val="22"/>
+        </w:rPr>
+        <w:t>Segundo ejemplo concreto.</w:t>
+      </w:r>
+    </w:p>
+    <w:p>
+      <w:pPr>
+        <w:pStyle w:val="ListBullet2"/>
+      </w:pPr>
+      <w:r>
+        <w:rPr>
+          <w:b w:val="0"/>
+          <w:color w:val="4A4A49"/>
+          <w:sz w:val="22"/>
+        </w:rPr>
+        <w:t>La respuesta que devuelve mas de lo necesario: el endpoint de perfil serializa la fila completa e incluye el hash de la contrasena o el correo de otros usuarios; el control es declarar que campos salen.</w:t>
+      </w:r>
+    </w:p>
+    <w:p>
+      <w:r>
+        <w:rPr>
+          <w:b/>
+          <w:color w:val="4A4A49"/>
+          <w:sz w:val="22"/>
+        </w:rPr>
+        <w:t>[Slide 21] Amenaza, control y donde se ve: la tercera es una caja o una flecha</w:t>
+      </w:r>
+      <w:r>
+        <w:rPr>
+          <w:b w:val="0"/>
+          <w:color w:val="4A4A49"/>
+          <w:sz w:val="22"/>
+        </w:rPr>
+        <w:t xml:space="preserve"> — 3 vinetas.</w:t>
+      </w:r>
+    </w:p>
+    <w:p>
+      <w:pPr>
+        <w:pStyle w:val="ListBullet2"/>
+      </w:pPr>
+      <w:r>
+        <w:rPr>
+          <w:b w:val="0"/>
+          <w:color w:val="4A4A49"/>
+          <w:sz w:val="22"/>
+        </w:rPr>
+        <w:t>DESARROLLO (para explicarlo, no se proyecta):</w:t>
+      </w:r>
+    </w:p>
+    <w:p>
+      <w:pPr>
+        <w:pStyle w:val="ListBullet2"/>
+      </w:pPr>
+      <w:r>
+        <w:rPr>
+          <w:b w:val="0"/>
+          <w:color w:val="4A4A49"/>
+          <w:sz w:val="22"/>
+        </w:rPr>
+        <w:t>Cada amenaza se registra en TRES columnas,: amenaza, control y «donde se ve (caja o flecha)».</w:t>
+      </w:r>
+    </w:p>
+    <w:p>
+      <w:pPr>
+        <w:pStyle w:val="ListBullet2"/>
+      </w:pPr>
+      <w:r>
+        <w:rPr>
+          <w:b w:val="0"/>
+          <w:color w:val="4A4A49"/>
+          <w:sz w:val="22"/>
+        </w:rPr>
+        <w:t>Un nombre de archivo no cuenta, aunque el archivo exista y aunque sea el archivo correcto: «.dockerignore» o «el contrato del endpoint» no son piezas del diagrama, y por eso no cierran la fila.</w:t>
+      </w:r>
+    </w:p>
+    <w:p>
+      <w:pPr>
+        <w:pStyle w:val="ListBullet2"/>
+      </w:pPr>
+      <w:r>
+        <w:rPr>
+          <w:b w:val="0"/>
+          <w:color w:val="4A4A49"/>
+          <w:sz w:val="22"/>
+        </w:rPr>
+        <w:t>La idea de fondo es que un control es verificable cuando otra persona puede senalar la pieza y decir si el control esta o no esta, sin discutir: «usamos buenas practicas» no se puede senalar</w:t>
+      </w:r>
+    </w:p>
+    <w:p>
+      <w:pPr>
+        <w:pStyle w:val="ListBullet2"/>
+      </w:pPr>
+      <w:r>
+        <w:rPr>
+          <w:b w:val="0"/>
+          <w:color w:val="4A4A49"/>
+          <w:sz w:val="22"/>
+        </w:rPr>
+        <w:t>Cinco bien desarrolladas valen mas que veinte genericas copiadas de internet: importa la especificidad, no la cantidad.</w:t>
+      </w:r>
+    </w:p>
+    <w:p>
+      <w:pPr>
+        <w:pStyle w:val="ListBullet2"/>
+      </w:pPr>
+      <w:r>
+        <w:rPr>
+          <w:b w:val="0"/>
+          <w:color w:val="4A4A49"/>
+          <w:sz w:val="22"/>
+        </w:rPr>
+        <w:t>NOTAS:</w:t>
+      </w:r>
+    </w:p>
+    <w:p>
+      <w:pPr>
+        <w:pStyle w:val="ListBullet2"/>
+      </w:pPr>
+      <w:r>
+        <w:rPr>
+          <w:b w:val="0"/>
+          <w:color w:val="4A4A49"/>
+          <w:sz w:val="22"/>
+        </w:rPr>
+        <w:t>La tercera es la que se responde mal: solo admite el nombre de una CAJA o de una FLECHA del C4 Containers o del Despliegue, escrito igual que en el diagrama.</w:t>
+      </w:r>
+    </w:p>
+    <w:p>
+      <w:pPr>
+        <w:pStyle w:val="ListBullet2"/>
+      </w:pPr>
+      <w:r>
+        <w:rPr>
+          <w:b w:val="0"/>
+          <w:color w:val="4A4A49"/>
+          <w:sz w:val="22"/>
+        </w:rPr>
+        <w:t>«la flecha App web -&gt; API de turnos lleva HTTPS y el identificador se toma del token» si.</w:t>
+      </w:r>
+    </w:p>
+    <w:p>
+      <w:pPr>
+        <w:pStyle w:val="ListBullet2"/>
+      </w:pPr>
+      <w:r>
+        <w:rPr>
+          <w:b w:val="0"/>
+          <w:color w:val="4A4A49"/>
+          <w:sz w:val="22"/>
+        </w:rPr>
+        <w:t>PREGUNTAS FRECUENTES DEL GRUPO</w:t>
+      </w:r>
+    </w:p>
+    <w:p>
+      <w:pPr>
+        <w:pStyle w:val="ListBullet2"/>
+      </w:pPr>
+      <w:r>
+        <w:rPr>
+          <w:b w:val="0"/>
+          <w:color w:val="4A4A49"/>
+          <w:sz w:val="22"/>
+        </w:rPr>
+        <w:t>La forma correcta es nombrar el rol, el duenio del repositorio, y dejarlo en el README para que la politica siga en pie cuando el proyecto pase a dos manos.</w:t>
+      </w:r>
+    </w:p>
+    <w:p>
+      <w:pPr>
+        <w:pStyle w:val="ListBullet2"/>
+      </w:pPr>
+      <w:r>
+        <w:rPr>
+          <w:b w:val="0"/>
+          <w:color w:val="4A4A49"/>
+          <w:sz w:val="22"/>
+        </w:rPr>
+        <w:t>«Cada cuanto es cada cuanto?» Hace falta un numero o un evento del calendario; en un semestre lo realista es atarlo al cierre de cada corte, mas una rotacion inmediata si el secreto aparece en un registro, en una captura de pantalla o en el chat del grupo.</w:t>
+      </w:r>
+    </w:p>
+    <w:p>
+      <w:pPr>
+        <w:pStyle w:val="ListBullet2"/>
+      </w:pPr>
+      <w:r>
+        <w:rPr>
+          <w:b w:val="0"/>
+          <w:color w:val="4A4A49"/>
+          <w:sz w:val="22"/>
+        </w:rPr>
+        <w:t>«Y si mi sistema no tiene base de datos propia, sobre que aplico menor privilegio?» Sobre cualquier componente que reciba permisos: la llave del servicio de correo que solo puede enviar y no leer la bandeja</w:t>
+      </w:r>
+    </w:p>
+    <w:p>
+      <w:pPr>
+        <w:pStyle w:val="ListBullet2"/>
+      </w:pPr>
+      <w:r>
+        <w:rPr>
+          <w:b w:val="0"/>
+          <w:color w:val="4A4A49"/>
+          <w:sz w:val="22"/>
+        </w:rPr>
+        <w:t>El token de despliegue que alcanza un solo repositorio, o el permiso de administracion del repositorio que no necesita todo el equipo.</w:t>
+      </w:r>
+    </w:p>
+    <w:p>
+      <w:pPr>
+        <w:pStyle w:val="ListBullet2"/>
+      </w:pPr>
+      <w:r>
+        <w:rPr>
+          <w:b w:val="0"/>
+          <w:color w:val="4A4A49"/>
+          <w:sz w:val="22"/>
+        </w:rPr>
+        <w:t>«Puedo repetir una letra de STRIDE?» Si, y suele pasar con la fuga de informacion: dos amenazas de la misma letra son dos amenazas distintas si el camino y el control son distintos.</w:t>
+      </w:r>
+    </w:p>
+    <w:p>
+      <w:pPr>
+        <w:pStyle w:val="ListBullet2"/>
+      </w:pPr>
+      <w:r>
+        <w:rPr>
+          <w:b w:val="0"/>
+          <w:color w:val="4A4A49"/>
+          <w:sz w:val="22"/>
+        </w:rPr>
+        <w:t>Otra duda comun es si cifrar en transito basta.</w:t>
+      </w:r>
+    </w:p>
+    <w:p>
+      <w:pPr>
+        <w:pStyle w:val="ListBullet2"/>
+      </w:pPr>
+      <w:r>
+        <w:rPr>
+          <w:b w:val="0"/>
+          <w:color w:val="4A4A49"/>
+          <w:sz w:val="22"/>
+        </w:rPr>
+        <w:t>No basta: HTTPS protege el dato mientras viaja, pero no impide que la API entregue ese dato a quien no debe; la autorizacion es un control distinto.</w:t>
+      </w:r>
+    </w:p>
+    <w:p>
+      <w:pPr>
+        <w:pStyle w:val="ListBullet2"/>
+      </w:pPr>
+      <w:r>
+        <w:rPr>
+          <w:b w:val="0"/>
+          <w:color w:val="4A4A49"/>
+          <w:sz w:val="22"/>
+        </w:rPr>
+        <w:t>Y una amenaza sin control viable no se borra: se documenta como riesgo aceptado, con su razon.</w:t>
+      </w:r>
+    </w:p>
+    <w:p>
+      <w:pPr>
+        <w:pStyle w:val="ListBullet2"/>
+      </w:pPr>
+      <w:r>
+        <w:rPr>
+          <w:b w:val="0"/>
+          <w:color w:val="4A4A49"/>
+          <w:sz w:val="22"/>
+        </w:rPr>
+        <w:t>Estas aparecen todos los semestres, y las cuatro se responden con material que ya esta proyectado.</w:t>
+      </w:r>
+    </w:p>
+    <w:p>
+      <w:pPr>
+        <w:pStyle w:val="ListBullet2"/>
+      </w:pPr>
+      <w:r>
+        <w:rPr>
+          <w:b w:val="0"/>
+          <w:color w:val="4A4A49"/>
+          <w:sz w:val="22"/>
+        </w:rPr>
+        <w:t>(No se proyecta) Tercera pregunta previsible: «cuantas amenazas hay que poner?».</w:t>
+      </w:r>
+    </w:p>
+    <w:p>
+      <w:pPr>
+        <w:pStyle w:val="ListBullet2"/>
+      </w:pPr>
+      <w:r>
+        <w:rPr>
+          <w:b w:val="0"/>
+          <w:color w:val="4A4A49"/>
+          <w:sz w:val="22"/>
+        </w:rPr>
+        <w:t>(No se proyecta) La Clase 5 cerro con el Parcial 1 el bloque de arquitectura y esta clase abre el de operacion.</w:t>
+      </w:r>
+    </w:p>
+    <w:p>
+      <w:pPr>
+        <w:pStyle w:val="ListBullet2"/>
+      </w:pPr>
+      <w:r>
+        <w:rPr>
+          <w:b w:val="0"/>
+          <w:color w:val="4A4A49"/>
+          <w:sz w:val="22"/>
+        </w:rPr>
+        <w:t>(No se proyecta) Las fronteras de confianza que hoy se nombran en texto se dibujan como zonas publica, privada y de datos en la Clase 7; la politica de secretos se ejecuta en el pipeline de la Clase 8, donde la denegacion de servicio se vuelve una senal medible; y todo el bloque se evalua en el Parcial 2 de la Clase 9.</w:t>
       </w:r>
     </w:p>
     <w:p>
@@ -1150,7 +2260,7 @@
           <w:color w:val="4A4A49"/>
           <w:sz w:val="22"/>
         </w:rPr>
-        <w:t>Amenazas que sí importan al PI</w:t>
+        <w:t>Seguridad como propiedad del diseno: la triada CIA</w:t>
       </w:r>
     </w:p>
     <w:p>
@@ -1163,7 +2273,7 @@
           <w:color w:val="4A4A49"/>
           <w:sz w:val="22"/>
         </w:rPr>
-        <w:t>Controles prácticos (gratis)</w:t>
+        <w:t>Modelar amenazas: las cuatro preguntas y el vocabulario</w:t>
       </w:r>
     </w:p>
     <w:p>
@@ -1176,7 +2286,7 @@
           <w:color w:val="4A4A49"/>
           <w:sz w:val="22"/>
         </w:rPr>
-        <w:t>Menor privilegio: qué deja de poder hacer</w:t>
+        <w:t>STRIDE: seis categorias, cada una niega una propiedad</w:t>
       </w:r>
     </w:p>
     <w:p>
@@ -1189,7 +2299,7 @@
           <w:color w:val="4A4A49"/>
           <w:sz w:val="22"/>
         </w:rPr>
-        <w:t>Política de secretos: las cuatro preguntas</w:t>
+        <w:t>Amenazas que sí importan al PI</w:t>
       </w:r>
     </w:p>
     <w:p>
@@ -1202,7 +2312,7 @@
           <w:color w:val="4A4A49"/>
           <w:sz w:val="22"/>
         </w:rPr>
-        <w:t>Ejercicio guiado</w:t>
+        <w:t>Los controles gratuitos, en tres familias</w:t>
       </w:r>
     </w:p>
     <w:p>
@@ -1215,7 +2325,7 @@
           <w:color w:val="4A4A49"/>
           <w:sz w:val="22"/>
         </w:rPr>
-        <w:t>Una fila por amenaza: ejemplo en CloudLite Turnos</w:t>
+        <w:t>Controles prácticos (gratis)</w:t>
       </w:r>
     </w:p>
     <w:p>
@@ -1228,7 +2338,7 @@
           <w:color w:val="4A4A49"/>
           <w:sz w:val="22"/>
         </w:rPr>
-        <w:t>Seguridad como propiedad del diseno: la triada CIA</w:t>
+        <w:t>Menor privilegio: la resta que hay que poder nombrar</w:t>
       </w:r>
     </w:p>
     <w:p>
@@ -1241,7 +2351,7 @@
           <w:color w:val="4A4A49"/>
           <w:sz w:val="22"/>
         </w:rPr>
-        <w:t>Modelar amenazas: las cuatro preguntas y el vocabulario</w:t>
+        <w:t>Menor privilegio: qué deja de poder hacer</w:t>
       </w:r>
     </w:p>
     <w:p>
@@ -1254,7 +2364,7 @@
           <w:color w:val="4A4A49"/>
           <w:sz w:val="22"/>
         </w:rPr>
-        <w:t>STRIDE: seis categorias, cada una niega una propiedad</w:t>
+        <w:t>Gestion de secretos: el error mas repetido y el mas facil de verificar</w:t>
       </w:r>
     </w:p>
     <w:p>
@@ -1267,7 +2377,7 @@
           <w:color w:val="4A4A49"/>
           <w:sz w:val="22"/>
         </w:rPr>
-        <w:t>Los controles gratuitos, en tres familias</w:t>
+        <w:t>El secreto en la imagen: por qué borrarlo no sirve</w:t>
       </w:r>
     </w:p>
     <w:p>
@@ -1280,7 +2390,7 @@
           <w:color w:val="4A4A49"/>
           <w:sz w:val="22"/>
         </w:rPr>
-        <w:t>Menor privilegio: la resta que hay que poder nombrar (1/2)</w:t>
+        <w:t>La politica en cuatro respuestas: quien rota, cada cuanto y que se hace ante una filtracion</w:t>
       </w:r>
     </w:p>
     <w:p>
@@ -1293,7 +2403,7 @@
           <w:color w:val="4A4A49"/>
           <w:sz w:val="22"/>
         </w:rPr>
-        <w:t>Menor privilegio: la resta que hay que poder nombrar (2/2)</w:t>
+        <w:t>La politica de secretos, en comandos</w:t>
       </w:r>
     </w:p>
     <w:p>
@@ -1306,7 +2416,7 @@
           <w:color w:val="4A4A49"/>
           <w:sz w:val="22"/>
         </w:rPr>
-        <w:t>Gestion de secretos: el error mas repetido y el mas facil de verificar (1/2)</w:t>
+        <w:t>Política de secretos: las cuatro preguntas</w:t>
       </w:r>
     </w:p>
     <w:p>
@@ -1319,7 +2429,7 @@
           <w:color w:val="4A4A49"/>
           <w:sz w:val="22"/>
         </w:rPr>
-        <w:t>Gestion de secretos: el error mas repetido y el mas facil de verificar (2/2)</w:t>
+        <w:t>Primer ejemplo: autenticacion con token en CloudLite</w:t>
       </w:r>
     </w:p>
     <w:p>
@@ -1332,7 +2442,7 @@
           <w:color w:val="4A4A49"/>
           <w:sz w:val="22"/>
         </w:rPr>
-        <w:t>La politica en cuatro respuestas: quien rota, cada cuanto y que se hace ante una filtracion (1/3)</w:t>
+        <w:t>Ejercicio guiado</w:t>
       </w:r>
     </w:p>
     <w:p>
@@ -1345,7 +2455,7 @@
           <w:color w:val="4A4A49"/>
           <w:sz w:val="22"/>
         </w:rPr>
-        <w:t>La politica en cuatro respuestas: quien rota, cada cuanto y que se hace ante una filtracion (2/3)</w:t>
+        <w:t>Una fila por amenaza: ejemplo en CloudLite Turnos</w:t>
       </w:r>
     </w:p>
     <w:p>
@@ -1358,7 +2468,7 @@
           <w:color w:val="4A4A49"/>
           <w:sz w:val="22"/>
         </w:rPr>
-        <w:t>La politica en cuatro respuestas: quien rota, cada cuanto y que se hace ante una filtracion (3/3)</w:t>
+        <w:t>Segundo ejemplo: PII y las tres amenazas de identidad</w:t>
       </w:r>
     </w:p>
     <w:p>
@@ -1371,85 +2481,7 @@
           <w:color w:val="4A4A49"/>
           <w:sz w:val="22"/>
         </w:rPr>
-        <w:t>Primer ejemplo: autenticacion con token en CloudLite</w:t>
-      </w:r>
-    </w:p>
-    <w:p>
-      <w:pPr>
-        <w:pStyle w:val="ListNumber"/>
-      </w:pPr>
-      <w:r>
-        <w:rPr>
-          <w:b w:val="0"/>
-          <w:color w:val="4A4A49"/>
-          <w:sz w:val="22"/>
-        </w:rPr>
-        <w:t>Segundo ejemplo: PII y las tres amenazas de identidad</w:t>
-      </w:r>
-    </w:p>
-    <w:p>
-      <w:pPr>
-        <w:pStyle w:val="ListNumber"/>
-      </w:pPr>
-      <w:r>
-        <w:rPr>
-          <w:b w:val="0"/>
-          <w:color w:val="4A4A49"/>
-          <w:sz w:val="22"/>
-        </w:rPr>
         <w:t>Amenaza, control y donde se ve: la tercera es una caja o una flecha</w:t>
-      </w:r>
-    </w:p>
-    <w:p>
-      <w:pPr>
-        <w:pStyle w:val="ListNumber"/>
-      </w:pPr>
-      <w:r>
-        <w:rPr>
-          <w:b w:val="0"/>
-          <w:color w:val="4A4A49"/>
-          <w:sz w:val="22"/>
-        </w:rPr>
-        <w:t>Preguntas frecuentes del grupo (1/2)</w:t>
-      </w:r>
-    </w:p>
-    <w:p>
-      <w:pPr>
-        <w:pStyle w:val="ListNumber"/>
-      </w:pPr>
-      <w:r>
-        <w:rPr>
-          <w:b w:val="0"/>
-          <w:color w:val="4A4A49"/>
-          <w:sz w:val="22"/>
-        </w:rPr>
-        <w:t>Preguntas frecuentes del grupo (2/2)</w:t>
-      </w:r>
-    </w:p>
-    <w:p>
-      <w:pPr>
-        <w:pStyle w:val="ListNumber"/>
-      </w:pPr>
-      <w:r>
-        <w:rPr>
-          <w:b w:val="0"/>
-          <w:color w:val="4A4A49"/>
-          <w:sz w:val="22"/>
-        </w:rPr>
-        <w:t>La politica de secretos, en comandos</w:t>
-      </w:r>
-    </w:p>
-    <w:p>
-      <w:pPr>
-        <w:pStyle w:val="ListNumber"/>
-      </w:pPr>
-      <w:r>
-        <w:rPr>
-          <w:b w:val="0"/>
-          <w:color w:val="4A4A49"/>
-          <w:sz w:val="22"/>
-        </w:rPr>
-        <w:t>El secreto en la imagen: por qué borrarlo no sirve</w:t>
       </w:r>
     </w:p>
     <w:p>
@@ -1567,7 +2599,7 @@
           <w:color w:val="1A1C1D"/>
           <w:sz w:val="32"/>
         </w:rPr>
-        <w:t>10–40 · Teoría Core (al servicio del taller) · desde [Slide 4]</w:t>
+        <w:t>10–40 · Teoría Core (al servicio del taller) · desde [Slide 7]</w:t>
       </w:r>
     </w:p>
     <w:p>
@@ -1598,7 +2630,7 @@
           <w:color w:val="4A4A49"/>
           <w:sz w:val="22"/>
         </w:rPr>
-        <w:t xml:space="preserve"> · [Slide 4]</w:t>
+        <w:t xml:space="preserve"> · [Slide 7]</w:t>
       </w:r>
     </w:p>
     <w:p>
@@ -1619,7 +2651,7 @@
           <w:color w:val="4A4A49"/>
           <w:sz w:val="22"/>
         </w:rPr>
-        <w:t xml:space="preserve"> · [Slide 5]</w:t>
+        <w:t xml:space="preserve"> · [Slide 9]</w:t>
       </w:r>
     </w:p>
     <w:p>
@@ -1640,7 +2672,7 @@
           <w:color w:val="4A4A49"/>
           <w:sz w:val="22"/>
         </w:rPr>
-        <w:t xml:space="preserve"> · [Slide 6]</w:t>
+        <w:t xml:space="preserve"> · [Slide 11]</w:t>
       </w:r>
     </w:p>
     <w:p>
@@ -1661,7 +2693,7 @@
           <w:color w:val="4A4A49"/>
           <w:sz w:val="22"/>
         </w:rPr>
-        <w:t xml:space="preserve"> · [Slide 7]</w:t>
+        <w:t xml:space="preserve"> · [Slide 16]</w:t>
       </w:r>
     </w:p>
     <w:p>
@@ -1682,7 +2714,7 @@
           <w:color w:val="4A4A49"/>
           <w:sz w:val="22"/>
         </w:rPr>
-        <w:t xml:space="preserve"> · [Slide 8]</w:t>
+        <w:t xml:space="preserve"> · [Slide 18]</w:t>
       </w:r>
     </w:p>
     <w:p>
@@ -1703,7 +2735,7 @@
           <w:color w:val="4A4A49"/>
           <w:sz w:val="22"/>
         </w:rPr>
-        <w:t xml:space="preserve"> · [Slide 9]</w:t>
+        <w:t xml:space="preserve"> · [Slide 19]</w:t>
       </w:r>
     </w:p>
     <w:p>
@@ -1784,7 +2816,7 @@
           <w:color w:val="1A1C1D"/>
           <w:sz w:val="32"/>
         </w:rPr>
-        <w:t>40–55 · Demo en vivo · [Slide 27]</w:t>
+        <w:t>40–55 · Demo en vivo · [Slide 13]</w:t>
       </w:r>
     </w:p>
     <w:p>
@@ -2223,7 +3255,7 @@
           <w:color w:val="1A1C1D"/>
           <w:sz w:val="32"/>
         </w:rPr>
-        <w:t>115–120 · Cierre · [Slide 28]</w:t>
+        <w:t>115–120 · Cierre · [Slide 22]</w:t>
       </w:r>
     </w:p>
     <w:p>

--- a/Arquitectura de Sistemas Computacionales/Kit docente/Clase 6/Guion Docente Clase 6 - Seguridad en la nube.docx
+++ b/Arquitectura de Sistemas Computacionales/Kit docente/Clase 6/Guion Docente Clase 6 - Seguridad en la nube.docx
@@ -479,7 +479,7 @@
           <w:color w:val="4A4A49"/>
           <w:sz w:val="22"/>
         </w:rPr>
-        <w:t>Una amenaza es el evento indeseado: que un tercero lea la tabla de usuarios.</w:t>
+        <w:t>Una amenaza es el evento no deseado: que un tercero lea la tabla de usuarios.</w:t>
       </w:r>
     </w:p>
     <w:p>
@@ -705,7 +705,7 @@
           <w:color w:val="4A4A49"/>
           <w:sz w:val="22"/>
         </w:rPr>
-        <w:t>Un sistema puede autenticar impecablemente y seguir siendo inseguro si despues no verifica permisos.</w:t>
+        <w:t>Un sistema puede autenticar perfectamente y seguir siendo inseguro si despues no verifica permisos.</w:t>
       </w:r>
     </w:p>
     <w:p>
@@ -3780,7 +3780,7 @@
           <w:color w:val="4A4A49"/>
           <w:sz w:val="18"/>
         </w:rPr>
-        <w:t>1) Abre Navegador · editor de texto del curso y repite la demo de este guion.  2) Captura solo la ventana útil, no el escritorio completo.  3) Recorta a ~1200 px de ancho.  4) Guárdala como Kit docente/Clase 6/Capturas/demo-clase06.png.  5) Vuelve a generar el guion y la imagen queda embebida aquí sola. Detalle en Capturas/README.txt.</w:t>
+        <w:t>1) Abre Navegador · editor de texto del curso y repite la demo de este guion.  2) Captura solo la ventana útil, no el escritorio completo.  3) Recorta a ~1200 px de ancho.  4) Guárdala como Kit docente/Clase 6/Capturas/demo-clase06.png.  5) Vuelve a generar el guion y la imagen queda insertada aquí sola. Detalle en Capturas/README.txt.</w:t>
       </w:r>
     </w:p>
     <w:p>
